--- a/templates/plantilla.docx
+++ b/templates/plantilla.docx
@@ -1,5 +1,82 @@
 
-<file path=word/document.xml><?xml version="1.0" encoding="utf-8"?>
+<file path=customXml\item1.xml><?xml version="1.0" encoding="utf-8"?>
+<b:Sources xmlns:b="http://schemas.openxmlformats.org/officeDocument/2006/bibliography" xmlns="http://schemas.openxmlformats.org/officeDocument/2006/bibliography" SelectedStyle="\APASixthEditionOfficeOnline.xsl" StyleName="APA" Version="6"/>
+</file>
+
+<file path=customXml\itemProps1.xml><?xml version="1.0" encoding="utf-8"?>
+<ds:datastoreItem xmlns:ds="http://schemas.openxmlformats.org/officeDocument/2006/customXml" ds:itemID="{612DB2C7-FC85-40AB-8BBF-812984626B65}">
+  <ds:schemaRefs>
+    <ds:schemaRef ds:uri="http://schemas.openxmlformats.org/officeDocument/2006/bibliography"/>
+  </ds:schemaRefs>
+</ds:datastoreItem>
+</file>
+
+<file path=docProps\app.xml><?xml version="1.0" encoding="utf-8"?>
+<Properties xmlns="http://schemas.openxmlformats.org/officeDocument/2006/extended-properties" xmlns:vt="http://schemas.openxmlformats.org/officeDocument/2006/docPropsVTypes">
+  <Template>Normal.dotm</Template>
+  <TotalTime>2</TotalTime>
+  <Pages>6</Pages>
+  <Words>1654</Words>
+  <Characters>9103</Characters>
+  <Application>Microsoft Office Word</Application>
+  <DocSecurity>0</DocSecurity>
+  <Lines>75</Lines>
+  <Paragraphs>21</Paragraphs>
+  <ScaleCrop>false</ScaleCrop>
+  <HeadingPairs>
+    <vt:vector size="2" baseType="variant">
+      <vt:variant>
+        <vt:lpstr>Título</vt:lpstr>
+      </vt:variant>
+      <vt:variant>
+        <vt:i4>1</vt:i4>
+      </vt:variant>
+    </vt:vector>
+  </HeadingPairs>
+  <TitlesOfParts>
+    <vt:vector size="1" baseType="lpstr">
+      <vt:lpstr/>
+    </vt:vector>
+  </TitlesOfParts>
+  <Company/>
+  <LinksUpToDate>false</LinksUpToDate>
+  <CharactersWithSpaces>10736</CharactersWithSpaces>
+  <SharedDoc>false</SharedDoc>
+  <HyperlinksChanged>false</HyperlinksChanged>
+  <AppVersion>16.0000</AppVersion>
+</Properties>
+</file>
+
+<file path=docProps\core.xml><?xml version="1.0" encoding="utf-8"?>
+<cp:coreProperties xmlns:cp="http://schemas.openxmlformats.org/package/2006/metadata/core-properties" xmlns:dc="http://purl.org/dc/elements/1.1/" xmlns:dcterms="http://purl.org/dc/terms/" xmlns:dcmitype="http://purl.org/dc/dcmitype/" xmlns:xsi="http://www.w3.org/2001/XMLSchema-instance">
+  <dc:title/>
+  <dc:subject/>
+  <dc:creator>Cristian Velasquez</dc:creator>
+  <cp:keywords/>
+  <dc:description/>
+  <cp:lastModifiedBy>John Alejandro Mejia Alva</cp:lastModifiedBy>
+  <cp:revision>3</cp:revision>
+  <cp:lastPrinted>2026-03-10T14:24:00Z</cp:lastPrinted>
+  <dcterms:created xsi:type="dcterms:W3CDTF">2026-05-12T21:54:00Z</dcterms:created>
+  <dcterms:modified xsi:type="dcterms:W3CDTF">2026-06-02T15:58:00Z</dcterms:modified>
+</cp:coreProperties>
+</file>
+
+<file path=docProps\custom.xml><?xml version="1.0" encoding="utf-8"?>
+<Properties xmlns="http://schemas.openxmlformats.org/officeDocument/2006/custom-properties" xmlns:vt="http://schemas.openxmlformats.org/officeDocument/2006/docPropsVTypes">
+  <property fmtid="{D5CDD505-2E9C-101B-9397-08002B2CF9AE}" pid="2" name="Created">
+    <vt:filetime>2024-11-21T00:00:00Z</vt:filetime>
+  </property>
+  <property fmtid="{D5CDD505-2E9C-101B-9397-08002B2CF9AE}" pid="3" name="Creator">
+    <vt:lpwstr>Microsoft® Word 2016</vt:lpwstr>
+  </property>
+  <property fmtid="{D5CDD505-2E9C-101B-9397-08002B2CF9AE}" pid="4" name="LastSaved">
+    <vt:filetime>2024-12-06T00:00:00Z</vt:filetime>
+  </property>
+</Properties>
+</file>
+
+<file path=word\document.xml><?xml version="1.0" encoding="utf-8"?>
 <w:document xmlns:wpc="http://schemas.microsoft.com/office/word/2010/wordprocessingCanvas" xmlns:cx="http://schemas.microsoft.com/office/drawing/2014/chartex" xmlns:cx1="http://schemas.microsoft.com/office/drawing/2015/9/8/chartex" xmlns:cx2="http://schemas.microsoft.com/office/drawing/2015/10/21/chartex" xmlns:cx3="http://schemas.microsoft.com/office/drawing/2016/5/9/chartex" xmlns:cx4="http://schemas.microsoft.com/office/drawing/2016/5/10/chartex" xmlns:cx5="http://schemas.microsoft.com/office/drawing/2016/5/11/chartex" xmlns:cx6="http://schemas.microsoft.com/office/drawing/2016/5/12/chartex" xmlns:cx7="http://schemas.microsoft.com/office/drawing/2016/5/13/chartex" xmlns:cx8="http://schemas.microsoft.com/office/drawing/2016/5/14/chartex" xmlns:mc="http://schemas.openxmlformats.org/markup-compatibility/2006" xmlns:aink="http://schemas.microsoft.com/office/drawing/2016/ink" xmlns:am3d="http://schemas.microsoft.com/office/drawing/2017/model3d" xmlns:o="urn:schemas-microsoft-com:office:office" xmlns:r="http://schemas.openxmlformats.org/officeDocument/2006/relationships" xmlns:m="http://schemas.openxmlformats.org/officeDocument/2006/math" xmlns:v="urn:schemas-microsoft-com:vml" xmlns:wp14="http://schemas.microsoft.com/office/word/2010/wordprocessingDrawing" xmlns:wp="http://schemas.openxmlformats.org/drawingml/2006/wordprocessingDrawing" xmlns:w10="urn:schemas-microsoft-com:office:word" xmlns:w="http://schemas.openxmlformats.org/wordprocessingml/2006/main" xmlns:w14="http://schemas.microsoft.com/office/word/2010/wordml" xmlns:w15="http://schemas.microsoft.com/office/word/2012/wordml" xmlns:w16cex="http://schemas.microsoft.com/office/word/2018/wordml/cex" xmlns:w16cid="http://schemas.microsoft.com/office/word/2016/wordml/cid" xmlns:w16="http://schemas.microsoft.com/office/word/2018/wordml" xmlns:w16sdtdh="http://schemas.microsoft.com/office/word/2020/wordml/sdtdatahash" xmlns:w16se="http://schemas.microsoft.com/office/word/2015/wordml/symex" xmlns:wpg="http://schemas.microsoft.com/office/word/2010/wordprocessingGroup" xmlns:wpi="http://schemas.microsoft.com/office/word/2010/wordprocessingInk" xmlns:wne="http://schemas.microsoft.com/office/word/2006/wordml" xmlns:wps="http://schemas.microsoft.com/office/word/2010/wordprocessingShape" mc:Ignorable="w14 w15 w16se w16cid w16 w16cex w16sdtdh wp14">
   <w:body>
     <w:p>
@@ -2316,72 +2393,72 @@
         <w:rPr>
           <w:rFonts w:ascii="Calibri"/>
         </w:rPr>
-        <w:t>San</w:t>
+        <w:t>{FECHA_DJ}</w:t>
       </w:r>
       <w:r>
         <w:rPr>
           <w:rFonts w:ascii="Calibri"/>
           <w:spacing w:val="-9"/>
         </w:rPr>
-        <w:t xml:space="preserve"> </w:t>
+        <w:t xml:space="preserve"/>
       </w:r>
       <w:r>
         <w:rPr>
           <w:rFonts w:ascii="Calibri"/>
         </w:rPr>
-        <w:t>Juan</w:t>
+        <w:t/>
       </w:r>
       <w:r>
         <w:rPr>
           <w:rFonts w:ascii="Calibri"/>
           <w:spacing w:val="-8"/>
         </w:rPr>
-        <w:t xml:space="preserve"> </w:t>
+        <w:t xml:space="preserve"/>
       </w:r>
       <w:r>
         <w:rPr>
           <w:rFonts w:ascii="Calibri"/>
         </w:rPr>
-        <w:t>de</w:t>
+        <w:t/>
       </w:r>
       <w:r>
         <w:rPr>
           <w:rFonts w:ascii="Calibri"/>
           <w:spacing w:val="-3"/>
         </w:rPr>
-        <w:t xml:space="preserve"> </w:t>
+        <w:t xml:space="preserve"/>
       </w:r>
       <w:r>
         <w:rPr>
           <w:rFonts w:ascii="Calibri"/>
         </w:rPr>
-        <w:t>Lurigancho,</w:t>
+        <w:t/>
       </w:r>
       <w:r>
         <w:rPr>
           <w:rFonts w:ascii="Calibri"/>
         </w:rPr>
-        <w:t xml:space="preserve"> </w:t>
+        <w:t xml:space="preserve"/>
       </w:r>
       <w:r>
         <w:rPr>
           <w:rFonts w:ascii="Calibri"/>
         </w:rPr>
-        <w:t>JUNIO</w:t>
+        <w:t/>
       </w:r>
       <w:r>
         <w:rPr>
           <w:rFonts w:ascii="Calibri"/>
           <w:spacing w:val="-3"/>
         </w:rPr>
-        <w:t xml:space="preserve"> </w:t>
+        <w:t xml:space="preserve"/>
       </w:r>
       <w:r>
         <w:rPr>
           <w:rFonts w:ascii="Calibri"/>
           <w:spacing w:val="-3"/>
         </w:rPr>
-        <w:t>2026</w:t>
+        <w:t/>
       </w:r>
     </w:p>
     <w:p>
@@ -4180,46 +4257,46 @@
         <w:jc w:val="both"/>
       </w:pPr>
       <w:r>
-        <w:t>San</w:t>
+        <w:t>{FECHA_DJ}</w:t>
       </w:r>
       <w:r>
         <w:rPr>
           <w:spacing w:val="-3"/>
         </w:rPr>
-        <w:t xml:space="preserve"> </w:t>
-      </w:r>
-      <w:r>
-        <w:t>Juan</w:t>
+        <w:t xml:space="preserve"/>
+      </w:r>
+      <w:r>
+        <w:t/>
       </w:r>
       <w:r>
         <w:rPr>
           <w:spacing w:val="-3"/>
         </w:rPr>
-        <w:t xml:space="preserve"> </w:t>
-      </w:r>
-      <w:r>
-        <w:t>de</w:t>
+        <w:t xml:space="preserve"/>
+      </w:r>
+      <w:r>
+        <w:t/>
       </w:r>
       <w:r>
         <w:rPr>
           <w:spacing w:val="1"/>
         </w:rPr>
-        <w:t xml:space="preserve"> </w:t>
-      </w:r>
-      <w:r>
-        <w:t>Lurigancho,</w:t>
-      </w:r>
-      <w:r>
-        <w:t xml:space="preserve"> </w:t>
-      </w:r>
-      <w:r>
-        <w:t>JUNIO</w:t>
-      </w:r>
-      <w:r>
-        <w:t xml:space="preserve"> </w:t>
-      </w:r>
-      <w:r>
-        <w:t>2026</w:t>
+        <w:t xml:space="preserve"/>
+      </w:r>
+      <w:r>
+        <w:t/>
+      </w:r>
+      <w:r>
+        <w:t xml:space="preserve"/>
+      </w:r>
+      <w:r>
+        <w:t/>
+      </w:r>
+      <w:r>
+        <w:t xml:space="preserve"/>
+      </w:r>
+      <w:r>
+        <w:t/>
       </w:r>
     </w:p>
     <w:p>
@@ -4574,7 +4651,7 @@
           <w:szCs w:val="20"/>
           <w:lang w:eastAsia="es-PE"/>
         </w:rPr>
-        <w:t xml:space="preserve">San Juan de Lurigancho, </w:t>
+        <w:t xml:space="preserve">{FECHA_DJ}</w:t>
       </w:r>
       <w:r>
         <w:rPr>
@@ -4584,7 +4661,7 @@
           <w:szCs w:val="20"/>
           <w:lang w:eastAsia="es-PE"/>
         </w:rPr>
-        <w:t>JUNIO</w:t>
+        <w:t/>
       </w:r>
       <w:r>
         <w:rPr>
@@ -4594,7 +4671,7 @@
           <w:szCs w:val="20"/>
           <w:lang w:eastAsia="es-PE"/>
         </w:rPr>
-        <w:t xml:space="preserve"> del 202</w:t>
+        <w:t xml:space="preserve"/>
       </w:r>
       <w:r>
         <w:rPr>
@@ -4604,7 +4681,7 @@
           <w:szCs w:val="20"/>
           <w:lang w:eastAsia="es-PE"/>
         </w:rPr>
-        <w:t>6</w:t>
+        <w:t/>
       </w:r>
     </w:p>
     <w:p>
@@ -5518,47 +5595,47 @@
           <w:sz w:val="20"/>
           <w:szCs w:val="20"/>
         </w:rPr>
-        <w:t>San Juan de Lurigancho</w:t>
-      </w:r>
-      <w:r>
-        <w:rPr>
-          <w:rFonts w:ascii="Arial" w:hAnsi="Arial" w:cs="Arial"/>
-          <w:sz w:val="20"/>
-          <w:szCs w:val="20"/>
-        </w:rPr>
-        <w:t xml:space="preserve">, </w:t>
-      </w:r>
-      <w:r>
-        <w:rPr>
-          <w:rFonts w:ascii="Arial" w:hAnsi="Arial" w:cs="Arial"/>
-          <w:sz w:val="20"/>
-          <w:szCs w:val="20"/>
-        </w:rPr>
-        <w:t>JUNIO</w:t>
-      </w:r>
-      <w:r>
-        <w:rPr>
-          <w:rFonts w:ascii="Arial" w:hAnsi="Arial" w:cs="Arial"/>
-          <w:sz w:val="20"/>
-          <w:szCs w:val="20"/>
-        </w:rPr>
-        <w:t xml:space="preserve"> </w:t>
-      </w:r>
-      <w:r>
-        <w:rPr>
-          <w:rFonts w:ascii="Arial" w:hAnsi="Arial" w:cs="Arial"/>
-          <w:sz w:val="20"/>
-          <w:szCs w:val="20"/>
-        </w:rPr>
-        <w:t>del 202</w:t>
-      </w:r>
-      <w:r>
-        <w:rPr>
-          <w:rFonts w:ascii="Arial" w:hAnsi="Arial" w:cs="Arial"/>
-          <w:sz w:val="20"/>
-          <w:szCs w:val="20"/>
-        </w:rPr>
-        <w:t>6</w:t>
+        <w:t>{FECHA_DJ}</w:t>
+      </w:r>
+      <w:r>
+        <w:rPr>
+          <w:rFonts w:ascii="Arial" w:hAnsi="Arial" w:cs="Arial"/>
+          <w:sz w:val="20"/>
+          <w:szCs w:val="20"/>
+        </w:rPr>
+        <w:t xml:space="preserve"/>
+      </w:r>
+      <w:r>
+        <w:rPr>
+          <w:rFonts w:ascii="Arial" w:hAnsi="Arial" w:cs="Arial"/>
+          <w:sz w:val="20"/>
+          <w:szCs w:val="20"/>
+        </w:rPr>
+        <w:t/>
+      </w:r>
+      <w:r>
+        <w:rPr>
+          <w:rFonts w:ascii="Arial" w:hAnsi="Arial" w:cs="Arial"/>
+          <w:sz w:val="20"/>
+          <w:szCs w:val="20"/>
+        </w:rPr>
+        <w:t xml:space="preserve"/>
+      </w:r>
+      <w:r>
+        <w:rPr>
+          <w:rFonts w:ascii="Arial" w:hAnsi="Arial" w:cs="Arial"/>
+          <w:sz w:val="20"/>
+          <w:szCs w:val="20"/>
+        </w:rPr>
+        <w:t/>
+      </w:r>
+      <w:r>
+        <w:rPr>
+          <w:rFonts w:ascii="Arial" w:hAnsi="Arial" w:cs="Arial"/>
+          <w:sz w:val="20"/>
+          <w:szCs w:val="20"/>
+        </w:rPr>
+        <w:t/>
       </w:r>
     </w:p>
     <w:p>
@@ -6674,19 +6751,19 @@
         <w:rPr>
           <w:rFonts w:ascii="Arial" w:hAnsi="Arial" w:cs="Arial"/>
         </w:rPr>
-        <w:t xml:space="preserve">San Juan de Lurigancho, </w:t>
-      </w:r>
-      <w:r>
-        <w:rPr>
-          <w:rFonts w:ascii="Arial" w:hAnsi="Arial" w:cs="Arial"/>
-        </w:rPr>
-        <w:t>JUNIO</w:t>
-      </w:r>
-      <w:r>
-        <w:rPr>
-          <w:rFonts w:ascii="Arial" w:hAnsi="Arial" w:cs="Arial"/>
-        </w:rPr>
-        <w:t xml:space="preserve"> de 2026</w:t>
+        <w:t xml:space="preserve">{FECHA_DJ}</w:t>
+      </w:r>
+      <w:r>
+        <w:rPr>
+          <w:rFonts w:ascii="Arial" w:hAnsi="Arial" w:cs="Arial"/>
+        </w:rPr>
+        <w:t/>
+      </w:r>
+      <w:r>
+        <w:rPr>
+          <w:rFonts w:ascii="Arial" w:hAnsi="Arial" w:cs="Arial"/>
+        </w:rPr>
+        <w:t xml:space="preserve"/>
       </w:r>
     </w:p>
     <w:p>
@@ -7316,7 +7393,7 @@
           <w:sz w:val="24"/>
           <w:szCs w:val="24"/>
         </w:rPr>
-        <w:t>JUNIO</w:t>
+        <w:t>{MES_ANIO}</w:t>
       </w:r>
       <w:r>
         <w:rPr>
@@ -7324,7 +7401,7 @@
           <w:sz w:val="24"/>
           <w:szCs w:val="24"/>
         </w:rPr>
-        <w:t xml:space="preserve"> </w:t>
+        <w:t xml:space="preserve"/>
       </w:r>
       <w:r>
         <w:rPr>
@@ -7332,7 +7409,7 @@
           <w:sz w:val="24"/>
           <w:szCs w:val="24"/>
         </w:rPr>
-        <w:t>2026</w:t>
+        <w:t/>
       </w:r>
     </w:p>
     <w:p>
@@ -7576,7 +7653,7 @@
 </w:document>
 </file>
 
-<file path=word/endnotes.xml><?xml version="1.0" encoding="utf-8"?>
+<file path=word\endnotes.xml><?xml version="1.0" encoding="utf-8"?>
 <w:endnotes xmlns:wpc="http://schemas.microsoft.com/office/word/2010/wordprocessingCanvas" xmlns:cx="http://schemas.microsoft.com/office/drawing/2014/chartex" xmlns:cx1="http://schemas.microsoft.com/office/drawing/2015/9/8/chartex" xmlns:cx2="http://schemas.microsoft.com/office/drawing/2015/10/21/chartex" xmlns:cx3="http://schemas.microsoft.com/office/drawing/2016/5/9/chartex" xmlns:cx4="http://schemas.microsoft.com/office/drawing/2016/5/10/chartex" xmlns:cx5="http://schemas.microsoft.com/office/drawing/2016/5/11/chartex" xmlns:cx6="http://schemas.microsoft.com/office/drawing/2016/5/12/chartex" xmlns:cx7="http://schemas.microsoft.com/office/drawing/2016/5/13/chartex" xmlns:cx8="http://schemas.microsoft.com/office/drawing/2016/5/14/chartex" xmlns:mc="http://schemas.openxmlformats.org/markup-compatibility/2006" xmlns:aink="http://schemas.microsoft.com/office/drawing/2016/ink" xmlns:am3d="http://schemas.microsoft.com/office/drawing/2017/model3d" xmlns:o="urn:schemas-microsoft-com:office:office" xmlns:r="http://schemas.openxmlformats.org/officeDocument/2006/relationships" xmlns:m="http://schemas.openxmlformats.org/officeDocument/2006/math" xmlns:v="urn:schemas-microsoft-com:vml" xmlns:wp14="http://schemas.microsoft.com/office/word/2010/wordprocessingDrawing" xmlns:wp="http://schemas.openxmlformats.org/drawingml/2006/wordprocessingDrawing" xmlns:w10="urn:schemas-microsoft-com:office:word" xmlns:w="http://schemas.openxmlformats.org/wordprocessingml/2006/main" xmlns:w14="http://schemas.microsoft.com/office/word/2010/wordml" xmlns:w15="http://schemas.microsoft.com/office/word/2012/wordml" xmlns:w16cex="http://schemas.microsoft.com/office/word/2018/wordml/cex" xmlns:w16cid="http://schemas.microsoft.com/office/word/2016/wordml/cid" xmlns:w16="http://schemas.microsoft.com/office/word/2018/wordml" xmlns:w16sdtdh="http://schemas.microsoft.com/office/word/2020/wordml/sdtdatahash" xmlns:w16se="http://schemas.microsoft.com/office/word/2015/wordml/symex" xmlns:wpg="http://schemas.microsoft.com/office/word/2010/wordprocessingGroup" xmlns:wpi="http://schemas.microsoft.com/office/word/2010/wordprocessingInk" xmlns:wne="http://schemas.microsoft.com/office/word/2006/wordml" xmlns:wps="http://schemas.microsoft.com/office/word/2010/wordprocessingShape" mc:Ignorable="w14 w15 w16se w16cid w16 w16cex w16sdtdh wp14">
   <w:endnote w:type="separator" w:id="-1">
     <w:p>
@@ -7595,7 +7672,95 @@
 </w:endnotes>
 </file>
 
-<file path=word/footnotes.xml><?xml version="1.0" encoding="utf-8"?>
+<file path=word\fontTable.xml><?xml version="1.0" encoding="utf-8"?>
+<w:fonts xmlns:mc="http://schemas.openxmlformats.org/markup-compatibility/2006" xmlns:r="http://schemas.openxmlformats.org/officeDocument/2006/relationships" xmlns:w="http://schemas.openxmlformats.org/wordprocessingml/2006/main" xmlns:w14="http://schemas.microsoft.com/office/word/2010/wordml" xmlns:w15="http://schemas.microsoft.com/office/word/2012/wordml" xmlns:w16cex="http://schemas.microsoft.com/office/word/2018/wordml/cex" xmlns:w16cid="http://schemas.microsoft.com/office/word/2016/wordml/cid" xmlns:w16="http://schemas.microsoft.com/office/word/2018/wordml" xmlns:w16sdtdh="http://schemas.microsoft.com/office/word/2020/wordml/sdtdatahash" xmlns:w16se="http://schemas.microsoft.com/office/word/2015/wordml/symex" mc:Ignorable="w14 w15 w16se w16cid w16 w16cex w16sdtdh">
+  <w:font w:name="Times New Roman">
+    <w:panose1 w:val="02020603050405020304"/>
+    <w:charset w:val="00"/>
+    <w:family w:val="roman"/>
+    <w:pitch w:val="variable"/>
+    <w:sig w:usb0="E0002EFF" w:usb1="C000785B" w:usb2="00000009" w:usb3="00000000" w:csb0="000001FF" w:csb1="00000000"/>
+  </w:font>
+  <w:font w:name="MS Mincho">
+    <w:altName w:val="ＭＳ 明朝"/>
+    <w:panose1 w:val="02020609040205080304"/>
+    <w:charset w:val="80"/>
+    <w:family w:val="modern"/>
+    <w:pitch w:val="fixed"/>
+    <w:sig w:usb0="E00002FF" w:usb1="6AC7FDFB" w:usb2="08000012" w:usb3="00000000" w:csb0="0002009F" w:csb1="00000000"/>
+  </w:font>
+  <w:font w:name="Courier New">
+    <w:panose1 w:val="02070309020205020404"/>
+    <w:charset w:val="00"/>
+    <w:family w:val="modern"/>
+    <w:pitch w:val="fixed"/>
+    <w:sig w:usb0="E0002EFF" w:usb1="C0007843" w:usb2="00000009" w:usb3="00000000" w:csb0="000001FF" w:csb1="00000000"/>
+  </w:font>
+  <w:font w:name="Wingdings">
+    <w:panose1 w:val="05000000000000000000"/>
+    <w:charset w:val="02"/>
+    <w:family w:val="auto"/>
+    <w:pitch w:val="variable"/>
+    <w:sig w:usb0="00000000" w:usb1="10000000" w:usb2="00000000" w:usb3="00000000" w:csb0="80000000" w:csb1="00000000"/>
+  </w:font>
+  <w:font w:name="Symbol">
+    <w:panose1 w:val="05050102010706020507"/>
+    <w:charset w:val="02"/>
+    <w:family w:val="roman"/>
+    <w:pitch w:val="variable"/>
+    <w:sig w:usb0="00000000" w:usb1="10000000" w:usb2="00000000" w:usb3="00000000" w:csb0="80000000" w:csb1="00000000"/>
+  </w:font>
+  <w:font w:name="Arial MT">
+    <w:altName w:val="Arial"/>
+    <w:charset w:val="01"/>
+    <w:family w:val="swiss"/>
+    <w:pitch w:val="variable"/>
+  </w:font>
+  <w:font w:name="Calibri">
+    <w:panose1 w:val="020F0502020204030204"/>
+    <w:charset w:val="00"/>
+    <w:family w:val="swiss"/>
+    <w:pitch w:val="variable"/>
+    <w:sig w:usb0="E4002EFF" w:usb1="C000247B" w:usb2="00000009" w:usb3="00000000" w:csb0="000001FF" w:csb1="00000000"/>
+  </w:font>
+  <w:font w:name="Cambria">
+    <w:panose1 w:val="02040503050406030204"/>
+    <w:charset w:val="00"/>
+    <w:family w:val="roman"/>
+    <w:pitch w:val="variable"/>
+    <w:sig w:usb0="E00006FF" w:usb1="420024FF" w:usb2="02000000" w:usb3="00000000" w:csb0="0000019F" w:csb1="00000000"/>
+  </w:font>
+  <w:font w:name="Arial">
+    <w:panose1 w:val="020B0604020202020204"/>
+    <w:charset w:val="00"/>
+    <w:family w:val="swiss"/>
+    <w:pitch w:val="variable"/>
+    <w:sig w:usb0="E0002EFF" w:usb1="C000785B" w:usb2="00000009" w:usb3="00000000" w:csb0="000001FF" w:csb1="00000000"/>
+  </w:font>
+  <w:font w:name="Arial Narrow">
+    <w:panose1 w:val="020B0606020202030204"/>
+    <w:charset w:val="00"/>
+    <w:family w:val="swiss"/>
+    <w:pitch w:val="variable"/>
+    <w:sig w:usb0="00000287" w:usb1="00000800" w:usb2="00000000" w:usb3="00000000" w:csb0="0000009F" w:csb1="00000000"/>
+  </w:font>
+  <w:font w:name="Aptos">
+    <w:charset w:val="00"/>
+    <w:family w:val="swiss"/>
+    <w:pitch w:val="variable"/>
+    <w:sig w:usb0="20000287" w:usb1="00000003" w:usb2="00000000" w:usb3="00000000" w:csb0="0000019F" w:csb1="00000000"/>
+  </w:font>
+  <w:font w:name="Helvetica">
+    <w:panose1 w:val="020B0604020202020204"/>
+    <w:charset w:val="00"/>
+    <w:family w:val="swiss"/>
+    <w:pitch w:val="variable"/>
+    <w:sig w:usb0="E0002EFF" w:usb1="C000785B" w:usb2="00000009" w:usb3="00000000" w:csb0="000001FF" w:csb1="00000000"/>
+  </w:font>
+</w:fonts>
+</file>
+
+<file path=word\footnotes.xml><?xml version="1.0" encoding="utf-8"?>
 <w:footnotes xmlns:wpc="http://schemas.microsoft.com/office/word/2010/wordprocessingCanvas" xmlns:cx="http://schemas.microsoft.com/office/drawing/2014/chartex" xmlns:cx1="http://schemas.microsoft.com/office/drawing/2015/9/8/chartex" xmlns:cx2="http://schemas.microsoft.com/office/drawing/2015/10/21/chartex" xmlns:cx3="http://schemas.microsoft.com/office/drawing/2016/5/9/chartex" xmlns:cx4="http://schemas.microsoft.com/office/drawing/2016/5/10/chartex" xmlns:cx5="http://schemas.microsoft.com/office/drawing/2016/5/11/chartex" xmlns:cx6="http://schemas.microsoft.com/office/drawing/2016/5/12/chartex" xmlns:cx7="http://schemas.microsoft.com/office/drawing/2016/5/13/chartex" xmlns:cx8="http://schemas.microsoft.com/office/drawing/2016/5/14/chartex" xmlns:mc="http://schemas.openxmlformats.org/markup-compatibility/2006" xmlns:aink="http://schemas.microsoft.com/office/drawing/2016/ink" xmlns:am3d="http://schemas.microsoft.com/office/drawing/2017/model3d" xmlns:o="urn:schemas-microsoft-com:office:office" xmlns:r="http://schemas.openxmlformats.org/officeDocument/2006/relationships" xmlns:m="http://schemas.openxmlformats.org/officeDocument/2006/math" xmlns:v="urn:schemas-microsoft-com:vml" xmlns:wp14="http://schemas.microsoft.com/office/word/2010/wordprocessingDrawing" xmlns:wp="http://schemas.openxmlformats.org/drawingml/2006/wordprocessingDrawing" xmlns:w10="urn:schemas-microsoft-com:office:word" xmlns:w="http://schemas.openxmlformats.org/wordprocessingml/2006/main" xmlns:w14="http://schemas.microsoft.com/office/word/2010/wordml" xmlns:w15="http://schemas.microsoft.com/office/word/2012/wordml" xmlns:w16cex="http://schemas.microsoft.com/office/word/2018/wordml/cex" xmlns:w16cid="http://schemas.microsoft.com/office/word/2016/wordml/cid" xmlns:w16="http://schemas.microsoft.com/office/word/2018/wordml" xmlns:w16sdtdh="http://schemas.microsoft.com/office/word/2020/wordml/sdtdatahash" xmlns:w16se="http://schemas.microsoft.com/office/word/2015/wordml/symex" xmlns:wpg="http://schemas.microsoft.com/office/word/2010/wordprocessingGroup" xmlns:wpi="http://schemas.microsoft.com/office/word/2010/wordprocessingInk" xmlns:wne="http://schemas.microsoft.com/office/word/2006/wordml" xmlns:wps="http://schemas.microsoft.com/office/word/2010/wordprocessingShape" mc:Ignorable="w14 w15 w16se w16cid w16 w16cex w16sdtdh wp14">
   <w:footnote w:type="separator" w:id="-1">
     <w:p>
@@ -7614,7 +7779,7 @@
 </w:footnotes>
 </file>
 
-<file path=word/numbering.xml><?xml version="1.0" encoding="utf-8"?>
+<file path=word\numbering.xml><?xml version="1.0" encoding="utf-8"?>
 <w:numbering xmlns:wpc="http://schemas.microsoft.com/office/word/2010/wordprocessingCanvas" xmlns:cx="http://schemas.microsoft.com/office/drawing/2014/chartex" xmlns:cx1="http://schemas.microsoft.com/office/drawing/2015/9/8/chartex" xmlns:cx2="http://schemas.microsoft.com/office/drawing/2015/10/21/chartex" xmlns:cx3="http://schemas.microsoft.com/office/drawing/2016/5/9/chartex" xmlns:cx4="http://schemas.microsoft.com/office/drawing/2016/5/10/chartex" xmlns:cx5="http://schemas.microsoft.com/office/drawing/2016/5/11/chartex" xmlns:cx6="http://schemas.microsoft.com/office/drawing/2016/5/12/chartex" xmlns:cx7="http://schemas.microsoft.com/office/drawing/2016/5/13/chartex" xmlns:cx8="http://schemas.microsoft.com/office/drawing/2016/5/14/chartex" xmlns:mc="http://schemas.openxmlformats.org/markup-compatibility/2006" xmlns:aink="http://schemas.microsoft.com/office/drawing/2016/ink" xmlns:am3d="http://schemas.microsoft.com/office/drawing/2017/model3d" xmlns:o="urn:schemas-microsoft-com:office:office" xmlns:r="http://schemas.openxmlformats.org/officeDocument/2006/relationships" xmlns:m="http://schemas.openxmlformats.org/officeDocument/2006/math" xmlns:v="urn:schemas-microsoft-com:vml" xmlns:wp14="http://schemas.microsoft.com/office/word/2010/wordprocessingDrawing" xmlns:wp="http://schemas.openxmlformats.org/drawingml/2006/wordprocessingDrawing" xmlns:w10="urn:schemas-microsoft-com:office:word" xmlns:w="http://schemas.openxmlformats.org/wordprocessingml/2006/main" xmlns:w14="http://schemas.microsoft.com/office/word/2010/wordml" xmlns:w15="http://schemas.microsoft.com/office/word/2012/wordml" xmlns:w16cex="http://schemas.microsoft.com/office/word/2018/wordml/cex" xmlns:w16cid="http://schemas.microsoft.com/office/word/2016/wordml/cid" xmlns:w16="http://schemas.microsoft.com/office/word/2018/wordml" xmlns:w16sdtdh="http://schemas.microsoft.com/office/word/2020/wordml/sdtdatahash" xmlns:w16se="http://schemas.microsoft.com/office/word/2015/wordml/symex" xmlns:wpg="http://schemas.microsoft.com/office/word/2010/wordprocessingGroup" xmlns:wpi="http://schemas.microsoft.com/office/word/2010/wordprocessingInk" xmlns:wne="http://schemas.microsoft.com/office/word/2006/wordml" xmlns:wps="http://schemas.microsoft.com/office/word/2010/wordprocessingShape" mc:Ignorable="w14 w15 w16se w16cid w16 w16cex w16sdtdh wp14">
   <w:abstractNum w:abstractNumId="0" w15:restartNumberingAfterBreak="0">
     <w:nsid w:val="459F3123"/>
@@ -8129,7 +8294,163 @@
 </w:numbering>
 </file>
 
-<file path=word/styles.xml><?xml version="1.0" encoding="utf-8"?>
+<file path=word\settings.xml><?xml version="1.0" encoding="utf-8"?>
+<w:settings xmlns:mc="http://schemas.openxmlformats.org/markup-compatibility/2006" xmlns:o="urn:schemas-microsoft-com:office:office" xmlns:r="http://schemas.openxmlformats.org/officeDocument/2006/relationships" xmlns:m="http://schemas.openxmlformats.org/officeDocument/2006/math" xmlns:v="urn:schemas-microsoft-com:vml" xmlns:w10="urn:schemas-microsoft-com:office:word" xmlns:w="http://schemas.openxmlformats.org/wordprocessingml/2006/main" xmlns:w14="http://schemas.microsoft.com/office/word/2010/wordml" xmlns:w15="http://schemas.microsoft.com/office/word/2012/wordml" xmlns:w16cex="http://schemas.microsoft.com/office/word/2018/wordml/cex" xmlns:w16cid="http://schemas.microsoft.com/office/word/2016/wordml/cid" xmlns:w16="http://schemas.microsoft.com/office/word/2018/wordml" xmlns:w16sdtdh="http://schemas.microsoft.com/office/word/2020/wordml/sdtdatahash" xmlns:w16se="http://schemas.microsoft.com/office/word/2015/wordml/symex" xmlns:sl="http://schemas.openxmlformats.org/schemaLibrary/2006/main" mc:Ignorable="w14 w15 w16se w16cid w16 w16cex w16sdtdh">
+  <w:zoom w:percent="100"/>
+  <w:defaultTabStop w:val="720"/>
+  <w:hyphenationZone w:val="425"/>
+  <w:characterSpacingControl w:val="doNotCompress"/>
+  <w:hdrShapeDefaults>
+    <o:shapedefaults v:ext="edit" spidmax="2050"/>
+  </w:hdrShapeDefaults>
+  <w:footnotePr>
+    <w:footnote w:id="-1"/>
+    <w:footnote w:id="0"/>
+  </w:footnotePr>
+  <w:endnotePr>
+    <w:endnote w:id="-1"/>
+    <w:endnote w:id="0"/>
+  </w:endnotePr>
+  <w:compat>
+    <w:compatSetting w:name="compatibilityMode" w:uri="http://schemas.microsoft.com/office/word" w:val="15"/>
+    <w:compatSetting w:name="overrideTableStyleFontSizeAndJustification" w:uri="http://schemas.microsoft.com/office/word" w:val="1"/>
+    <w:compatSetting w:name="enableOpenTypeFeatures" w:uri="http://schemas.microsoft.com/office/word" w:val="1"/>
+    <w:compatSetting w:name="doNotFlipMirrorIndents" w:uri="http://schemas.microsoft.com/office/word" w:val="1"/>
+    <w:compatSetting w:name="differentiateMultirowTableHeaders" w:uri="http://schemas.microsoft.com/office/word" w:val="1"/>
+    <w:compatSetting w:name="useWord2013TrackBottomHyphenation" w:uri="http://schemas.microsoft.com/office/word" w:val="0"/>
+  </w:compat>
+  <w:rsids>
+    <w:rsidRoot w:val="000F0674"/>
+    <w:rsid w:val="00011E90"/>
+    <w:rsid w:val="00043F29"/>
+    <w:rsid w:val="0005625B"/>
+    <w:rsid w:val="000831E8"/>
+    <w:rsid w:val="000B2048"/>
+    <w:rsid w:val="000F0674"/>
+    <w:rsid w:val="0010288E"/>
+    <w:rsid w:val="001511DC"/>
+    <w:rsid w:val="00207BAB"/>
+    <w:rsid w:val="00241E8B"/>
+    <w:rsid w:val="002552C1"/>
+    <w:rsid w:val="002629F6"/>
+    <w:rsid w:val="00272B4B"/>
+    <w:rsid w:val="00291F4D"/>
+    <w:rsid w:val="002E6B14"/>
+    <w:rsid w:val="00385D8A"/>
+    <w:rsid w:val="00390C3C"/>
+    <w:rsid w:val="0046426B"/>
+    <w:rsid w:val="00494741"/>
+    <w:rsid w:val="004B1802"/>
+    <w:rsid w:val="004C271C"/>
+    <w:rsid w:val="004F3AE5"/>
+    <w:rsid w:val="00514CCB"/>
+    <w:rsid w:val="00523D53"/>
+    <w:rsid w:val="005318BB"/>
+    <w:rsid w:val="00536C77"/>
+    <w:rsid w:val="00545C55"/>
+    <w:rsid w:val="00584448"/>
+    <w:rsid w:val="005B2DC9"/>
+    <w:rsid w:val="005C073A"/>
+    <w:rsid w:val="005C32F5"/>
+    <w:rsid w:val="005E3959"/>
+    <w:rsid w:val="005F60DB"/>
+    <w:rsid w:val="00621419"/>
+    <w:rsid w:val="0062634F"/>
+    <w:rsid w:val="0065615C"/>
+    <w:rsid w:val="0067077D"/>
+    <w:rsid w:val="00693FFC"/>
+    <w:rsid w:val="00696A1C"/>
+    <w:rsid w:val="006D339F"/>
+    <w:rsid w:val="006F6BBA"/>
+    <w:rsid w:val="007154D2"/>
+    <w:rsid w:val="00716C25"/>
+    <w:rsid w:val="007239E1"/>
+    <w:rsid w:val="007709D9"/>
+    <w:rsid w:val="007A71A1"/>
+    <w:rsid w:val="007F645F"/>
+    <w:rsid w:val="007F6710"/>
+    <w:rsid w:val="00851950"/>
+    <w:rsid w:val="008B466E"/>
+    <w:rsid w:val="00925BF7"/>
+    <w:rsid w:val="00936DDA"/>
+    <w:rsid w:val="00945457"/>
+    <w:rsid w:val="009A01F2"/>
+    <w:rsid w:val="009D10B4"/>
+    <w:rsid w:val="009D5961"/>
+    <w:rsid w:val="00A37BD3"/>
+    <w:rsid w:val="00A90852"/>
+    <w:rsid w:val="00A92875"/>
+    <w:rsid w:val="00AA471E"/>
+    <w:rsid w:val="00AF4EEC"/>
+    <w:rsid w:val="00AF70C4"/>
+    <w:rsid w:val="00B11D92"/>
+    <w:rsid w:val="00B254FB"/>
+    <w:rsid w:val="00B52583"/>
+    <w:rsid w:val="00B63C49"/>
+    <w:rsid w:val="00B810CF"/>
+    <w:rsid w:val="00B92778"/>
+    <w:rsid w:val="00BB4539"/>
+    <w:rsid w:val="00BD2271"/>
+    <w:rsid w:val="00BF1BA6"/>
+    <w:rsid w:val="00C14C52"/>
+    <w:rsid w:val="00C44FF8"/>
+    <w:rsid w:val="00C75EA0"/>
+    <w:rsid w:val="00C82658"/>
+    <w:rsid w:val="00D32A01"/>
+    <w:rsid w:val="00D336C3"/>
+    <w:rsid w:val="00D42031"/>
+    <w:rsid w:val="00D57E70"/>
+    <w:rsid w:val="00DA468F"/>
+    <w:rsid w:val="00DA4CEC"/>
+    <w:rsid w:val="00DC25B4"/>
+    <w:rsid w:val="00DC3328"/>
+    <w:rsid w:val="00DE7B95"/>
+    <w:rsid w:val="00E038EA"/>
+    <w:rsid w:val="00E03A33"/>
+    <w:rsid w:val="00E31738"/>
+    <w:rsid w:val="00E440CF"/>
+    <w:rsid w:val="00E45D0D"/>
+    <w:rsid w:val="00E466A1"/>
+    <w:rsid w:val="00EC366B"/>
+    <w:rsid w:val="00F02FF4"/>
+    <w:rsid w:val="00F230C7"/>
+    <w:rsid w:val="00F33EB5"/>
+    <w:rsid w:val="00F4334D"/>
+    <w:rsid w:val="00F95CC8"/>
+    <w:rsid w:val="00FB0279"/>
+    <w:rsid w:val="00FB44C7"/>
+    <w:rsid w:val="00FE6AC7"/>
+    <w:rsid w:val="00FF49F9"/>
+  </w:rsids>
+  <m:mathPr>
+    <m:mathFont m:val="Cambria Math"/>
+    <m:brkBin m:val="before"/>
+    <m:brkBinSub m:val="--"/>
+    <m:smallFrac m:val="0"/>
+    <m:dispDef/>
+    <m:lMargin m:val="0"/>
+    <m:rMargin m:val="0"/>
+    <m:defJc m:val="centerGroup"/>
+    <m:wrapIndent m:val="1440"/>
+    <m:intLim m:val="subSup"/>
+    <m:naryLim m:val="undOvr"/>
+  </m:mathPr>
+  <w:themeFontLang w:val="es-ES"/>
+  <w:clrSchemeMapping w:bg1="light1" w:t1="dark1" w:bg2="light2" w:t2="dark2" w:accent1="accent1" w:accent2="accent2" w:accent3="accent3" w:accent4="accent4" w:accent5="accent5" w:accent6="accent6" w:hyperlink="hyperlink" w:followedHyperlink="followedHyperlink"/>
+  <w:shapeDefaults>
+    <o:shapedefaults v:ext="edit" spidmax="2050"/>
+    <o:shapelayout v:ext="edit">
+      <o:idmap v:ext="edit" data="2"/>
+    </o:shapelayout>
+  </w:shapeDefaults>
+  <w:decimalSymbol w:val="."/>
+  <w:listSeparator w:val=";"/>
+  <w14:docId w14:val="5F1A9EB9"/>
+  <w15:docId w15:val="{E764C597-FA05-41C8-8E25-2FCC48D99D25}"/>
+</w:settings>
+</file>
+
+<file path=word\styles.xml><?xml version="1.0" encoding="utf-8"?>
 <w:styles xmlns:mc="http://schemas.openxmlformats.org/markup-compatibility/2006" xmlns:r="http://schemas.openxmlformats.org/officeDocument/2006/relationships" xmlns:w="http://schemas.openxmlformats.org/wordprocessingml/2006/main" xmlns:w14="http://schemas.microsoft.com/office/word/2010/wordml" xmlns:w15="http://schemas.microsoft.com/office/word/2012/wordml" xmlns:w16cex="http://schemas.microsoft.com/office/word/2018/wordml/cex" xmlns:w16cid="http://schemas.microsoft.com/office/word/2016/wordml/cid" xmlns:w16="http://schemas.microsoft.com/office/word/2018/wordml" xmlns:w16sdtdh="http://schemas.microsoft.com/office/word/2020/wordml/sdtdatahash" xmlns:w16se="http://schemas.microsoft.com/office/word/2015/wordml/symex" mc:Ignorable="w14 w15 w16se w16cid w16 w16cex w16sdtdh">
   <w:docDefaults>
     <w:rPrDefault>
@@ -8793,7 +9114,7 @@
 </w:styles>
 </file>
 
-<file path=word/theme/theme1.xml><?xml version="1.0" encoding="utf-8"?>
+<file path=word\theme\theme1.xml><?xml version="1.0" encoding="utf-8"?>
 <a:theme xmlns:a="http://schemas.openxmlformats.org/drawingml/2006/main" name="Office Theme">
   <a:themeElements>
     <a:clrScheme name="Office">
@@ -9076,14 +9397,243 @@
 </a:theme>
 </file>
 
-<file path=customXml/item1.xml><?xml version="1.0" encoding="utf-8"?>
-<b:Sources xmlns:b="http://schemas.openxmlformats.org/officeDocument/2006/bibliography" xmlns="http://schemas.openxmlformats.org/officeDocument/2006/bibliography" SelectedStyle="\APASixthEditionOfficeOnline.xsl" StyleName="APA" Version="6"/>
-</file>
-
-<file path=customXml/itemProps1.xml><?xml version="1.0" encoding="utf-8"?>
-<ds:datastoreItem xmlns:ds="http://schemas.openxmlformats.org/officeDocument/2006/customXml" ds:itemID="{612DB2C7-FC85-40AB-8BBF-812984626B65}">
-  <ds:schemaRefs>
-    <ds:schemaRef ds:uri="http://schemas.openxmlformats.org/officeDocument/2006/bibliography"/>
-  </ds:schemaRefs>
-</ds:datastoreItem>
+<file path=word\webSettings.xml><?xml version="1.0" encoding="utf-8"?>
+<w:webSettings xmlns:mc="http://schemas.openxmlformats.org/markup-compatibility/2006" xmlns:r="http://schemas.openxmlformats.org/officeDocument/2006/relationships" xmlns:w="http://schemas.openxmlformats.org/wordprocessingml/2006/main" xmlns:w14="http://schemas.microsoft.com/office/word/2010/wordml" xmlns:w15="http://schemas.microsoft.com/office/word/2012/wordml" xmlns:w16cex="http://schemas.microsoft.com/office/word/2018/wordml/cex" xmlns:w16cid="http://schemas.microsoft.com/office/word/2016/wordml/cid" xmlns:w16="http://schemas.microsoft.com/office/word/2018/wordml" xmlns:w16sdtdh="http://schemas.microsoft.com/office/word/2020/wordml/sdtdatahash" xmlns:w16se="http://schemas.microsoft.com/office/word/2015/wordml/symex" mc:Ignorable="w14 w15 w16se w16cid w16 w16cex w16sdtdh">
+  <w:divs>
+    <w:div w:id="85227728">
+      <w:bodyDiv w:val="1"/>
+      <w:marLeft w:val="0"/>
+      <w:marRight w:val="0"/>
+      <w:marTop w:val="0"/>
+      <w:marBottom w:val="0"/>
+      <w:divBdr>
+        <w:top w:val="none" w:sz="0" w:space="0" w:color="auto"/>
+        <w:left w:val="none" w:sz="0" w:space="0" w:color="auto"/>
+        <w:bottom w:val="none" w:sz="0" w:space="0" w:color="auto"/>
+        <w:right w:val="none" w:sz="0" w:space="0" w:color="auto"/>
+      </w:divBdr>
+    </w:div>
+    <w:div w:id="171258740">
+      <w:bodyDiv w:val="1"/>
+      <w:marLeft w:val="0"/>
+      <w:marRight w:val="0"/>
+      <w:marTop w:val="0"/>
+      <w:marBottom w:val="0"/>
+      <w:divBdr>
+        <w:top w:val="none" w:sz="0" w:space="0" w:color="auto"/>
+        <w:left w:val="none" w:sz="0" w:space="0" w:color="auto"/>
+        <w:bottom w:val="none" w:sz="0" w:space="0" w:color="auto"/>
+        <w:right w:val="none" w:sz="0" w:space="0" w:color="auto"/>
+      </w:divBdr>
+    </w:div>
+    <w:div w:id="320237483">
+      <w:bodyDiv w:val="1"/>
+      <w:marLeft w:val="0"/>
+      <w:marRight w:val="0"/>
+      <w:marTop w:val="0"/>
+      <w:marBottom w:val="0"/>
+      <w:divBdr>
+        <w:top w:val="none" w:sz="0" w:space="0" w:color="auto"/>
+        <w:left w:val="none" w:sz="0" w:space="0" w:color="auto"/>
+        <w:bottom w:val="none" w:sz="0" w:space="0" w:color="auto"/>
+        <w:right w:val="none" w:sz="0" w:space="0" w:color="auto"/>
+      </w:divBdr>
+    </w:div>
+    <w:div w:id="393360283">
+      <w:bodyDiv w:val="1"/>
+      <w:marLeft w:val="0"/>
+      <w:marRight w:val="0"/>
+      <w:marTop w:val="0"/>
+      <w:marBottom w:val="0"/>
+      <w:divBdr>
+        <w:top w:val="none" w:sz="0" w:space="0" w:color="auto"/>
+        <w:left w:val="none" w:sz="0" w:space="0" w:color="auto"/>
+        <w:bottom w:val="none" w:sz="0" w:space="0" w:color="auto"/>
+        <w:right w:val="none" w:sz="0" w:space="0" w:color="auto"/>
+      </w:divBdr>
+    </w:div>
+    <w:div w:id="554391282">
+      <w:bodyDiv w:val="1"/>
+      <w:marLeft w:val="0"/>
+      <w:marRight w:val="0"/>
+      <w:marTop w:val="0"/>
+      <w:marBottom w:val="0"/>
+      <w:divBdr>
+        <w:top w:val="none" w:sz="0" w:space="0" w:color="auto"/>
+        <w:left w:val="none" w:sz="0" w:space="0" w:color="auto"/>
+        <w:bottom w:val="none" w:sz="0" w:space="0" w:color="auto"/>
+        <w:right w:val="none" w:sz="0" w:space="0" w:color="auto"/>
+      </w:divBdr>
+    </w:div>
+    <w:div w:id="700471268">
+      <w:bodyDiv w:val="1"/>
+      <w:marLeft w:val="0"/>
+      <w:marRight w:val="0"/>
+      <w:marTop w:val="0"/>
+      <w:marBottom w:val="0"/>
+      <w:divBdr>
+        <w:top w:val="none" w:sz="0" w:space="0" w:color="auto"/>
+        <w:left w:val="none" w:sz="0" w:space="0" w:color="auto"/>
+        <w:bottom w:val="none" w:sz="0" w:space="0" w:color="auto"/>
+        <w:right w:val="none" w:sz="0" w:space="0" w:color="auto"/>
+      </w:divBdr>
+    </w:div>
+    <w:div w:id="776830900">
+      <w:bodyDiv w:val="1"/>
+      <w:marLeft w:val="0"/>
+      <w:marRight w:val="0"/>
+      <w:marTop w:val="0"/>
+      <w:marBottom w:val="0"/>
+      <w:divBdr>
+        <w:top w:val="none" w:sz="0" w:space="0" w:color="auto"/>
+        <w:left w:val="none" w:sz="0" w:space="0" w:color="auto"/>
+        <w:bottom w:val="none" w:sz="0" w:space="0" w:color="auto"/>
+        <w:right w:val="none" w:sz="0" w:space="0" w:color="auto"/>
+      </w:divBdr>
+    </w:div>
+    <w:div w:id="1000813990">
+      <w:bodyDiv w:val="1"/>
+      <w:marLeft w:val="0"/>
+      <w:marRight w:val="0"/>
+      <w:marTop w:val="0"/>
+      <w:marBottom w:val="0"/>
+      <w:divBdr>
+        <w:top w:val="none" w:sz="0" w:space="0" w:color="auto"/>
+        <w:left w:val="none" w:sz="0" w:space="0" w:color="auto"/>
+        <w:bottom w:val="none" w:sz="0" w:space="0" w:color="auto"/>
+        <w:right w:val="none" w:sz="0" w:space="0" w:color="auto"/>
+      </w:divBdr>
+    </w:div>
+    <w:div w:id="1013996667">
+      <w:bodyDiv w:val="1"/>
+      <w:marLeft w:val="0"/>
+      <w:marRight w:val="0"/>
+      <w:marTop w:val="0"/>
+      <w:marBottom w:val="0"/>
+      <w:divBdr>
+        <w:top w:val="none" w:sz="0" w:space="0" w:color="auto"/>
+        <w:left w:val="none" w:sz="0" w:space="0" w:color="auto"/>
+        <w:bottom w:val="none" w:sz="0" w:space="0" w:color="auto"/>
+        <w:right w:val="none" w:sz="0" w:space="0" w:color="auto"/>
+      </w:divBdr>
+    </w:div>
+    <w:div w:id="1128472857">
+      <w:bodyDiv w:val="1"/>
+      <w:marLeft w:val="0"/>
+      <w:marRight w:val="0"/>
+      <w:marTop w:val="0"/>
+      <w:marBottom w:val="0"/>
+      <w:divBdr>
+        <w:top w:val="none" w:sz="0" w:space="0" w:color="auto"/>
+        <w:left w:val="none" w:sz="0" w:space="0" w:color="auto"/>
+        <w:bottom w:val="none" w:sz="0" w:space="0" w:color="auto"/>
+        <w:right w:val="none" w:sz="0" w:space="0" w:color="auto"/>
+      </w:divBdr>
+    </w:div>
+    <w:div w:id="1311130676">
+      <w:bodyDiv w:val="1"/>
+      <w:marLeft w:val="0"/>
+      <w:marRight w:val="0"/>
+      <w:marTop w:val="0"/>
+      <w:marBottom w:val="0"/>
+      <w:divBdr>
+        <w:top w:val="none" w:sz="0" w:space="0" w:color="auto"/>
+        <w:left w:val="none" w:sz="0" w:space="0" w:color="auto"/>
+        <w:bottom w:val="none" w:sz="0" w:space="0" w:color="auto"/>
+        <w:right w:val="none" w:sz="0" w:space="0" w:color="auto"/>
+      </w:divBdr>
+    </w:div>
+    <w:div w:id="1530528601">
+      <w:bodyDiv w:val="1"/>
+      <w:marLeft w:val="0"/>
+      <w:marRight w:val="0"/>
+      <w:marTop w:val="0"/>
+      <w:marBottom w:val="0"/>
+      <w:divBdr>
+        <w:top w:val="none" w:sz="0" w:space="0" w:color="auto"/>
+        <w:left w:val="none" w:sz="0" w:space="0" w:color="auto"/>
+        <w:bottom w:val="none" w:sz="0" w:space="0" w:color="auto"/>
+        <w:right w:val="none" w:sz="0" w:space="0" w:color="auto"/>
+      </w:divBdr>
+    </w:div>
+    <w:div w:id="1654527587">
+      <w:bodyDiv w:val="1"/>
+      <w:marLeft w:val="0"/>
+      <w:marRight w:val="0"/>
+      <w:marTop w:val="0"/>
+      <w:marBottom w:val="0"/>
+      <w:divBdr>
+        <w:top w:val="none" w:sz="0" w:space="0" w:color="auto"/>
+        <w:left w:val="none" w:sz="0" w:space="0" w:color="auto"/>
+        <w:bottom w:val="none" w:sz="0" w:space="0" w:color="auto"/>
+        <w:right w:val="none" w:sz="0" w:space="0" w:color="auto"/>
+      </w:divBdr>
+    </w:div>
+    <w:div w:id="1687708388">
+      <w:bodyDiv w:val="1"/>
+      <w:marLeft w:val="0"/>
+      <w:marRight w:val="0"/>
+      <w:marTop w:val="0"/>
+      <w:marBottom w:val="0"/>
+      <w:divBdr>
+        <w:top w:val="none" w:sz="0" w:space="0" w:color="auto"/>
+        <w:left w:val="none" w:sz="0" w:space="0" w:color="auto"/>
+        <w:bottom w:val="none" w:sz="0" w:space="0" w:color="auto"/>
+        <w:right w:val="none" w:sz="0" w:space="0" w:color="auto"/>
+      </w:divBdr>
+    </w:div>
+    <w:div w:id="1699236218">
+      <w:bodyDiv w:val="1"/>
+      <w:marLeft w:val="0"/>
+      <w:marRight w:val="0"/>
+      <w:marTop w:val="0"/>
+      <w:marBottom w:val="0"/>
+      <w:divBdr>
+        <w:top w:val="none" w:sz="0" w:space="0" w:color="auto"/>
+        <w:left w:val="none" w:sz="0" w:space="0" w:color="auto"/>
+        <w:bottom w:val="none" w:sz="0" w:space="0" w:color="auto"/>
+        <w:right w:val="none" w:sz="0" w:space="0" w:color="auto"/>
+      </w:divBdr>
+    </w:div>
+    <w:div w:id="1702431953">
+      <w:bodyDiv w:val="1"/>
+      <w:marLeft w:val="0"/>
+      <w:marRight w:val="0"/>
+      <w:marTop w:val="0"/>
+      <w:marBottom w:val="0"/>
+      <w:divBdr>
+        <w:top w:val="none" w:sz="0" w:space="0" w:color="auto"/>
+        <w:left w:val="none" w:sz="0" w:space="0" w:color="auto"/>
+        <w:bottom w:val="none" w:sz="0" w:space="0" w:color="auto"/>
+        <w:right w:val="none" w:sz="0" w:space="0" w:color="auto"/>
+      </w:divBdr>
+    </w:div>
+    <w:div w:id="1732994761">
+      <w:bodyDiv w:val="1"/>
+      <w:marLeft w:val="0"/>
+      <w:marRight w:val="0"/>
+      <w:marTop w:val="0"/>
+      <w:marBottom w:val="0"/>
+      <w:divBdr>
+        <w:top w:val="none" w:sz="0" w:space="0" w:color="auto"/>
+        <w:left w:val="none" w:sz="0" w:space="0" w:color="auto"/>
+        <w:bottom w:val="none" w:sz="0" w:space="0" w:color="auto"/>
+        <w:right w:val="none" w:sz="0" w:space="0" w:color="auto"/>
+      </w:divBdr>
+    </w:div>
+    <w:div w:id="1861817858">
+      <w:bodyDiv w:val="1"/>
+      <w:marLeft w:val="0"/>
+      <w:marRight w:val="0"/>
+      <w:marTop w:val="0"/>
+      <w:marBottom w:val="0"/>
+      <w:divBdr>
+        <w:top w:val="none" w:sz="0" w:space="0" w:color="auto"/>
+        <w:left w:val="none" w:sz="0" w:space="0" w:color="auto"/>
+        <w:bottom w:val="none" w:sz="0" w:space="0" w:color="auto"/>
+        <w:right w:val="none" w:sz="0" w:space="0" w:color="auto"/>
+      </w:divBdr>
+    </w:div>
+  </w:divs>
+</w:webSettings>
 </file>
--- a/templates/plantilla.docx
+++ b/templates/plantilla.docx
@@ -1,82 +1,5 @@
 
-<file path=customXml\item1.xml><?xml version="1.0" encoding="utf-8"?>
-<b:Sources xmlns:b="http://schemas.openxmlformats.org/officeDocument/2006/bibliography" xmlns="http://schemas.openxmlformats.org/officeDocument/2006/bibliography" SelectedStyle="\APASixthEditionOfficeOnline.xsl" StyleName="APA" Version="6"/>
-</file>
-
-<file path=customXml\itemProps1.xml><?xml version="1.0" encoding="utf-8"?>
-<ds:datastoreItem xmlns:ds="http://schemas.openxmlformats.org/officeDocument/2006/customXml" ds:itemID="{612DB2C7-FC85-40AB-8BBF-812984626B65}">
-  <ds:schemaRefs>
-    <ds:schemaRef ds:uri="http://schemas.openxmlformats.org/officeDocument/2006/bibliography"/>
-  </ds:schemaRefs>
-</ds:datastoreItem>
-</file>
-
-<file path=docProps\app.xml><?xml version="1.0" encoding="utf-8"?>
-<Properties xmlns="http://schemas.openxmlformats.org/officeDocument/2006/extended-properties" xmlns:vt="http://schemas.openxmlformats.org/officeDocument/2006/docPropsVTypes">
-  <Template>Normal.dotm</Template>
-  <TotalTime>2</TotalTime>
-  <Pages>6</Pages>
-  <Words>1654</Words>
-  <Characters>9103</Characters>
-  <Application>Microsoft Office Word</Application>
-  <DocSecurity>0</DocSecurity>
-  <Lines>75</Lines>
-  <Paragraphs>21</Paragraphs>
-  <ScaleCrop>false</ScaleCrop>
-  <HeadingPairs>
-    <vt:vector size="2" baseType="variant">
-      <vt:variant>
-        <vt:lpstr>Título</vt:lpstr>
-      </vt:variant>
-      <vt:variant>
-        <vt:i4>1</vt:i4>
-      </vt:variant>
-    </vt:vector>
-  </HeadingPairs>
-  <TitlesOfParts>
-    <vt:vector size="1" baseType="lpstr">
-      <vt:lpstr/>
-    </vt:vector>
-  </TitlesOfParts>
-  <Company/>
-  <LinksUpToDate>false</LinksUpToDate>
-  <CharactersWithSpaces>10736</CharactersWithSpaces>
-  <SharedDoc>false</SharedDoc>
-  <HyperlinksChanged>false</HyperlinksChanged>
-  <AppVersion>16.0000</AppVersion>
-</Properties>
-</file>
-
-<file path=docProps\core.xml><?xml version="1.0" encoding="utf-8"?>
-<cp:coreProperties xmlns:cp="http://schemas.openxmlformats.org/package/2006/metadata/core-properties" xmlns:dc="http://purl.org/dc/elements/1.1/" xmlns:dcterms="http://purl.org/dc/terms/" xmlns:dcmitype="http://purl.org/dc/dcmitype/" xmlns:xsi="http://www.w3.org/2001/XMLSchema-instance">
-  <dc:title/>
-  <dc:subject/>
-  <dc:creator>Cristian Velasquez</dc:creator>
-  <cp:keywords/>
-  <dc:description/>
-  <cp:lastModifiedBy>John Alejandro Mejia Alva</cp:lastModifiedBy>
-  <cp:revision>3</cp:revision>
-  <cp:lastPrinted>2026-03-10T14:24:00Z</cp:lastPrinted>
-  <dcterms:created xsi:type="dcterms:W3CDTF">2026-05-12T21:54:00Z</dcterms:created>
-  <dcterms:modified xsi:type="dcterms:W3CDTF">2026-06-02T15:58:00Z</dcterms:modified>
-</cp:coreProperties>
-</file>
-
-<file path=docProps\custom.xml><?xml version="1.0" encoding="utf-8"?>
-<Properties xmlns="http://schemas.openxmlformats.org/officeDocument/2006/custom-properties" xmlns:vt="http://schemas.openxmlformats.org/officeDocument/2006/docPropsVTypes">
-  <property fmtid="{D5CDD505-2E9C-101B-9397-08002B2CF9AE}" pid="2" name="Created">
-    <vt:filetime>2024-11-21T00:00:00Z</vt:filetime>
-  </property>
-  <property fmtid="{D5CDD505-2E9C-101B-9397-08002B2CF9AE}" pid="3" name="Creator">
-    <vt:lpwstr>Microsoft® Word 2016</vt:lpwstr>
-  </property>
-  <property fmtid="{D5CDD505-2E9C-101B-9397-08002B2CF9AE}" pid="4" name="LastSaved">
-    <vt:filetime>2024-12-06T00:00:00Z</vt:filetime>
-  </property>
-</Properties>
-</file>
-
-<file path=word\document.xml><?xml version="1.0" encoding="utf-8"?>
+<file path=word/document.xml><?xml version="1.0" encoding="utf-8"?>
 <w:document xmlns:wpc="http://schemas.microsoft.com/office/word/2010/wordprocessingCanvas" xmlns:cx="http://schemas.microsoft.com/office/drawing/2014/chartex" xmlns:cx1="http://schemas.microsoft.com/office/drawing/2015/9/8/chartex" xmlns:cx2="http://schemas.microsoft.com/office/drawing/2015/10/21/chartex" xmlns:cx3="http://schemas.microsoft.com/office/drawing/2016/5/9/chartex" xmlns:cx4="http://schemas.microsoft.com/office/drawing/2016/5/10/chartex" xmlns:cx5="http://schemas.microsoft.com/office/drawing/2016/5/11/chartex" xmlns:cx6="http://schemas.microsoft.com/office/drawing/2016/5/12/chartex" xmlns:cx7="http://schemas.microsoft.com/office/drawing/2016/5/13/chartex" xmlns:cx8="http://schemas.microsoft.com/office/drawing/2016/5/14/chartex" xmlns:mc="http://schemas.openxmlformats.org/markup-compatibility/2006" xmlns:aink="http://schemas.microsoft.com/office/drawing/2016/ink" xmlns:am3d="http://schemas.microsoft.com/office/drawing/2017/model3d" xmlns:o="urn:schemas-microsoft-com:office:office" xmlns:r="http://schemas.openxmlformats.org/officeDocument/2006/relationships" xmlns:m="http://schemas.openxmlformats.org/officeDocument/2006/math" xmlns:v="urn:schemas-microsoft-com:vml" xmlns:wp14="http://schemas.microsoft.com/office/word/2010/wordprocessingDrawing" xmlns:wp="http://schemas.openxmlformats.org/drawingml/2006/wordprocessingDrawing" xmlns:w10="urn:schemas-microsoft-com:office:word" xmlns:w="http://schemas.openxmlformats.org/wordprocessingml/2006/main" xmlns:w14="http://schemas.microsoft.com/office/word/2010/wordml" xmlns:w15="http://schemas.microsoft.com/office/word/2012/wordml" xmlns:w16cex="http://schemas.microsoft.com/office/word/2018/wordml/cex" xmlns:w16cid="http://schemas.microsoft.com/office/word/2016/wordml/cid" xmlns:w16="http://schemas.microsoft.com/office/word/2018/wordml" xmlns:w16sdtdh="http://schemas.microsoft.com/office/word/2020/wordml/sdtdatahash" xmlns:w16se="http://schemas.microsoft.com/office/word/2015/wordml/symex" xmlns:wpg="http://schemas.microsoft.com/office/word/2010/wordprocessingGroup" xmlns:wpi="http://schemas.microsoft.com/office/word/2010/wordprocessingInk" xmlns:wne="http://schemas.microsoft.com/office/word/2006/wordml" xmlns:wps="http://schemas.microsoft.com/office/word/2010/wordprocessingShape" mc:Ignorable="w14 w15 w16se w16cid w16 w16cex w16sdtdh wp14">
   <w:body>
     <w:p>
@@ -7653,7 +7576,7 @@
 </w:document>
 </file>
 
-<file path=word\endnotes.xml><?xml version="1.0" encoding="utf-8"?>
+<file path=word/endnotes.xml><?xml version="1.0" encoding="utf-8"?>
 <w:endnotes xmlns:wpc="http://schemas.microsoft.com/office/word/2010/wordprocessingCanvas" xmlns:cx="http://schemas.microsoft.com/office/drawing/2014/chartex" xmlns:cx1="http://schemas.microsoft.com/office/drawing/2015/9/8/chartex" xmlns:cx2="http://schemas.microsoft.com/office/drawing/2015/10/21/chartex" xmlns:cx3="http://schemas.microsoft.com/office/drawing/2016/5/9/chartex" xmlns:cx4="http://schemas.microsoft.com/office/drawing/2016/5/10/chartex" xmlns:cx5="http://schemas.microsoft.com/office/drawing/2016/5/11/chartex" xmlns:cx6="http://schemas.microsoft.com/office/drawing/2016/5/12/chartex" xmlns:cx7="http://schemas.microsoft.com/office/drawing/2016/5/13/chartex" xmlns:cx8="http://schemas.microsoft.com/office/drawing/2016/5/14/chartex" xmlns:mc="http://schemas.openxmlformats.org/markup-compatibility/2006" xmlns:aink="http://schemas.microsoft.com/office/drawing/2016/ink" xmlns:am3d="http://schemas.microsoft.com/office/drawing/2017/model3d" xmlns:o="urn:schemas-microsoft-com:office:office" xmlns:r="http://schemas.openxmlformats.org/officeDocument/2006/relationships" xmlns:m="http://schemas.openxmlformats.org/officeDocument/2006/math" xmlns:v="urn:schemas-microsoft-com:vml" xmlns:wp14="http://schemas.microsoft.com/office/word/2010/wordprocessingDrawing" xmlns:wp="http://schemas.openxmlformats.org/drawingml/2006/wordprocessingDrawing" xmlns:w10="urn:schemas-microsoft-com:office:word" xmlns:w="http://schemas.openxmlformats.org/wordprocessingml/2006/main" xmlns:w14="http://schemas.microsoft.com/office/word/2010/wordml" xmlns:w15="http://schemas.microsoft.com/office/word/2012/wordml" xmlns:w16cex="http://schemas.microsoft.com/office/word/2018/wordml/cex" xmlns:w16cid="http://schemas.microsoft.com/office/word/2016/wordml/cid" xmlns:w16="http://schemas.microsoft.com/office/word/2018/wordml" xmlns:w16sdtdh="http://schemas.microsoft.com/office/word/2020/wordml/sdtdatahash" xmlns:w16se="http://schemas.microsoft.com/office/word/2015/wordml/symex" xmlns:wpg="http://schemas.microsoft.com/office/word/2010/wordprocessingGroup" xmlns:wpi="http://schemas.microsoft.com/office/word/2010/wordprocessingInk" xmlns:wne="http://schemas.microsoft.com/office/word/2006/wordml" xmlns:wps="http://schemas.microsoft.com/office/word/2010/wordprocessingShape" mc:Ignorable="w14 w15 w16se w16cid w16 w16cex w16sdtdh wp14">
   <w:endnote w:type="separator" w:id="-1">
     <w:p>
@@ -7672,95 +7595,7 @@
 </w:endnotes>
 </file>
 
-<file path=word\fontTable.xml><?xml version="1.0" encoding="utf-8"?>
-<w:fonts xmlns:mc="http://schemas.openxmlformats.org/markup-compatibility/2006" xmlns:r="http://schemas.openxmlformats.org/officeDocument/2006/relationships" xmlns:w="http://schemas.openxmlformats.org/wordprocessingml/2006/main" xmlns:w14="http://schemas.microsoft.com/office/word/2010/wordml" xmlns:w15="http://schemas.microsoft.com/office/word/2012/wordml" xmlns:w16cex="http://schemas.microsoft.com/office/word/2018/wordml/cex" xmlns:w16cid="http://schemas.microsoft.com/office/word/2016/wordml/cid" xmlns:w16="http://schemas.microsoft.com/office/word/2018/wordml" xmlns:w16sdtdh="http://schemas.microsoft.com/office/word/2020/wordml/sdtdatahash" xmlns:w16se="http://schemas.microsoft.com/office/word/2015/wordml/symex" mc:Ignorable="w14 w15 w16se w16cid w16 w16cex w16sdtdh">
-  <w:font w:name="Times New Roman">
-    <w:panose1 w:val="02020603050405020304"/>
-    <w:charset w:val="00"/>
-    <w:family w:val="roman"/>
-    <w:pitch w:val="variable"/>
-    <w:sig w:usb0="E0002EFF" w:usb1="C000785B" w:usb2="00000009" w:usb3="00000000" w:csb0="000001FF" w:csb1="00000000"/>
-  </w:font>
-  <w:font w:name="MS Mincho">
-    <w:altName w:val="ＭＳ 明朝"/>
-    <w:panose1 w:val="02020609040205080304"/>
-    <w:charset w:val="80"/>
-    <w:family w:val="modern"/>
-    <w:pitch w:val="fixed"/>
-    <w:sig w:usb0="E00002FF" w:usb1="6AC7FDFB" w:usb2="08000012" w:usb3="00000000" w:csb0="0002009F" w:csb1="00000000"/>
-  </w:font>
-  <w:font w:name="Courier New">
-    <w:panose1 w:val="02070309020205020404"/>
-    <w:charset w:val="00"/>
-    <w:family w:val="modern"/>
-    <w:pitch w:val="fixed"/>
-    <w:sig w:usb0="E0002EFF" w:usb1="C0007843" w:usb2="00000009" w:usb3="00000000" w:csb0="000001FF" w:csb1="00000000"/>
-  </w:font>
-  <w:font w:name="Wingdings">
-    <w:panose1 w:val="05000000000000000000"/>
-    <w:charset w:val="02"/>
-    <w:family w:val="auto"/>
-    <w:pitch w:val="variable"/>
-    <w:sig w:usb0="00000000" w:usb1="10000000" w:usb2="00000000" w:usb3="00000000" w:csb0="80000000" w:csb1="00000000"/>
-  </w:font>
-  <w:font w:name="Symbol">
-    <w:panose1 w:val="05050102010706020507"/>
-    <w:charset w:val="02"/>
-    <w:family w:val="roman"/>
-    <w:pitch w:val="variable"/>
-    <w:sig w:usb0="00000000" w:usb1="10000000" w:usb2="00000000" w:usb3="00000000" w:csb0="80000000" w:csb1="00000000"/>
-  </w:font>
-  <w:font w:name="Arial MT">
-    <w:altName w:val="Arial"/>
-    <w:charset w:val="01"/>
-    <w:family w:val="swiss"/>
-    <w:pitch w:val="variable"/>
-  </w:font>
-  <w:font w:name="Calibri">
-    <w:panose1 w:val="020F0502020204030204"/>
-    <w:charset w:val="00"/>
-    <w:family w:val="swiss"/>
-    <w:pitch w:val="variable"/>
-    <w:sig w:usb0="E4002EFF" w:usb1="C000247B" w:usb2="00000009" w:usb3="00000000" w:csb0="000001FF" w:csb1="00000000"/>
-  </w:font>
-  <w:font w:name="Cambria">
-    <w:panose1 w:val="02040503050406030204"/>
-    <w:charset w:val="00"/>
-    <w:family w:val="roman"/>
-    <w:pitch w:val="variable"/>
-    <w:sig w:usb0="E00006FF" w:usb1="420024FF" w:usb2="02000000" w:usb3="00000000" w:csb0="0000019F" w:csb1="00000000"/>
-  </w:font>
-  <w:font w:name="Arial">
-    <w:panose1 w:val="020B0604020202020204"/>
-    <w:charset w:val="00"/>
-    <w:family w:val="swiss"/>
-    <w:pitch w:val="variable"/>
-    <w:sig w:usb0="E0002EFF" w:usb1="C000785B" w:usb2="00000009" w:usb3="00000000" w:csb0="000001FF" w:csb1="00000000"/>
-  </w:font>
-  <w:font w:name="Arial Narrow">
-    <w:panose1 w:val="020B0606020202030204"/>
-    <w:charset w:val="00"/>
-    <w:family w:val="swiss"/>
-    <w:pitch w:val="variable"/>
-    <w:sig w:usb0="00000287" w:usb1="00000800" w:usb2="00000000" w:usb3="00000000" w:csb0="0000009F" w:csb1="00000000"/>
-  </w:font>
-  <w:font w:name="Aptos">
-    <w:charset w:val="00"/>
-    <w:family w:val="swiss"/>
-    <w:pitch w:val="variable"/>
-    <w:sig w:usb0="20000287" w:usb1="00000003" w:usb2="00000000" w:usb3="00000000" w:csb0="0000019F" w:csb1="00000000"/>
-  </w:font>
-  <w:font w:name="Helvetica">
-    <w:panose1 w:val="020B0604020202020204"/>
-    <w:charset w:val="00"/>
-    <w:family w:val="swiss"/>
-    <w:pitch w:val="variable"/>
-    <w:sig w:usb0="E0002EFF" w:usb1="C000785B" w:usb2="00000009" w:usb3="00000000" w:csb0="000001FF" w:csb1="00000000"/>
-  </w:font>
-</w:fonts>
-</file>
-
-<file path=word\footnotes.xml><?xml version="1.0" encoding="utf-8"?>
+<file path=word/footnotes.xml><?xml version="1.0" encoding="utf-8"?>
 <w:footnotes xmlns:wpc="http://schemas.microsoft.com/office/word/2010/wordprocessingCanvas" xmlns:cx="http://schemas.microsoft.com/office/drawing/2014/chartex" xmlns:cx1="http://schemas.microsoft.com/office/drawing/2015/9/8/chartex" xmlns:cx2="http://schemas.microsoft.com/office/drawing/2015/10/21/chartex" xmlns:cx3="http://schemas.microsoft.com/office/drawing/2016/5/9/chartex" xmlns:cx4="http://schemas.microsoft.com/office/drawing/2016/5/10/chartex" xmlns:cx5="http://schemas.microsoft.com/office/drawing/2016/5/11/chartex" xmlns:cx6="http://schemas.microsoft.com/office/drawing/2016/5/12/chartex" xmlns:cx7="http://schemas.microsoft.com/office/drawing/2016/5/13/chartex" xmlns:cx8="http://schemas.microsoft.com/office/drawing/2016/5/14/chartex" xmlns:mc="http://schemas.openxmlformats.org/markup-compatibility/2006" xmlns:aink="http://schemas.microsoft.com/office/drawing/2016/ink" xmlns:am3d="http://schemas.microsoft.com/office/drawing/2017/model3d" xmlns:o="urn:schemas-microsoft-com:office:office" xmlns:r="http://schemas.openxmlformats.org/officeDocument/2006/relationships" xmlns:m="http://schemas.openxmlformats.org/officeDocument/2006/math" xmlns:v="urn:schemas-microsoft-com:vml" xmlns:wp14="http://schemas.microsoft.com/office/word/2010/wordprocessingDrawing" xmlns:wp="http://schemas.openxmlformats.org/drawingml/2006/wordprocessingDrawing" xmlns:w10="urn:schemas-microsoft-com:office:word" xmlns:w="http://schemas.openxmlformats.org/wordprocessingml/2006/main" xmlns:w14="http://schemas.microsoft.com/office/word/2010/wordml" xmlns:w15="http://schemas.microsoft.com/office/word/2012/wordml" xmlns:w16cex="http://schemas.microsoft.com/office/word/2018/wordml/cex" xmlns:w16cid="http://schemas.microsoft.com/office/word/2016/wordml/cid" xmlns:w16="http://schemas.microsoft.com/office/word/2018/wordml" xmlns:w16sdtdh="http://schemas.microsoft.com/office/word/2020/wordml/sdtdatahash" xmlns:w16se="http://schemas.microsoft.com/office/word/2015/wordml/symex" xmlns:wpg="http://schemas.microsoft.com/office/word/2010/wordprocessingGroup" xmlns:wpi="http://schemas.microsoft.com/office/word/2010/wordprocessingInk" xmlns:wne="http://schemas.microsoft.com/office/word/2006/wordml" xmlns:wps="http://schemas.microsoft.com/office/word/2010/wordprocessingShape" mc:Ignorable="w14 w15 w16se w16cid w16 w16cex w16sdtdh wp14">
   <w:footnote w:type="separator" w:id="-1">
     <w:p>
@@ -7779,7 +7614,7 @@
 </w:footnotes>
 </file>
 
-<file path=word\numbering.xml><?xml version="1.0" encoding="utf-8"?>
+<file path=word/numbering.xml><?xml version="1.0" encoding="utf-8"?>
 <w:numbering xmlns:wpc="http://schemas.microsoft.com/office/word/2010/wordprocessingCanvas" xmlns:cx="http://schemas.microsoft.com/office/drawing/2014/chartex" xmlns:cx1="http://schemas.microsoft.com/office/drawing/2015/9/8/chartex" xmlns:cx2="http://schemas.microsoft.com/office/drawing/2015/10/21/chartex" xmlns:cx3="http://schemas.microsoft.com/office/drawing/2016/5/9/chartex" xmlns:cx4="http://schemas.microsoft.com/office/drawing/2016/5/10/chartex" xmlns:cx5="http://schemas.microsoft.com/office/drawing/2016/5/11/chartex" xmlns:cx6="http://schemas.microsoft.com/office/drawing/2016/5/12/chartex" xmlns:cx7="http://schemas.microsoft.com/office/drawing/2016/5/13/chartex" xmlns:cx8="http://schemas.microsoft.com/office/drawing/2016/5/14/chartex" xmlns:mc="http://schemas.openxmlformats.org/markup-compatibility/2006" xmlns:aink="http://schemas.microsoft.com/office/drawing/2016/ink" xmlns:am3d="http://schemas.microsoft.com/office/drawing/2017/model3d" xmlns:o="urn:schemas-microsoft-com:office:office" xmlns:r="http://schemas.openxmlformats.org/officeDocument/2006/relationships" xmlns:m="http://schemas.openxmlformats.org/officeDocument/2006/math" xmlns:v="urn:schemas-microsoft-com:vml" xmlns:wp14="http://schemas.microsoft.com/office/word/2010/wordprocessingDrawing" xmlns:wp="http://schemas.openxmlformats.org/drawingml/2006/wordprocessingDrawing" xmlns:w10="urn:schemas-microsoft-com:office:word" xmlns:w="http://schemas.openxmlformats.org/wordprocessingml/2006/main" xmlns:w14="http://schemas.microsoft.com/office/word/2010/wordml" xmlns:w15="http://schemas.microsoft.com/office/word/2012/wordml" xmlns:w16cex="http://schemas.microsoft.com/office/word/2018/wordml/cex" xmlns:w16cid="http://schemas.microsoft.com/office/word/2016/wordml/cid" xmlns:w16="http://schemas.microsoft.com/office/word/2018/wordml" xmlns:w16sdtdh="http://schemas.microsoft.com/office/word/2020/wordml/sdtdatahash" xmlns:w16se="http://schemas.microsoft.com/office/word/2015/wordml/symex" xmlns:wpg="http://schemas.microsoft.com/office/word/2010/wordprocessingGroup" xmlns:wpi="http://schemas.microsoft.com/office/word/2010/wordprocessingInk" xmlns:wne="http://schemas.microsoft.com/office/word/2006/wordml" xmlns:wps="http://schemas.microsoft.com/office/word/2010/wordprocessingShape" mc:Ignorable="w14 w15 w16se w16cid w16 w16cex w16sdtdh wp14">
   <w:abstractNum w:abstractNumId="0" w15:restartNumberingAfterBreak="0">
     <w:nsid w:val="459F3123"/>
@@ -8294,163 +8129,7 @@
 </w:numbering>
 </file>
 
-<file path=word\settings.xml><?xml version="1.0" encoding="utf-8"?>
-<w:settings xmlns:mc="http://schemas.openxmlformats.org/markup-compatibility/2006" xmlns:o="urn:schemas-microsoft-com:office:office" xmlns:r="http://schemas.openxmlformats.org/officeDocument/2006/relationships" xmlns:m="http://schemas.openxmlformats.org/officeDocument/2006/math" xmlns:v="urn:schemas-microsoft-com:vml" xmlns:w10="urn:schemas-microsoft-com:office:word" xmlns:w="http://schemas.openxmlformats.org/wordprocessingml/2006/main" xmlns:w14="http://schemas.microsoft.com/office/word/2010/wordml" xmlns:w15="http://schemas.microsoft.com/office/word/2012/wordml" xmlns:w16cex="http://schemas.microsoft.com/office/word/2018/wordml/cex" xmlns:w16cid="http://schemas.microsoft.com/office/word/2016/wordml/cid" xmlns:w16="http://schemas.microsoft.com/office/word/2018/wordml" xmlns:w16sdtdh="http://schemas.microsoft.com/office/word/2020/wordml/sdtdatahash" xmlns:w16se="http://schemas.microsoft.com/office/word/2015/wordml/symex" xmlns:sl="http://schemas.openxmlformats.org/schemaLibrary/2006/main" mc:Ignorable="w14 w15 w16se w16cid w16 w16cex w16sdtdh">
-  <w:zoom w:percent="100"/>
-  <w:defaultTabStop w:val="720"/>
-  <w:hyphenationZone w:val="425"/>
-  <w:characterSpacingControl w:val="doNotCompress"/>
-  <w:hdrShapeDefaults>
-    <o:shapedefaults v:ext="edit" spidmax="2050"/>
-  </w:hdrShapeDefaults>
-  <w:footnotePr>
-    <w:footnote w:id="-1"/>
-    <w:footnote w:id="0"/>
-  </w:footnotePr>
-  <w:endnotePr>
-    <w:endnote w:id="-1"/>
-    <w:endnote w:id="0"/>
-  </w:endnotePr>
-  <w:compat>
-    <w:compatSetting w:name="compatibilityMode" w:uri="http://schemas.microsoft.com/office/word" w:val="15"/>
-    <w:compatSetting w:name="overrideTableStyleFontSizeAndJustification" w:uri="http://schemas.microsoft.com/office/word" w:val="1"/>
-    <w:compatSetting w:name="enableOpenTypeFeatures" w:uri="http://schemas.microsoft.com/office/word" w:val="1"/>
-    <w:compatSetting w:name="doNotFlipMirrorIndents" w:uri="http://schemas.microsoft.com/office/word" w:val="1"/>
-    <w:compatSetting w:name="differentiateMultirowTableHeaders" w:uri="http://schemas.microsoft.com/office/word" w:val="1"/>
-    <w:compatSetting w:name="useWord2013TrackBottomHyphenation" w:uri="http://schemas.microsoft.com/office/word" w:val="0"/>
-  </w:compat>
-  <w:rsids>
-    <w:rsidRoot w:val="000F0674"/>
-    <w:rsid w:val="00011E90"/>
-    <w:rsid w:val="00043F29"/>
-    <w:rsid w:val="0005625B"/>
-    <w:rsid w:val="000831E8"/>
-    <w:rsid w:val="000B2048"/>
-    <w:rsid w:val="000F0674"/>
-    <w:rsid w:val="0010288E"/>
-    <w:rsid w:val="001511DC"/>
-    <w:rsid w:val="00207BAB"/>
-    <w:rsid w:val="00241E8B"/>
-    <w:rsid w:val="002552C1"/>
-    <w:rsid w:val="002629F6"/>
-    <w:rsid w:val="00272B4B"/>
-    <w:rsid w:val="00291F4D"/>
-    <w:rsid w:val="002E6B14"/>
-    <w:rsid w:val="00385D8A"/>
-    <w:rsid w:val="00390C3C"/>
-    <w:rsid w:val="0046426B"/>
-    <w:rsid w:val="00494741"/>
-    <w:rsid w:val="004B1802"/>
-    <w:rsid w:val="004C271C"/>
-    <w:rsid w:val="004F3AE5"/>
-    <w:rsid w:val="00514CCB"/>
-    <w:rsid w:val="00523D53"/>
-    <w:rsid w:val="005318BB"/>
-    <w:rsid w:val="00536C77"/>
-    <w:rsid w:val="00545C55"/>
-    <w:rsid w:val="00584448"/>
-    <w:rsid w:val="005B2DC9"/>
-    <w:rsid w:val="005C073A"/>
-    <w:rsid w:val="005C32F5"/>
-    <w:rsid w:val="005E3959"/>
-    <w:rsid w:val="005F60DB"/>
-    <w:rsid w:val="00621419"/>
-    <w:rsid w:val="0062634F"/>
-    <w:rsid w:val="0065615C"/>
-    <w:rsid w:val="0067077D"/>
-    <w:rsid w:val="00693FFC"/>
-    <w:rsid w:val="00696A1C"/>
-    <w:rsid w:val="006D339F"/>
-    <w:rsid w:val="006F6BBA"/>
-    <w:rsid w:val="007154D2"/>
-    <w:rsid w:val="00716C25"/>
-    <w:rsid w:val="007239E1"/>
-    <w:rsid w:val="007709D9"/>
-    <w:rsid w:val="007A71A1"/>
-    <w:rsid w:val="007F645F"/>
-    <w:rsid w:val="007F6710"/>
-    <w:rsid w:val="00851950"/>
-    <w:rsid w:val="008B466E"/>
-    <w:rsid w:val="00925BF7"/>
-    <w:rsid w:val="00936DDA"/>
-    <w:rsid w:val="00945457"/>
-    <w:rsid w:val="009A01F2"/>
-    <w:rsid w:val="009D10B4"/>
-    <w:rsid w:val="009D5961"/>
-    <w:rsid w:val="00A37BD3"/>
-    <w:rsid w:val="00A90852"/>
-    <w:rsid w:val="00A92875"/>
-    <w:rsid w:val="00AA471E"/>
-    <w:rsid w:val="00AF4EEC"/>
-    <w:rsid w:val="00AF70C4"/>
-    <w:rsid w:val="00B11D92"/>
-    <w:rsid w:val="00B254FB"/>
-    <w:rsid w:val="00B52583"/>
-    <w:rsid w:val="00B63C49"/>
-    <w:rsid w:val="00B810CF"/>
-    <w:rsid w:val="00B92778"/>
-    <w:rsid w:val="00BB4539"/>
-    <w:rsid w:val="00BD2271"/>
-    <w:rsid w:val="00BF1BA6"/>
-    <w:rsid w:val="00C14C52"/>
-    <w:rsid w:val="00C44FF8"/>
-    <w:rsid w:val="00C75EA0"/>
-    <w:rsid w:val="00C82658"/>
-    <w:rsid w:val="00D32A01"/>
-    <w:rsid w:val="00D336C3"/>
-    <w:rsid w:val="00D42031"/>
-    <w:rsid w:val="00D57E70"/>
-    <w:rsid w:val="00DA468F"/>
-    <w:rsid w:val="00DA4CEC"/>
-    <w:rsid w:val="00DC25B4"/>
-    <w:rsid w:val="00DC3328"/>
-    <w:rsid w:val="00DE7B95"/>
-    <w:rsid w:val="00E038EA"/>
-    <w:rsid w:val="00E03A33"/>
-    <w:rsid w:val="00E31738"/>
-    <w:rsid w:val="00E440CF"/>
-    <w:rsid w:val="00E45D0D"/>
-    <w:rsid w:val="00E466A1"/>
-    <w:rsid w:val="00EC366B"/>
-    <w:rsid w:val="00F02FF4"/>
-    <w:rsid w:val="00F230C7"/>
-    <w:rsid w:val="00F33EB5"/>
-    <w:rsid w:val="00F4334D"/>
-    <w:rsid w:val="00F95CC8"/>
-    <w:rsid w:val="00FB0279"/>
-    <w:rsid w:val="00FB44C7"/>
-    <w:rsid w:val="00FE6AC7"/>
-    <w:rsid w:val="00FF49F9"/>
-  </w:rsids>
-  <m:mathPr>
-    <m:mathFont m:val="Cambria Math"/>
-    <m:brkBin m:val="before"/>
-    <m:brkBinSub m:val="--"/>
-    <m:smallFrac m:val="0"/>
-    <m:dispDef/>
-    <m:lMargin m:val="0"/>
-    <m:rMargin m:val="0"/>
-    <m:defJc m:val="centerGroup"/>
-    <m:wrapIndent m:val="1440"/>
-    <m:intLim m:val="subSup"/>
-    <m:naryLim m:val="undOvr"/>
-  </m:mathPr>
-  <w:themeFontLang w:val="es-ES"/>
-  <w:clrSchemeMapping w:bg1="light1" w:t1="dark1" w:bg2="light2" w:t2="dark2" w:accent1="accent1" w:accent2="accent2" w:accent3="accent3" w:accent4="accent4" w:accent5="accent5" w:accent6="accent6" w:hyperlink="hyperlink" w:followedHyperlink="followedHyperlink"/>
-  <w:shapeDefaults>
-    <o:shapedefaults v:ext="edit" spidmax="2050"/>
-    <o:shapelayout v:ext="edit">
-      <o:idmap v:ext="edit" data="2"/>
-    </o:shapelayout>
-  </w:shapeDefaults>
-  <w:decimalSymbol w:val="."/>
-  <w:listSeparator w:val=";"/>
-  <w14:docId w14:val="5F1A9EB9"/>
-  <w15:docId w15:val="{E764C597-FA05-41C8-8E25-2FCC48D99D25}"/>
-</w:settings>
-</file>
-
-<file path=word\styles.xml><?xml version="1.0" encoding="utf-8"?>
+<file path=word/styles.xml><?xml version="1.0" encoding="utf-8"?>
 <w:styles xmlns:mc="http://schemas.openxmlformats.org/markup-compatibility/2006" xmlns:r="http://schemas.openxmlformats.org/officeDocument/2006/relationships" xmlns:w="http://schemas.openxmlformats.org/wordprocessingml/2006/main" xmlns:w14="http://schemas.microsoft.com/office/word/2010/wordml" xmlns:w15="http://schemas.microsoft.com/office/word/2012/wordml" xmlns:w16cex="http://schemas.microsoft.com/office/word/2018/wordml/cex" xmlns:w16cid="http://schemas.microsoft.com/office/word/2016/wordml/cid" xmlns:w16="http://schemas.microsoft.com/office/word/2018/wordml" xmlns:w16sdtdh="http://schemas.microsoft.com/office/word/2020/wordml/sdtdatahash" xmlns:w16se="http://schemas.microsoft.com/office/word/2015/wordml/symex" mc:Ignorable="w14 w15 w16se w16cid w16 w16cex w16sdtdh">
   <w:docDefaults>
     <w:rPrDefault>
@@ -9114,7 +8793,7 @@
 </w:styles>
 </file>
 
-<file path=word\theme\theme1.xml><?xml version="1.0" encoding="utf-8"?>
+<file path=word/theme/theme1.xml><?xml version="1.0" encoding="utf-8"?>
 <a:theme xmlns:a="http://schemas.openxmlformats.org/drawingml/2006/main" name="Office Theme">
   <a:themeElements>
     <a:clrScheme name="Office">
@@ -9397,243 +9076,14 @@
 </a:theme>
 </file>
 
-<file path=word\webSettings.xml><?xml version="1.0" encoding="utf-8"?>
-<w:webSettings xmlns:mc="http://schemas.openxmlformats.org/markup-compatibility/2006" xmlns:r="http://schemas.openxmlformats.org/officeDocument/2006/relationships" xmlns:w="http://schemas.openxmlformats.org/wordprocessingml/2006/main" xmlns:w14="http://schemas.microsoft.com/office/word/2010/wordml" xmlns:w15="http://schemas.microsoft.com/office/word/2012/wordml" xmlns:w16cex="http://schemas.microsoft.com/office/word/2018/wordml/cex" xmlns:w16cid="http://schemas.microsoft.com/office/word/2016/wordml/cid" xmlns:w16="http://schemas.microsoft.com/office/word/2018/wordml" xmlns:w16sdtdh="http://schemas.microsoft.com/office/word/2020/wordml/sdtdatahash" xmlns:w16se="http://schemas.microsoft.com/office/word/2015/wordml/symex" mc:Ignorable="w14 w15 w16se w16cid w16 w16cex w16sdtdh">
-  <w:divs>
-    <w:div w:id="85227728">
-      <w:bodyDiv w:val="1"/>
-      <w:marLeft w:val="0"/>
-      <w:marRight w:val="0"/>
-      <w:marTop w:val="0"/>
-      <w:marBottom w:val="0"/>
-      <w:divBdr>
-        <w:top w:val="none" w:sz="0" w:space="0" w:color="auto"/>
-        <w:left w:val="none" w:sz="0" w:space="0" w:color="auto"/>
-        <w:bottom w:val="none" w:sz="0" w:space="0" w:color="auto"/>
-        <w:right w:val="none" w:sz="0" w:space="0" w:color="auto"/>
-      </w:divBdr>
-    </w:div>
-    <w:div w:id="171258740">
-      <w:bodyDiv w:val="1"/>
-      <w:marLeft w:val="0"/>
-      <w:marRight w:val="0"/>
-      <w:marTop w:val="0"/>
-      <w:marBottom w:val="0"/>
-      <w:divBdr>
-        <w:top w:val="none" w:sz="0" w:space="0" w:color="auto"/>
-        <w:left w:val="none" w:sz="0" w:space="0" w:color="auto"/>
-        <w:bottom w:val="none" w:sz="0" w:space="0" w:color="auto"/>
-        <w:right w:val="none" w:sz="0" w:space="0" w:color="auto"/>
-      </w:divBdr>
-    </w:div>
-    <w:div w:id="320237483">
-      <w:bodyDiv w:val="1"/>
-      <w:marLeft w:val="0"/>
-      <w:marRight w:val="0"/>
-      <w:marTop w:val="0"/>
-      <w:marBottom w:val="0"/>
-      <w:divBdr>
-        <w:top w:val="none" w:sz="0" w:space="0" w:color="auto"/>
-        <w:left w:val="none" w:sz="0" w:space="0" w:color="auto"/>
-        <w:bottom w:val="none" w:sz="0" w:space="0" w:color="auto"/>
-        <w:right w:val="none" w:sz="0" w:space="0" w:color="auto"/>
-      </w:divBdr>
-    </w:div>
-    <w:div w:id="393360283">
-      <w:bodyDiv w:val="1"/>
-      <w:marLeft w:val="0"/>
-      <w:marRight w:val="0"/>
-      <w:marTop w:val="0"/>
-      <w:marBottom w:val="0"/>
-      <w:divBdr>
-        <w:top w:val="none" w:sz="0" w:space="0" w:color="auto"/>
-        <w:left w:val="none" w:sz="0" w:space="0" w:color="auto"/>
-        <w:bottom w:val="none" w:sz="0" w:space="0" w:color="auto"/>
-        <w:right w:val="none" w:sz="0" w:space="0" w:color="auto"/>
-      </w:divBdr>
-    </w:div>
-    <w:div w:id="554391282">
-      <w:bodyDiv w:val="1"/>
-      <w:marLeft w:val="0"/>
-      <w:marRight w:val="0"/>
-      <w:marTop w:val="0"/>
-      <w:marBottom w:val="0"/>
-      <w:divBdr>
-        <w:top w:val="none" w:sz="0" w:space="0" w:color="auto"/>
-        <w:left w:val="none" w:sz="0" w:space="0" w:color="auto"/>
-        <w:bottom w:val="none" w:sz="0" w:space="0" w:color="auto"/>
-        <w:right w:val="none" w:sz="0" w:space="0" w:color="auto"/>
-      </w:divBdr>
-    </w:div>
-    <w:div w:id="700471268">
-      <w:bodyDiv w:val="1"/>
-      <w:marLeft w:val="0"/>
-      <w:marRight w:val="0"/>
-      <w:marTop w:val="0"/>
-      <w:marBottom w:val="0"/>
-      <w:divBdr>
-        <w:top w:val="none" w:sz="0" w:space="0" w:color="auto"/>
-        <w:left w:val="none" w:sz="0" w:space="0" w:color="auto"/>
-        <w:bottom w:val="none" w:sz="0" w:space="0" w:color="auto"/>
-        <w:right w:val="none" w:sz="0" w:space="0" w:color="auto"/>
-      </w:divBdr>
-    </w:div>
-    <w:div w:id="776830900">
-      <w:bodyDiv w:val="1"/>
-      <w:marLeft w:val="0"/>
-      <w:marRight w:val="0"/>
-      <w:marTop w:val="0"/>
-      <w:marBottom w:val="0"/>
-      <w:divBdr>
-        <w:top w:val="none" w:sz="0" w:space="0" w:color="auto"/>
-        <w:left w:val="none" w:sz="0" w:space="0" w:color="auto"/>
-        <w:bottom w:val="none" w:sz="0" w:space="0" w:color="auto"/>
-        <w:right w:val="none" w:sz="0" w:space="0" w:color="auto"/>
-      </w:divBdr>
-    </w:div>
-    <w:div w:id="1000813990">
-      <w:bodyDiv w:val="1"/>
-      <w:marLeft w:val="0"/>
-      <w:marRight w:val="0"/>
-      <w:marTop w:val="0"/>
-      <w:marBottom w:val="0"/>
-      <w:divBdr>
-        <w:top w:val="none" w:sz="0" w:space="0" w:color="auto"/>
-        <w:left w:val="none" w:sz="0" w:space="0" w:color="auto"/>
-        <w:bottom w:val="none" w:sz="0" w:space="0" w:color="auto"/>
-        <w:right w:val="none" w:sz="0" w:space="0" w:color="auto"/>
-      </w:divBdr>
-    </w:div>
-    <w:div w:id="1013996667">
-      <w:bodyDiv w:val="1"/>
-      <w:marLeft w:val="0"/>
-      <w:marRight w:val="0"/>
-      <w:marTop w:val="0"/>
-      <w:marBottom w:val="0"/>
-      <w:divBdr>
-        <w:top w:val="none" w:sz="0" w:space="0" w:color="auto"/>
-        <w:left w:val="none" w:sz="0" w:space="0" w:color="auto"/>
-        <w:bottom w:val="none" w:sz="0" w:space="0" w:color="auto"/>
-        <w:right w:val="none" w:sz="0" w:space="0" w:color="auto"/>
-      </w:divBdr>
-    </w:div>
-    <w:div w:id="1128472857">
-      <w:bodyDiv w:val="1"/>
-      <w:marLeft w:val="0"/>
-      <w:marRight w:val="0"/>
-      <w:marTop w:val="0"/>
-      <w:marBottom w:val="0"/>
-      <w:divBdr>
-        <w:top w:val="none" w:sz="0" w:space="0" w:color="auto"/>
-        <w:left w:val="none" w:sz="0" w:space="0" w:color="auto"/>
-        <w:bottom w:val="none" w:sz="0" w:space="0" w:color="auto"/>
-        <w:right w:val="none" w:sz="0" w:space="0" w:color="auto"/>
-      </w:divBdr>
-    </w:div>
-    <w:div w:id="1311130676">
-      <w:bodyDiv w:val="1"/>
-      <w:marLeft w:val="0"/>
-      <w:marRight w:val="0"/>
-      <w:marTop w:val="0"/>
-      <w:marBottom w:val="0"/>
-      <w:divBdr>
-        <w:top w:val="none" w:sz="0" w:space="0" w:color="auto"/>
-        <w:left w:val="none" w:sz="0" w:space="0" w:color="auto"/>
-        <w:bottom w:val="none" w:sz="0" w:space="0" w:color="auto"/>
-        <w:right w:val="none" w:sz="0" w:space="0" w:color="auto"/>
-      </w:divBdr>
-    </w:div>
-    <w:div w:id="1530528601">
-      <w:bodyDiv w:val="1"/>
-      <w:marLeft w:val="0"/>
-      <w:marRight w:val="0"/>
-      <w:marTop w:val="0"/>
-      <w:marBottom w:val="0"/>
-      <w:divBdr>
-        <w:top w:val="none" w:sz="0" w:space="0" w:color="auto"/>
-        <w:left w:val="none" w:sz="0" w:space="0" w:color="auto"/>
-        <w:bottom w:val="none" w:sz="0" w:space="0" w:color="auto"/>
-        <w:right w:val="none" w:sz="0" w:space="0" w:color="auto"/>
-      </w:divBdr>
-    </w:div>
-    <w:div w:id="1654527587">
-      <w:bodyDiv w:val="1"/>
-      <w:marLeft w:val="0"/>
-      <w:marRight w:val="0"/>
-      <w:marTop w:val="0"/>
-      <w:marBottom w:val="0"/>
-      <w:divBdr>
-        <w:top w:val="none" w:sz="0" w:space="0" w:color="auto"/>
-        <w:left w:val="none" w:sz="0" w:space="0" w:color="auto"/>
-        <w:bottom w:val="none" w:sz="0" w:space="0" w:color="auto"/>
-        <w:right w:val="none" w:sz="0" w:space="0" w:color="auto"/>
-      </w:divBdr>
-    </w:div>
-    <w:div w:id="1687708388">
-      <w:bodyDiv w:val="1"/>
-      <w:marLeft w:val="0"/>
-      <w:marRight w:val="0"/>
-      <w:marTop w:val="0"/>
-      <w:marBottom w:val="0"/>
-      <w:divBdr>
-        <w:top w:val="none" w:sz="0" w:space="0" w:color="auto"/>
-        <w:left w:val="none" w:sz="0" w:space="0" w:color="auto"/>
-        <w:bottom w:val="none" w:sz="0" w:space="0" w:color="auto"/>
-        <w:right w:val="none" w:sz="0" w:space="0" w:color="auto"/>
-      </w:divBdr>
-    </w:div>
-    <w:div w:id="1699236218">
-      <w:bodyDiv w:val="1"/>
-      <w:marLeft w:val="0"/>
-      <w:marRight w:val="0"/>
-      <w:marTop w:val="0"/>
-      <w:marBottom w:val="0"/>
-      <w:divBdr>
-        <w:top w:val="none" w:sz="0" w:space="0" w:color="auto"/>
-        <w:left w:val="none" w:sz="0" w:space="0" w:color="auto"/>
-        <w:bottom w:val="none" w:sz="0" w:space="0" w:color="auto"/>
-        <w:right w:val="none" w:sz="0" w:space="0" w:color="auto"/>
-      </w:divBdr>
-    </w:div>
-    <w:div w:id="1702431953">
-      <w:bodyDiv w:val="1"/>
-      <w:marLeft w:val="0"/>
-      <w:marRight w:val="0"/>
-      <w:marTop w:val="0"/>
-      <w:marBottom w:val="0"/>
-      <w:divBdr>
-        <w:top w:val="none" w:sz="0" w:space="0" w:color="auto"/>
-        <w:left w:val="none" w:sz="0" w:space="0" w:color="auto"/>
-        <w:bottom w:val="none" w:sz="0" w:space="0" w:color="auto"/>
-        <w:right w:val="none" w:sz="0" w:space="0" w:color="auto"/>
-      </w:divBdr>
-    </w:div>
-    <w:div w:id="1732994761">
-      <w:bodyDiv w:val="1"/>
-      <w:marLeft w:val="0"/>
-      <w:marRight w:val="0"/>
-      <w:marTop w:val="0"/>
-      <w:marBottom w:val="0"/>
-      <w:divBdr>
-        <w:top w:val="none" w:sz="0" w:space="0" w:color="auto"/>
-        <w:left w:val="none" w:sz="0" w:space="0" w:color="auto"/>
-        <w:bottom w:val="none" w:sz="0" w:space="0" w:color="auto"/>
-        <w:right w:val="none" w:sz="0" w:space="0" w:color="auto"/>
-      </w:divBdr>
-    </w:div>
-    <w:div w:id="1861817858">
-      <w:bodyDiv w:val="1"/>
-      <w:marLeft w:val="0"/>
-      <w:marRight w:val="0"/>
-      <w:marTop w:val="0"/>
-      <w:marBottom w:val="0"/>
-      <w:divBdr>
-        <w:top w:val="none" w:sz="0" w:space="0" w:color="auto"/>
-        <w:left w:val="none" w:sz="0" w:space="0" w:color="auto"/>
-        <w:bottom w:val="none" w:sz="0" w:space="0" w:color="auto"/>
-        <w:right w:val="none" w:sz="0" w:space="0" w:color="auto"/>
-      </w:divBdr>
-    </w:div>
-  </w:divs>
-</w:webSettings>
+<file path=customXml/item1.xml><?xml version="1.0" encoding="utf-8"?>
+<b:Sources xmlns:b="http://schemas.openxmlformats.org/officeDocument/2006/bibliography" xmlns="http://schemas.openxmlformats.org/officeDocument/2006/bibliography" SelectedStyle="\APASixthEditionOfficeOnline.xsl" StyleName="APA" Version="6"/>
+</file>
+
+<file path=customXml/itemProps1.xml><?xml version="1.0" encoding="utf-8"?>
+<ds:datastoreItem xmlns:ds="http://schemas.openxmlformats.org/officeDocument/2006/customXml" ds:itemID="{612DB2C7-FC85-40AB-8BBF-812984626B65}">
+  <ds:schemaRefs>
+    <ds:schemaRef ds:uri="http://schemas.openxmlformats.org/officeDocument/2006/bibliography"/>
+  </ds:schemaRefs>
+</ds:datastoreItem>
 </file>
--- a/templates/plantilla.docx
+++ b/templates/plantilla.docx
@@ -2316,72 +2316,72 @@
         <w:rPr>
           <w:rFonts w:ascii="Calibri"/>
         </w:rPr>
-        <w:t>{FECHA_DJ}</w:t>
+        <w:t>San</w:t>
       </w:r>
       <w:r>
         <w:rPr>
           <w:rFonts w:ascii="Calibri"/>
           <w:spacing w:val="-9"/>
         </w:rPr>
-        <w:t xml:space="preserve"/>
+        <w:t xml:space="preserve"> </w:t>
       </w:r>
       <w:r>
         <w:rPr>
           <w:rFonts w:ascii="Calibri"/>
         </w:rPr>
-        <w:t/>
+        <w:t>Juan</w:t>
       </w:r>
       <w:r>
         <w:rPr>
           <w:rFonts w:ascii="Calibri"/>
           <w:spacing w:val="-8"/>
         </w:rPr>
-        <w:t xml:space="preserve"/>
+        <w:t xml:space="preserve"> </w:t>
       </w:r>
       <w:r>
         <w:rPr>
           <w:rFonts w:ascii="Calibri"/>
         </w:rPr>
-        <w:t/>
+        <w:t>de</w:t>
       </w:r>
       <w:r>
         <w:rPr>
           <w:rFonts w:ascii="Calibri"/>
           <w:spacing w:val="-3"/>
         </w:rPr>
-        <w:t xml:space="preserve"/>
+        <w:t xml:space="preserve"> </w:t>
       </w:r>
       <w:r>
         <w:rPr>
           <w:rFonts w:ascii="Calibri"/>
         </w:rPr>
-        <w:t/>
+        <w:t>Lurigancho,</w:t>
       </w:r>
       <w:r>
         <w:rPr>
           <w:rFonts w:ascii="Calibri"/>
         </w:rPr>
-        <w:t xml:space="preserve"/>
+        <w:t xml:space="preserve"> </w:t>
       </w:r>
       <w:r>
         <w:rPr>
           <w:rFonts w:ascii="Calibri"/>
         </w:rPr>
-        <w:t/>
+        <w:t>{MES_ACTUAL}</w:t>
       </w:r>
       <w:r>
         <w:rPr>
           <w:rFonts w:ascii="Calibri"/>
           <w:spacing w:val="-3"/>
         </w:rPr>
-        <w:t xml:space="preserve"/>
+        <w:t xml:space="preserve"> </w:t>
       </w:r>
       <w:r>
         <w:rPr>
           <w:rFonts w:ascii="Calibri"/>
           <w:spacing w:val="-3"/>
         </w:rPr>
-        <w:t/>
+        <w:t>{ANIO_ACTUAL}</w:t>
       </w:r>
     </w:p>
     <w:p>
@@ -4180,46 +4180,46 @@
         <w:jc w:val="both"/>
       </w:pPr>
       <w:r>
-        <w:t>{FECHA_DJ}</w:t>
+        <w:t>San</w:t>
       </w:r>
       <w:r>
         <w:rPr>
           <w:spacing w:val="-3"/>
         </w:rPr>
-        <w:t xml:space="preserve"/>
-      </w:r>
-      <w:r>
-        <w:t/>
+        <w:t xml:space="preserve"> </w:t>
+      </w:r>
+      <w:r>
+        <w:t>Juan</w:t>
       </w:r>
       <w:r>
         <w:rPr>
           <w:spacing w:val="-3"/>
         </w:rPr>
-        <w:t xml:space="preserve"/>
-      </w:r>
-      <w:r>
-        <w:t/>
+        <w:t xml:space="preserve"> </w:t>
+      </w:r>
+      <w:r>
+        <w:t>de</w:t>
       </w:r>
       <w:r>
         <w:rPr>
           <w:spacing w:val="1"/>
         </w:rPr>
-        <w:t xml:space="preserve"/>
-      </w:r>
-      <w:r>
-        <w:t/>
-      </w:r>
-      <w:r>
-        <w:t xml:space="preserve"/>
-      </w:r>
-      <w:r>
-        <w:t/>
-      </w:r>
-      <w:r>
-        <w:t xml:space="preserve"/>
-      </w:r>
-      <w:r>
-        <w:t/>
+        <w:t xml:space="preserve"> </w:t>
+      </w:r>
+      <w:r>
+        <w:t>Lurigancho,</w:t>
+      </w:r>
+      <w:r>
+        <w:t xml:space="preserve"> </w:t>
+      </w:r>
+      <w:r>
+        <w:t>{MES_ACTUAL}</w:t>
+      </w:r>
+      <w:r>
+        <w:t xml:space="preserve"> </w:t>
+      </w:r>
+      <w:r>
+        <w:t>{ANIO_ACTUAL}</w:t>
       </w:r>
     </w:p>
     <w:p>
@@ -4574,7 +4574,7 @@
           <w:szCs w:val="20"/>
           <w:lang w:eastAsia="es-PE"/>
         </w:rPr>
-        <w:t xml:space="preserve">{FECHA_DJ}</w:t>
+        <w:t xml:space="preserve">San Juan de Lurigancho, </w:t>
       </w:r>
       <w:r>
         <w:rPr>
@@ -4584,7 +4584,7 @@
           <w:szCs w:val="20"/>
           <w:lang w:eastAsia="es-PE"/>
         </w:rPr>
-        <w:t/>
+        <w:t>{MES_ACTUAL}</w:t>
       </w:r>
       <w:r>
         <w:rPr>
@@ -4594,7 +4594,7 @@
           <w:szCs w:val="20"/>
           <w:lang w:eastAsia="es-PE"/>
         </w:rPr>
-        <w:t xml:space="preserve"/>
+        <w:t xml:space="preserve"> del {ANIO_ACTUAL}</w:t>
       </w:r>
       <w:r>
         <w:rPr>
@@ -5518,39 +5518,39 @@
           <w:sz w:val="20"/>
           <w:szCs w:val="20"/>
         </w:rPr>
-        <w:t>{FECHA_DJ}</w:t>
-      </w:r>
-      <w:r>
-        <w:rPr>
-          <w:rFonts w:ascii="Arial" w:hAnsi="Arial" w:cs="Arial"/>
-          <w:sz w:val="20"/>
-          <w:szCs w:val="20"/>
-        </w:rPr>
-        <w:t xml:space="preserve"/>
-      </w:r>
-      <w:r>
-        <w:rPr>
-          <w:rFonts w:ascii="Arial" w:hAnsi="Arial" w:cs="Arial"/>
-          <w:sz w:val="20"/>
-          <w:szCs w:val="20"/>
-        </w:rPr>
-        <w:t/>
-      </w:r>
-      <w:r>
-        <w:rPr>
-          <w:rFonts w:ascii="Arial" w:hAnsi="Arial" w:cs="Arial"/>
-          <w:sz w:val="20"/>
-          <w:szCs w:val="20"/>
-        </w:rPr>
-        <w:t xml:space="preserve"/>
-      </w:r>
-      <w:r>
-        <w:rPr>
-          <w:rFonts w:ascii="Arial" w:hAnsi="Arial" w:cs="Arial"/>
-          <w:sz w:val="20"/>
-          <w:szCs w:val="20"/>
-        </w:rPr>
-        <w:t/>
+        <w:t>San Juan de Lurigancho</w:t>
+      </w:r>
+      <w:r>
+        <w:rPr>
+          <w:rFonts w:ascii="Arial" w:hAnsi="Arial" w:cs="Arial"/>
+          <w:sz w:val="20"/>
+          <w:szCs w:val="20"/>
+        </w:rPr>
+        <w:t xml:space="preserve">, </w:t>
+      </w:r>
+      <w:r>
+        <w:rPr>
+          <w:rFonts w:ascii="Arial" w:hAnsi="Arial" w:cs="Arial"/>
+          <w:sz w:val="20"/>
+          <w:szCs w:val="20"/>
+        </w:rPr>
+        <w:t>{MES_ACTUAL}</w:t>
+      </w:r>
+      <w:r>
+        <w:rPr>
+          <w:rFonts w:ascii="Arial" w:hAnsi="Arial" w:cs="Arial"/>
+          <w:sz w:val="20"/>
+          <w:szCs w:val="20"/>
+        </w:rPr>
+        <w:t xml:space="preserve"> </w:t>
+      </w:r>
+      <w:r>
+        <w:rPr>
+          <w:rFonts w:ascii="Arial" w:hAnsi="Arial" w:cs="Arial"/>
+          <w:sz w:val="20"/>
+          <w:szCs w:val="20"/>
+        </w:rPr>
+        <w:t>del {ANIO_ACTUAL}</w:t>
       </w:r>
       <w:r>
         <w:rPr>
@@ -6674,19 +6674,19 @@
         <w:rPr>
           <w:rFonts w:ascii="Arial" w:hAnsi="Arial" w:cs="Arial"/>
         </w:rPr>
-        <w:t xml:space="preserve">{FECHA_DJ}</w:t>
-      </w:r>
-      <w:r>
-        <w:rPr>
-          <w:rFonts w:ascii="Arial" w:hAnsi="Arial" w:cs="Arial"/>
-        </w:rPr>
-        <w:t/>
-      </w:r>
-      <w:r>
-        <w:rPr>
-          <w:rFonts w:ascii="Arial" w:hAnsi="Arial" w:cs="Arial"/>
-        </w:rPr>
-        <w:t xml:space="preserve"/>
+        <w:t xml:space="preserve">San Juan de Lurigancho, </w:t>
+      </w:r>
+      <w:r>
+        <w:rPr>
+          <w:rFonts w:ascii="Arial" w:hAnsi="Arial" w:cs="Arial"/>
+        </w:rPr>
+        <w:t>{MES_ACTUAL}</w:t>
+      </w:r>
+      <w:r>
+        <w:rPr>
+          <w:rFonts w:ascii="Arial" w:hAnsi="Arial" w:cs="Arial"/>
+        </w:rPr>
+        <w:t xml:space="preserve"> de {ANIO_ACTUAL}</w:t>
       </w:r>
     </w:p>
     <w:p>
@@ -7316,7 +7316,7 @@
           <w:sz w:val="24"/>
           <w:szCs w:val="24"/>
         </w:rPr>
-        <w:t>{MES_ANIO}</w:t>
+        <w:t>{MES_ACTUAL}</w:t>
       </w:r>
       <w:r>
         <w:rPr>
@@ -7324,7 +7324,7 @@
           <w:sz w:val="24"/>
           <w:szCs w:val="24"/>
         </w:rPr>
-        <w:t xml:space="preserve"/>
+        <w:t xml:space="preserve"> </w:t>
       </w:r>
       <w:r>
         <w:rPr>
@@ -7332,7 +7332,7 @@
           <w:sz w:val="24"/>
           <w:szCs w:val="24"/>
         </w:rPr>
-        <w:t/>
+        <w:t>{ANIO_ACTUAL}</w:t>
       </w:r>
     </w:p>
     <w:p>

--- a/templates/plantilla.docx
+++ b/templates/plantilla.docx
@@ -6078,14 +6078,9 @@
       </w:r>
     </w:p>
     <w:p>
-      <w:pPr>
-        <w:pStyle w:val="Ttulo1"/>
-        <w:ind w:left="2659"/>
-        <w:rPr>
-          <w:rFonts w:ascii="Arial" w:hAnsi="Arial"/>
-          <w:u w:val="thick"/>
-        </w:rPr>
-      </w:pPr>
+      <w:r>
+        <w:br w:type="page"/>
+      </w:r>
     </w:p>
     <w:p>
       <w:pPr>

--- a/templates/plantilla.docx
+++ b/templates/plantilla.docx
@@ -6054,33 +6054,28 @@
         <w:jc w:val="both"/>
         <w:rPr>
           <w:rFonts w:asciiTheme="minorHAnsi" w:hAnsiTheme="minorHAnsi" w:cstheme="minorHAnsi"/>
+          <w:color w:val="A6A6A6" w:themeColor="background1" w:themeShade="A6"/>
           <w:sz w:val="16"/>
         </w:rPr>
       </w:pPr>
-    </w:p>
-    <w:p>
-      <w:pPr>
-        <w:ind w:right="1084"/>
-        <w:jc w:val="both"/>
+      <w:r>
         <w:rPr>
           <w:rFonts w:asciiTheme="minorHAnsi" w:hAnsiTheme="minorHAnsi" w:cstheme="minorHAnsi"/>
           <w:color w:val="A6A6A6" w:themeColor="background1" w:themeShade="A6"/>
           <w:sz w:val="16"/>
         </w:rPr>
-      </w:pPr>
-      <w:r>
-        <w:rPr>
-          <w:rFonts w:asciiTheme="minorHAnsi" w:hAnsiTheme="minorHAnsi" w:cstheme="minorHAnsi"/>
-          <w:color w:val="A6A6A6" w:themeColor="background1" w:themeShade="A6"/>
-          <w:sz w:val="16"/>
-        </w:rPr>
         <w:t>Art. 51.1° del TUO de la Ley Nº 27444.- “Todas las declaraciones juradas, los documentos sucedáneos presentados y la información incluida en los escritos y formularios que presenten los administrados para la realización de procedimientos administrativos, se presumen verificados por quien hace uso de ellos, respecto a su propia situación, así como de contenido veraz para fines administrativos, salvo prueba en contrario. En caso de documentos emitidos por autoridades gubernamentales o por terceros, el administrado puede acreditar su debida diligencia en realizar previamente a su presentación las verificaciones correspondientes y razonables.”</w:t>
       </w:r>
     </w:p>
     <w:p>
-      <w:r>
-        <w:br w:type="page"/>
-      </w:r>
+      <w:pPr>
+        <w:pStyle w:val="Ttulo1"/>
+        <w:ind w:left="2659"/>
+        <w:rPr>
+          <w:rFonts w:ascii="Arial" w:hAnsi="Arial"/>
+          <w:u w:val="thick"/>
+        </w:rPr>
+      </w:pPr>
     </w:p>
     <w:p>
       <w:pPr>

--- a/templates/plantilla.docx
+++ b/templates/plantilla.docx
@@ -290,16 +290,6 @@
         </w:rPr>
         <w:t>034-2005-PCM</w:t>
       </w:r>
-    </w:p>
-    <w:p>
-      <w:pPr>
-        <w:pStyle w:val="Textoindependiente"/>
-        <w:spacing w:before="1"/>
-        <w:rPr>
-          <w:rFonts w:ascii="Calibri"/>
-          <w:b/>
-        </w:rPr>
-      </w:pPr>
     </w:p>
     <w:p>
       <w:pPr>

--- a/templates/plantilla.docx
+++ b/templates/plantilla.docx
@@ -290,6 +290,16 @@
         </w:rPr>
         <w:t>034-2005-PCM</w:t>
       </w:r>
+    </w:p>
+    <w:p>
+      <w:pPr>
+        <w:pStyle w:val="Textoindependiente"/>
+        <w:spacing w:before="1"/>
+        <w:rPr>
+          <w:rFonts w:ascii="Calibri"/>
+          <w:b/>
+        </w:rPr>
+      </w:pPr>
     </w:p>
     <w:p>
       <w:pPr>
@@ -727,15 +737,6 @@
     <w:p>
       <w:pPr>
         <w:pStyle w:val="Textoindependiente"/>
-        <w:spacing w:before="1"/>
-        <w:rPr>
-          <w:rFonts w:ascii="Calibri"/>
-        </w:rPr>
-      </w:pPr>
-    </w:p>
-    <w:p>
-      <w:pPr>
-        <w:pStyle w:val="Textoindependiente"/>
         <w:ind w:left="119" w:right="122"/>
         <w:jc w:val="both"/>
         <w:rPr>
@@ -976,15 +977,6 @@
         </w:rPr>
         <w:t>Lurigancho.</w:t>
       </w:r>
-    </w:p>
-    <w:p>
-      <w:pPr>
-        <w:pStyle w:val="Textoindependiente"/>
-        <w:spacing w:before="1"/>
-        <w:rPr>
-          <w:rFonts w:ascii="Calibri"/>
-        </w:rPr>
-      </w:pPr>
     </w:p>
     <w:p>
       <w:pPr>
@@ -1260,15 +1252,6 @@
     </w:p>
     <w:p>
       <w:pPr>
-        <w:pStyle w:val="Textoindependiente"/>
-        <w:spacing w:before="11"/>
-        <w:rPr>
-          <w:rFonts w:ascii="Calibri"/>
-        </w:rPr>
-      </w:pPr>
-    </w:p>
-    <w:p>
-      <w:pPr>
         <w:ind w:left="119"/>
         <w:rPr>
           <w:rFonts w:ascii="Calibri"/>
@@ -1344,16 +1327,6 @@
         </w:rPr>
         <w:t>PARIENTES</w:t>
       </w:r>
-    </w:p>
-    <w:p>
-      <w:pPr>
-        <w:pStyle w:val="Textoindependiente"/>
-        <w:spacing w:before="10"/>
-        <w:rPr>
-          <w:rFonts w:ascii="Calibri"/>
-          <w:b/>
-        </w:rPr>
-      </w:pPr>
     </w:p>
     <w:p>
       <w:pPr>
@@ -1576,16 +1549,6 @@
     <w:p>
       <w:pPr>
         <w:pStyle w:val="Textoindependiente"/>
-        <w:spacing w:before="4"/>
-        <w:rPr>
-          <w:rFonts w:ascii="Calibri"/>
-          <w:sz w:val="23"/>
-        </w:rPr>
-      </w:pPr>
-    </w:p>
-    <w:p>
-      <w:pPr>
-        <w:pStyle w:val="Textoindependiente"/>
         <w:ind w:left="119"/>
         <w:jc w:val="both"/>
         <w:rPr>
@@ -1663,15 +1626,6 @@
         </w:rPr>
         <w:t>Trabajo</w:t>
       </w:r>
-    </w:p>
-    <w:p>
-      <w:pPr>
-        <w:pStyle w:val="Textoindependiente"/>
-        <w:spacing w:before="8"/>
-        <w:rPr>
-          <w:rFonts w:ascii="Calibri"/>
-        </w:rPr>
-      </w:pPr>
     </w:p>
     <w:tbl>
       <w:tblPr>
@@ -1822,57 +1776,21 @@
           <w:tcPr>
             <w:tcW w:w="2112" w:type="dxa"/>
           </w:tcPr>
-          <w:p>
-            <w:pPr>
-              <w:pStyle w:val="TableParagraph"/>
-              <w:rPr>
-                <w:rFonts w:ascii="Times New Roman"/>
-                <w:sz w:val="18"/>
-              </w:rPr>
-            </w:pPr>
-          </w:p>
         </w:tc>
         <w:tc>
           <w:tcPr>
             <w:tcW w:w="2113" w:type="dxa"/>
           </w:tcPr>
-          <w:p>
-            <w:pPr>
-              <w:pStyle w:val="TableParagraph"/>
-              <w:rPr>
-                <w:rFonts w:ascii="Times New Roman"/>
-                <w:sz w:val="18"/>
-              </w:rPr>
-            </w:pPr>
-          </w:p>
         </w:tc>
         <w:tc>
           <w:tcPr>
             <w:tcW w:w="2113" w:type="dxa"/>
           </w:tcPr>
-          <w:p>
-            <w:pPr>
-              <w:pStyle w:val="TableParagraph"/>
-              <w:rPr>
-                <w:rFonts w:ascii="Times New Roman"/>
-                <w:sz w:val="18"/>
-              </w:rPr>
-            </w:pPr>
-          </w:p>
         </w:tc>
         <w:tc>
           <w:tcPr>
             <w:tcW w:w="2112" w:type="dxa"/>
           </w:tcPr>
-          <w:p>
-            <w:pPr>
-              <w:pStyle w:val="TableParagraph"/>
-              <w:rPr>
-                <w:rFonts w:ascii="Times New Roman"/>
-                <w:sz w:val="18"/>
-              </w:rPr>
-            </w:pPr>
-          </w:p>
         </w:tc>
       </w:tr>
       <w:tr>
@@ -1883,57 +1801,21 @@
           <w:tcPr>
             <w:tcW w:w="2112" w:type="dxa"/>
           </w:tcPr>
-          <w:p>
-            <w:pPr>
-              <w:pStyle w:val="TableParagraph"/>
-              <w:rPr>
-                <w:rFonts w:ascii="Times New Roman"/>
-                <w:sz w:val="18"/>
-              </w:rPr>
-            </w:pPr>
-          </w:p>
         </w:tc>
         <w:tc>
           <w:tcPr>
             <w:tcW w:w="2113" w:type="dxa"/>
           </w:tcPr>
-          <w:p>
-            <w:pPr>
-              <w:pStyle w:val="TableParagraph"/>
-              <w:rPr>
-                <w:rFonts w:ascii="Times New Roman"/>
-                <w:sz w:val="18"/>
-              </w:rPr>
-            </w:pPr>
-          </w:p>
         </w:tc>
         <w:tc>
           <w:tcPr>
             <w:tcW w:w="2113" w:type="dxa"/>
           </w:tcPr>
-          <w:p>
-            <w:pPr>
-              <w:pStyle w:val="TableParagraph"/>
-              <w:rPr>
-                <w:rFonts w:ascii="Times New Roman"/>
-                <w:sz w:val="18"/>
-              </w:rPr>
-            </w:pPr>
-          </w:p>
         </w:tc>
         <w:tc>
           <w:tcPr>
             <w:tcW w:w="2112" w:type="dxa"/>
           </w:tcPr>
-          <w:p>
-            <w:pPr>
-              <w:pStyle w:val="TableParagraph"/>
-              <w:rPr>
-                <w:rFonts w:ascii="Times New Roman"/>
-                <w:sz w:val="18"/>
-              </w:rPr>
-            </w:pPr>
-          </w:p>
         </w:tc>
       </w:tr>
       <w:tr>
@@ -1944,69 +1826,24 @@
           <w:tcPr>
             <w:tcW w:w="2112" w:type="dxa"/>
           </w:tcPr>
-          <w:p>
-            <w:pPr>
-              <w:pStyle w:val="TableParagraph"/>
-              <w:rPr>
-                <w:rFonts w:ascii="Times New Roman"/>
-                <w:sz w:val="18"/>
-              </w:rPr>
-            </w:pPr>
-          </w:p>
         </w:tc>
         <w:tc>
           <w:tcPr>
             <w:tcW w:w="2113" w:type="dxa"/>
           </w:tcPr>
-          <w:p>
-            <w:pPr>
-              <w:pStyle w:val="TableParagraph"/>
-              <w:rPr>
-                <w:rFonts w:ascii="Times New Roman"/>
-                <w:sz w:val="18"/>
-              </w:rPr>
-            </w:pPr>
-          </w:p>
         </w:tc>
         <w:tc>
           <w:tcPr>
             <w:tcW w:w="2113" w:type="dxa"/>
           </w:tcPr>
-          <w:p>
-            <w:pPr>
-              <w:pStyle w:val="TableParagraph"/>
-              <w:rPr>
-                <w:rFonts w:ascii="Times New Roman"/>
-                <w:sz w:val="18"/>
-              </w:rPr>
-            </w:pPr>
-          </w:p>
         </w:tc>
         <w:tc>
           <w:tcPr>
             <w:tcW w:w="2112" w:type="dxa"/>
           </w:tcPr>
-          <w:p>
-            <w:pPr>
-              <w:pStyle w:val="TableParagraph"/>
-              <w:rPr>
-                <w:rFonts w:ascii="Times New Roman"/>
-                <w:sz w:val="18"/>
-              </w:rPr>
-            </w:pPr>
-          </w:p>
         </w:tc>
       </w:tr>
     </w:tbl>
-    <w:p>
-      <w:pPr>
-        <w:pStyle w:val="Textoindependiente"/>
-        <w:spacing w:before="1"/>
-        <w:rPr>
-          <w:rFonts w:ascii="Calibri"/>
-        </w:rPr>
-      </w:pPr>
-    </w:p>
     <w:p>
       <w:pPr>
         <w:pStyle w:val="Textoindependiente"/>
@@ -2287,15 +2124,6 @@
     <w:p>
       <w:pPr>
         <w:pStyle w:val="Textoindependiente"/>
-        <w:spacing w:before="2"/>
-        <w:rPr>
-          <w:rFonts w:ascii="Calibri"/>
-        </w:rPr>
-      </w:pPr>
-    </w:p>
-    <w:p>
-      <w:pPr>
-        <w:pStyle w:val="Textoindependiente"/>
         <w:ind w:right="1689"/>
         <w:jc w:val="right"/>
         <w:rPr>
@@ -2373,24 +2201,6 @@
         </w:rPr>
         <w:t>{ANIO_ACTUAL}</w:t>
       </w:r>
-    </w:p>
-    <w:p>
-      <w:pPr>
-        <w:pStyle w:val="Textoindependiente"/>
-        <w:rPr>
-          <w:rFonts w:ascii="Calibri"/>
-          <w:sz w:val="20"/>
-        </w:rPr>
-      </w:pPr>
-    </w:p>
-    <w:p>
-      <w:pPr>
-        <w:pStyle w:val="Textoindependiente"/>
-        <w:rPr>
-          <w:rFonts w:ascii="Calibri"/>
-          <w:sz w:val="20"/>
-        </w:rPr>
-      </w:pPr>
     </w:p>
     <w:p>
       <w:pPr>
@@ -2517,14 +2327,6 @@
     </w:p>
     <w:p>
       <w:pPr>
-        <w:pStyle w:val="Textoindependiente"/>
-        <w:rPr>
-          <w:rFonts w:ascii="Calibri"/>
-        </w:rPr>
-      </w:pPr>
-    </w:p>
-    <w:p>
-      <w:pPr>
         <w:spacing w:before="159"/>
         <w:ind w:left="119"/>
         <w:rPr>
@@ -3449,29 +3251,6 @@
     </w:p>
     <w:p>
       <w:pPr>
-        <w:spacing w:line="242" w:lineRule="auto"/>
-        <w:rPr>
-          <w:sz w:val="14"/>
-        </w:rPr>
-        <w:sectPr>
-          <w:type w:val="continuous"/>
-          <w:pgSz w:w="12240" w:h="15840"/>
-          <w:pgMar w:top="1320" w:right="1300" w:bottom="280" w:left="1580" w:header="720" w:footer="720" w:gutter="0"/>
-          <w:cols w:space="720"/>
-        </w:sectPr>
-      </w:pPr>
-    </w:p>
-    <w:p>
-      <w:pPr>
-        <w:pStyle w:val="Textoindependiente"/>
-        <w:spacing w:before="8"/>
-        <w:rPr>
-          <w:sz w:val="25"/>
-        </w:rPr>
-      </w:pPr>
-    </w:p>
-    <w:p>
-      <w:pPr>
         <w:pStyle w:val="Ttulo1"/>
         <w:spacing w:before="90"/>
         <w:ind w:left="3134"/>
@@ -3505,27 +3284,6 @@
     <w:p>
       <w:pPr>
         <w:pStyle w:val="Textoindependiente"/>
-        <w:rPr>
-          <w:rFonts w:ascii="Arial"/>
-          <w:b/>
-          <w:sz w:val="20"/>
-        </w:rPr>
-      </w:pPr>
-    </w:p>
-    <w:p>
-      <w:pPr>
-        <w:pStyle w:val="Textoindependiente"/>
-        <w:spacing w:before="5"/>
-        <w:rPr>
-          <w:rFonts w:ascii="Arial"/>
-          <w:b/>
-          <w:sz w:val="16"/>
-        </w:rPr>
-      </w:pPr>
-    </w:p>
-    <w:p>
-      <w:pPr>
-        <w:pStyle w:val="Textoindependiente"/>
         <w:spacing w:before="94" w:line="251" w:lineRule="exact"/>
         <w:ind w:left="118"/>
       </w:pPr>
@@ -3696,15 +3454,6 @@
       <w:r>
         <w:t>-</w:t>
       </w:r>
-    </w:p>
-    <w:p>
-      <w:pPr>
-        <w:pStyle w:val="Textoindependiente"/>
-        <w:spacing w:before="1"/>
-        <w:rPr>
-          <w:sz w:val="14"/>
-        </w:rPr>
-      </w:pPr>
     </w:p>
     <w:p>
       <w:pPr>
@@ -3734,15 +3483,6 @@
       <w:r>
         <w:t>consideración:</w:t>
       </w:r>
-    </w:p>
-    <w:p>
-      <w:pPr>
-        <w:pStyle w:val="Textoindependiente"/>
-        <w:spacing w:before="1"/>
-        <w:rPr>
-          <w:sz w:val="23"/>
-        </w:rPr>
-      </w:pPr>
     </w:p>
     <w:p>
       <w:pPr>
@@ -3763,15 +3503,6 @@
       <w:r>
         <w:t>El que suscribe {NOMBRE} identificado con DNI N° {DNI} con RUC N° {RUC} declaro bajo juramento, lo siguiente:</w:t>
       </w:r>
-    </w:p>
-    <w:p>
-      <w:pPr>
-        <w:pStyle w:val="Textoindependiente"/>
-        <w:spacing w:before="8"/>
-        <w:rPr>
-          <w:sz w:val="20"/>
-        </w:rPr>
-      </w:pPr>
     </w:p>
     <w:p>
       <w:pPr>
@@ -3802,15 +3533,28 @@
     <w:p>
       <w:pPr>
         <w:pStyle w:val="Textoindependiente"/>
+        <w:widowControl/>
+        <w:numPr>
+          <w:ilvl w:val="0"/>
+          <w:numId w:val="5"/>
+        </w:numPr>
         <w:tabs>
           <w:tab w:val="left" w:pos="426"/>
         </w:tabs>
-        <w:ind w:left="284" w:right="801" w:hanging="426"/>
+        <w:autoSpaceDE/>
+        <w:autoSpaceDN/>
+        <w:ind w:left="284" w:right="801"/>
         <w:jc w:val="both"/>
         <w:rPr>
           <w:rFonts w:ascii="Arial" w:hAnsi="Arial" w:cs="Arial"/>
         </w:rPr>
       </w:pPr>
+      <w:r>
+        <w:rPr>
+          <w:rFonts w:ascii="Arial" w:hAnsi="Arial" w:cs="Arial"/>
+        </w:rPr>
+        <w:t>Conozco, acepto y me someto a las condiciones y procedimientos de la presente contratación.</w:t>
+      </w:r>
     </w:p>
     <w:p>
       <w:pPr>
@@ -3835,17 +3579,8 @@
         <w:rPr>
           <w:rFonts w:ascii="Arial" w:hAnsi="Arial" w:cs="Arial"/>
         </w:rPr>
-        <w:t>Conozco, acepto y me someto a las condiciones y procedimientos de la presente contratación.</w:t>
-      </w:r>
-    </w:p>
-    <w:p>
-      <w:pPr>
-        <w:pStyle w:val="Prrafodelista"/>
-        <w:ind w:left="284" w:right="801"/>
-        <w:rPr>
-          <w:rFonts w:ascii="Arial" w:hAnsi="Arial" w:cs="Arial"/>
-        </w:rPr>
-      </w:pPr>
+        <w:t>No contar con impedimento para contratar con el Estado, conforme con lo señalado en el artículo 30 de la Ley N° 32069, Ley General de Contrataciones Publicas</w:t>
+      </w:r>
     </w:p>
     <w:p>
       <w:pPr>
@@ -3870,21 +3605,8 @@
         <w:rPr>
           <w:rFonts w:ascii="Arial" w:hAnsi="Arial" w:cs="Arial"/>
         </w:rPr>
-        <w:t>No contar con impedimento para contratar con el Estado, conforme con lo señalado en el artículo 30 de la Ley N° 32069, Ley General de Contrataciones Publicas</w:t>
-      </w:r>
-    </w:p>
-    <w:p>
-      <w:pPr>
-        <w:pStyle w:val="Textoindependiente"/>
-        <w:tabs>
-          <w:tab w:val="left" w:pos="426"/>
-        </w:tabs>
-        <w:ind w:left="284" w:right="801" w:hanging="426"/>
-        <w:jc w:val="both"/>
-        <w:rPr>
-          <w:rFonts w:ascii="Arial" w:hAnsi="Arial" w:cs="Arial"/>
-        </w:rPr>
-      </w:pPr>
+        <w:t>Soy responsable de la veracidad de los documentos e información que presento a efectos de la presente contratación.</w:t>
+      </w:r>
     </w:p>
     <w:p>
       <w:pPr>
@@ -3909,21 +3631,14 @@
         <w:rPr>
           <w:rFonts w:ascii="Arial" w:hAnsi="Arial" w:cs="Arial"/>
         </w:rPr>
-        <w:t>Soy responsable de la veracidad de los documentos e información que presento a efectos de la presente contratación.</w:t>
-      </w:r>
-    </w:p>
-    <w:p>
-      <w:pPr>
-        <w:pStyle w:val="Textoindependiente"/>
-        <w:tabs>
-          <w:tab w:val="left" w:pos="426"/>
-        </w:tabs>
-        <w:ind w:left="284" w:right="801" w:hanging="426"/>
-        <w:jc w:val="both"/>
-        <w:rPr>
-          <w:rFonts w:ascii="Arial" w:hAnsi="Arial" w:cs="Arial"/>
-        </w:rPr>
-      </w:pPr>
+        <w:t xml:space="preserve">Conozco y me someto a las sanciones contenidas en la Ley N° </w:t>
+      </w:r>
+      <w:r>
+        <w:rPr>
+          <w:rFonts w:ascii="Arial" w:hAnsi="Arial" w:cs="Arial"/>
+        </w:rPr>
+        <w:t xml:space="preserve">32069, Ley General de Contrataciones Públicas y su Reglamento, aprobado mediante Decreto Supremo N° 009-2025-EF </w:t>
+      </w:r>
     </w:p>
     <w:p>
       <w:pPr>
@@ -3948,27 +3663,56 @@
         <w:rPr>
           <w:rFonts w:ascii="Arial" w:hAnsi="Arial" w:cs="Arial"/>
         </w:rPr>
-        <w:t xml:space="preserve">Conozco y me someto a las sanciones contenidas en la Ley N° </w:t>
-      </w:r>
-      <w:r>
-        <w:rPr>
-          <w:rFonts w:ascii="Arial" w:hAnsi="Arial" w:cs="Arial"/>
-        </w:rPr>
-        <w:t xml:space="preserve">32069, Ley General de Contrataciones Públicas y su Reglamento, aprobado mediante Decreto Supremo N° 009-2025-EF </w:t>
-      </w:r>
-    </w:p>
-    <w:p>
-      <w:pPr>
-        <w:pStyle w:val="Textoindependiente"/>
-        <w:tabs>
-          <w:tab w:val="left" w:pos="426"/>
-        </w:tabs>
-        <w:ind w:left="284" w:right="801" w:hanging="426"/>
-        <w:jc w:val="both"/>
-        <w:rPr>
-          <w:rFonts w:ascii="Arial" w:hAnsi="Arial" w:cs="Arial"/>
-        </w:rPr>
-      </w:pPr>
+        <w:t xml:space="preserve">Soy responsable de cualquier daño material </w:t>
+      </w:r>
+      <w:r>
+        <w:rPr>
+          <w:rFonts w:ascii="Arial" w:hAnsi="Arial" w:cs="Arial"/>
+        </w:rPr>
+        <w:t>o</w:t>
+      </w:r>
+      <w:r>
+        <w:rPr>
+          <w:rFonts w:ascii="Arial" w:hAnsi="Arial" w:cs="Arial"/>
+        </w:rPr>
+        <w:t xml:space="preserve"> económico que pueda causar a la Entidad </w:t>
+      </w:r>
+      <w:r>
+        <w:rPr>
+          <w:rFonts w:ascii="Arial" w:hAnsi="Arial" w:cs="Arial"/>
+        </w:rPr>
+        <w:t>o</w:t>
+      </w:r>
+      <w:r>
+        <w:rPr>
+          <w:rFonts w:ascii="Arial" w:hAnsi="Arial" w:cs="Arial"/>
+        </w:rPr>
+        <w:t xml:space="preserve"> a terceros en el desarrollo de </w:t>
+      </w:r>
+      <w:r>
+        <w:rPr>
+          <w:rFonts w:ascii="Arial" w:hAnsi="Arial" w:cs="Arial"/>
+        </w:rPr>
+        <w:t>mi</w:t>
+      </w:r>
+      <w:r>
+        <w:rPr>
+          <w:rFonts w:ascii="Arial" w:hAnsi="Arial" w:cs="Arial"/>
+        </w:rPr>
+        <w:t xml:space="preserve">s </w:t>
+      </w:r>
+      <w:r>
+        <w:rPr>
+          <w:rFonts w:ascii="Arial" w:hAnsi="Arial" w:cs="Arial"/>
+        </w:rPr>
+        <w:t>actividades</w:t>
+      </w:r>
+      <w:r>
+        <w:rPr>
+          <w:rFonts w:ascii="Arial" w:hAnsi="Arial" w:cs="Arial"/>
+        </w:rPr>
+        <w:t>.</w:t>
+      </w:r>
     </w:p>
     <w:p>
       <w:pPr>
@@ -3993,69 +3737,20 @@
         <w:rPr>
           <w:rFonts w:ascii="Arial" w:hAnsi="Arial" w:cs="Arial"/>
         </w:rPr>
-        <w:t xml:space="preserve">Soy responsable de cualquier daño material </w:t>
-      </w:r>
-      <w:r>
-        <w:rPr>
-          <w:rFonts w:ascii="Arial" w:hAnsi="Arial" w:cs="Arial"/>
-        </w:rPr>
-        <w:t>o</w:t>
-      </w:r>
-      <w:r>
-        <w:rPr>
-          <w:rFonts w:ascii="Arial" w:hAnsi="Arial" w:cs="Arial"/>
-        </w:rPr>
-        <w:t xml:space="preserve"> económico que pueda causar a la Entidad </w:t>
-      </w:r>
-      <w:r>
-        <w:rPr>
-          <w:rFonts w:ascii="Arial" w:hAnsi="Arial" w:cs="Arial"/>
-        </w:rPr>
-        <w:t>o</w:t>
-      </w:r>
-      <w:r>
-        <w:rPr>
-          <w:rFonts w:ascii="Arial" w:hAnsi="Arial" w:cs="Arial"/>
-        </w:rPr>
-        <w:t xml:space="preserve"> a terceros en el desarrollo de </w:t>
-      </w:r>
-      <w:r>
-        <w:rPr>
-          <w:rFonts w:ascii="Arial" w:hAnsi="Arial" w:cs="Arial"/>
-        </w:rPr>
-        <w:t>mi</w:t>
-      </w:r>
-      <w:r>
-        <w:rPr>
-          <w:rFonts w:ascii="Arial" w:hAnsi="Arial" w:cs="Arial"/>
-        </w:rPr>
-        <w:t xml:space="preserve">s </w:t>
-      </w:r>
-      <w:r>
-        <w:rPr>
-          <w:rFonts w:ascii="Arial" w:hAnsi="Arial" w:cs="Arial"/>
-        </w:rPr>
-        <w:t>actividades</w:t>
-      </w:r>
-      <w:r>
-        <w:rPr>
-          <w:rFonts w:ascii="Arial" w:hAnsi="Arial" w:cs="Arial"/>
-        </w:rPr>
-        <w:t>.</w:t>
-      </w:r>
-    </w:p>
-    <w:p>
-      <w:pPr>
-        <w:pStyle w:val="Textoindependiente"/>
-        <w:tabs>
-          <w:tab w:val="left" w:pos="426"/>
-        </w:tabs>
-        <w:ind w:left="284" w:right="801" w:hanging="426"/>
-        <w:jc w:val="both"/>
-        <w:rPr>
-          <w:rFonts w:ascii="Arial" w:hAnsi="Arial" w:cs="Arial"/>
-        </w:rPr>
-      </w:pPr>
+        <w:t>Cumpliré con la reserva confidencial de información que pueda acc</w:t>
+      </w:r>
+      <w:r>
+        <w:rPr>
+          <w:rFonts w:ascii="Arial" w:hAnsi="Arial" w:cs="Arial"/>
+        </w:rPr>
+        <w:t>eder en cumplimiento de la prestación del servicio</w:t>
+      </w:r>
+      <w:r>
+        <w:rPr>
+          <w:rFonts w:ascii="Arial" w:hAnsi="Arial" w:cs="Arial"/>
+        </w:rPr>
+        <w:t xml:space="preserve">. </w:t>
+      </w:r>
     </w:p>
     <w:p>
       <w:pPr>
@@ -4080,57 +3775,6 @@
         <w:rPr>
           <w:rFonts w:ascii="Arial" w:hAnsi="Arial" w:cs="Arial"/>
         </w:rPr>
-        <w:t>Cumpliré con la reserva confidencial de información que pueda acc</w:t>
-      </w:r>
-      <w:r>
-        <w:rPr>
-          <w:rFonts w:ascii="Arial" w:hAnsi="Arial" w:cs="Arial"/>
-        </w:rPr>
-        <w:t>eder en cumplimiento de la prestación del servicio</w:t>
-      </w:r>
-      <w:r>
-        <w:rPr>
-          <w:rFonts w:ascii="Arial" w:hAnsi="Arial" w:cs="Arial"/>
-        </w:rPr>
-        <w:t xml:space="preserve">. </w:t>
-      </w:r>
-    </w:p>
-    <w:p>
-      <w:pPr>
-        <w:pStyle w:val="Textoindependiente"/>
-        <w:tabs>
-          <w:tab w:val="left" w:pos="426"/>
-        </w:tabs>
-        <w:ind w:left="284" w:right="801" w:hanging="426"/>
-        <w:jc w:val="both"/>
-        <w:rPr>
-          <w:rFonts w:ascii="Arial" w:hAnsi="Arial" w:cs="Arial"/>
-        </w:rPr>
-      </w:pPr>
-    </w:p>
-    <w:p>
-      <w:pPr>
-        <w:pStyle w:val="Textoindependiente"/>
-        <w:widowControl/>
-        <w:numPr>
-          <w:ilvl w:val="0"/>
-          <w:numId w:val="5"/>
-        </w:numPr>
-        <w:tabs>
-          <w:tab w:val="left" w:pos="426"/>
-        </w:tabs>
-        <w:autoSpaceDE/>
-        <w:autoSpaceDN/>
-        <w:ind w:left="284" w:right="801"/>
-        <w:jc w:val="both"/>
-        <w:rPr>
-          <w:rFonts w:ascii="Arial" w:hAnsi="Arial" w:cs="Arial"/>
-        </w:rPr>
-      </w:pPr>
-      <w:r>
-        <w:rPr>
-          <w:rFonts w:ascii="Arial" w:hAnsi="Arial" w:cs="Arial"/>
-        </w:rPr>
         <w:t>No tener dentro de la Entidad parientes hasta el cuarto grado de consanguinidad, segundo de afinidad, por razón de matrimonio, unión de hecho o convivencia, que sean funcionarios, directivos, servidores públicos y/o persona</w:t>
       </w:r>
       <w:r>
@@ -4147,12 +3791,6 @@
         </w:rPr>
         <w:t>.</w:t>
       </w:r>
-    </w:p>
-    <w:p>
-      <w:pPr>
-        <w:pStyle w:val="Textoindependiente"/>
-        <w:spacing w:before="2"/>
-      </w:pPr>
     </w:p>
     <w:p>
       <w:pPr>
@@ -4161,14 +3799,6 @@
         <w:ind w:left="118"/>
         <w:jc w:val="both"/>
       </w:pPr>
-    </w:p>
-    <w:p>
-      <w:pPr>
-        <w:pStyle w:val="Textoindependiente"/>
-        <w:spacing w:before="1"/>
-        <w:ind w:left="118"/>
-        <w:jc w:val="both"/>
-      </w:pPr>
       <w:r>
         <w:t>San</w:t>
       </w:r>
@@ -4211,60 +3841,6 @@
       <w:r>
         <w:t>{ANIO_ACTUAL}</w:t>
       </w:r>
-    </w:p>
-    <w:p>
-      <w:pPr>
-        <w:pStyle w:val="Textoindependiente"/>
-        <w:rPr>
-          <w:sz w:val="20"/>
-        </w:rPr>
-      </w:pPr>
-    </w:p>
-    <w:p>
-      <w:pPr>
-        <w:pStyle w:val="Textoindependiente"/>
-        <w:rPr>
-          <w:sz w:val="20"/>
-        </w:rPr>
-      </w:pPr>
-    </w:p>
-    <w:p>
-      <w:pPr>
-        <w:pStyle w:val="Textoindependiente"/>
-        <w:rPr>
-          <w:sz w:val="20"/>
-        </w:rPr>
-      </w:pPr>
-    </w:p>
-    <w:p>
-      <w:pPr>
-        <w:pStyle w:val="Textoindependiente"/>
-        <w:rPr>
-          <w:sz w:val="20"/>
-        </w:rPr>
-      </w:pPr>
-    </w:p>
-    <w:p>
-      <w:pPr>
-        <w:pStyle w:val="Textoindependiente"/>
-        <w:rPr>
-          <w:sz w:val="20"/>
-        </w:rPr>
-      </w:pPr>
-    </w:p>
-    <w:p>
-      <w:pPr>
-        <w:pStyle w:val="Textoindependiente"/>
-        <w:rPr>
-          <w:sz w:val="20"/>
-        </w:rPr>
-      </w:pPr>
-    </w:p>
-    <w:p>
-      <w:pPr>
-        <w:pStyle w:val="Textoindependiente"/>
-        <w:spacing w:before="9"/>
-      </w:pPr>
     </w:p>
     <w:p>
       <w:pPr>
@@ -4404,17 +3980,6 @@
     </w:p>
     <w:p>
       <w:pPr>
-        <w:pStyle w:val="Textoindependiente"/>
-        <w:spacing w:before="6"/>
-        <w:ind w:left="-567" w:right="1368" w:hanging="426"/>
-        <w:rPr>
-          <w:b/>
-          <w:sz w:val="10"/>
-        </w:rPr>
-      </w:pPr>
-    </w:p>
-    <w:p>
-      <w:pPr>
         <w:ind w:right="1368" w:hanging="426"/>
         <w:jc w:val="center"/>
         <w:rPr>
@@ -4440,21 +4005,8 @@
     </w:p>
     <w:p>
       <w:pPr>
-        <w:ind w:right="1368" w:hanging="426"/>
-        <w:jc w:val="center"/>
-        <w:rPr>
-          <w:rFonts w:ascii="Arial" w:eastAsia="Times New Roman" w:hAnsi="Arial" w:cs="Arial"/>
-          <w:b/>
-          <w:sz w:val="20"/>
-          <w:szCs w:val="20"/>
-          <w:lang w:val="es-MX" w:eastAsia="es-MX"/>
-        </w:rPr>
-      </w:pPr>
-    </w:p>
-    <w:p>
-      <w:pPr>
         <w:spacing w:line="360" w:lineRule="auto"/>
-        <w:ind w:right="1368" w:hanging="426"/>
+        <w:ind w:left="142" w:right="1368" w:hanging="426"/>
         <w:jc w:val="both"/>
         <w:rPr>
           <w:rFonts w:ascii="Arial" w:eastAsia="Times New Roman" w:hAnsi="Arial" w:cs="Arial"/>
@@ -4463,11 +4015,14 @@
           <w:lang w:val="es-MX" w:eastAsia="es-MX"/>
         </w:rPr>
       </w:pPr>
+      <w:r>
+        <w:t xml:space="preserve">        El(la) que suscribe, {NOMBRE} identificado(a) con DNI N° {DNI} con RUC N° {RUC} domiciliado(a) en {DIRECCION} declaro bajo juramento; haber culminado mis estudios secundarios, en el centro de estudios {COLEGIO} en el año {ANIO}</w:t>
+      </w:r>
     </w:p>
     <w:p>
       <w:pPr>
         <w:spacing w:line="360" w:lineRule="auto"/>
-        <w:ind w:left="142" w:right="1368" w:hanging="426"/>
+        <w:ind w:right="1368" w:hanging="426"/>
         <w:jc w:val="both"/>
         <w:rPr>
           <w:rFonts w:ascii="Arial" w:eastAsia="Times New Roman" w:hAnsi="Arial" w:cs="Arial"/>
@@ -4477,59 +4032,14 @@
         </w:rPr>
       </w:pPr>
       <w:r>
-        <w:t xml:space="preserve">        El(la) que suscribe, {NOMBRE} identificado(a) con DNI N° {DNI} con RUC N° {RUC} domiciliado(a) en {DIRECCION} declaro bajo juramento; haber culminado mis estudios secundarios, en el centro de estudios {COLEGIO} en el año {ANIO}</w:t>
-      </w:r>
-    </w:p>
-    <w:p>
-      <w:pPr>
-        <w:spacing w:line="360" w:lineRule="auto"/>
-        <w:ind w:right="1368" w:hanging="426"/>
-        <w:jc w:val="both"/>
         <w:rPr>
           <w:rFonts w:ascii="Arial" w:eastAsia="Times New Roman" w:hAnsi="Arial" w:cs="Arial"/>
           <w:sz w:val="20"/>
           <w:szCs w:val="20"/>
           <w:lang w:val="es-MX" w:eastAsia="es-MX"/>
         </w:rPr>
-      </w:pPr>
-    </w:p>
-    <w:p>
-      <w:pPr>
-        <w:spacing w:line="360" w:lineRule="auto"/>
-        <w:ind w:right="1368" w:hanging="426"/>
-        <w:jc w:val="both"/>
-        <w:rPr>
-          <w:rFonts w:ascii="Arial" w:eastAsia="Times New Roman" w:hAnsi="Arial" w:cs="Arial"/>
-          <w:sz w:val="20"/>
-          <w:szCs w:val="20"/>
-          <w:lang w:val="es-MX" w:eastAsia="es-MX"/>
-        </w:rPr>
-      </w:pPr>
-      <w:r>
-        <w:rPr>
-          <w:rFonts w:ascii="Arial" w:eastAsia="Times New Roman" w:hAnsi="Arial" w:cs="Arial"/>
-          <w:sz w:val="20"/>
-          <w:szCs w:val="20"/>
-          <w:lang w:val="es-MX" w:eastAsia="es-MX"/>
-        </w:rPr>
         <w:t>Firmo la presente declaración jurada, de conformidad con lo establecido en el Art. 51° acápite 51.1 del TUO de la Ley Nº 27444 – Ley del Procedimiento Administrativo General, por lo que seré responsable de la información consignada en dicho documento y me someteré al proceso de fiscalización posterior que lleve a cabo la entidad.</w:t>
       </w:r>
-    </w:p>
-    <w:p>
-      <w:pPr>
-        <w:kinsoku w:val="0"/>
-        <w:spacing w:before="180"/>
-        <w:ind w:right="1368" w:hanging="426"/>
-        <w:jc w:val="center"/>
-        <w:rPr>
-          <w:rFonts w:ascii="Arial" w:eastAsia="Times New Roman" w:hAnsi="Arial" w:cs="Arial"/>
-          <w:b/>
-          <w:spacing w:val="6"/>
-          <w:sz w:val="20"/>
-          <w:szCs w:val="20"/>
-          <w:lang w:val="es-MX" w:eastAsia="es-ES"/>
-        </w:rPr>
-      </w:pPr>
     </w:p>
     <w:p>
       <w:pPr>
@@ -4543,11 +4053,7 @@
           <w:lang w:eastAsia="es-PE"/>
         </w:rPr>
       </w:pPr>
-    </w:p>
-    <w:p>
-      <w:pPr>
-        <w:adjustRightInd w:val="0"/>
-        <w:ind w:right="1368" w:hanging="426"/>
+      <w:r>
         <w:rPr>
           <w:rFonts w:ascii="Arial" w:eastAsia="Times New Roman" w:hAnsi="Arial" w:cs="Arial"/>
           <w:color w:val="000000"/>
@@ -4555,7 +4061,8 @@
           <w:szCs w:val="20"/>
           <w:lang w:eastAsia="es-PE"/>
         </w:rPr>
-      </w:pPr>
+        <w:t xml:space="preserve">San Juan de Lurigancho, </w:t>
+      </w:r>
       <w:r>
         <w:rPr>
           <w:rFonts w:ascii="Arial" w:eastAsia="Times New Roman" w:hAnsi="Arial" w:cs="Arial"/>
@@ -4564,7 +4071,7 @@
           <w:szCs w:val="20"/>
           <w:lang w:eastAsia="es-PE"/>
         </w:rPr>
-        <w:t xml:space="preserve">San Juan de Lurigancho, </w:t>
+        <w:t>{MES_ACTUAL}</w:t>
       </w:r>
       <w:r>
         <w:rPr>
@@ -4574,7 +4081,7 @@
           <w:szCs w:val="20"/>
           <w:lang w:eastAsia="es-PE"/>
         </w:rPr>
-        <w:t>{MES_ACTUAL}</w:t>
+        <w:t xml:space="preserve"> del {ANIO_ACTUAL}</w:t>
       </w:r>
       <w:r>
         <w:rPr>
@@ -4584,9 +4091,14 @@
           <w:szCs w:val="20"/>
           <w:lang w:eastAsia="es-PE"/>
         </w:rPr>
-        <w:t xml:space="preserve"> del {ANIO_ACTUAL}</w:t>
-      </w:r>
-      <w:r>
+        <w:t/>
+      </w:r>
+    </w:p>
+    <w:p>
+      <w:pPr>
+        <w:adjustRightInd w:val="0"/>
+        <w:ind w:right="1368" w:hanging="426"/>
+        <w:jc w:val="center"/>
         <w:rPr>
           <w:rFonts w:ascii="Arial" w:eastAsia="Times New Roman" w:hAnsi="Arial" w:cs="Arial"/>
           <w:color w:val="000000"/>
@@ -4594,13 +4106,8 @@
           <w:szCs w:val="20"/>
           <w:lang w:eastAsia="es-PE"/>
         </w:rPr>
-        <w:t/>
-      </w:r>
-    </w:p>
-    <w:p>
-      <w:pPr>
-        <w:adjustRightInd w:val="0"/>
-        <w:ind w:right="1368" w:hanging="426"/>
+      </w:pPr>
+      <w:r>
         <w:rPr>
           <w:rFonts w:ascii="Arial" w:eastAsia="Times New Roman" w:hAnsi="Arial" w:cs="Arial"/>
           <w:b/>
@@ -4610,13 +4117,23 @@
           <w:szCs w:val="20"/>
           <w:lang w:eastAsia="es-PE"/>
         </w:rPr>
-      </w:pPr>
+        <w:t>…………………………………………..</w:t>
+      </w:r>
     </w:p>
     <w:p>
       <w:pPr>
         <w:adjustRightInd w:val="0"/>
         <w:ind w:right="1368" w:hanging="426"/>
         <w:jc w:val="center"/>
+        <w:rPr>
+          <w:rFonts w:ascii="Arial" w:eastAsia="Times New Roman" w:hAnsi="Arial" w:cs="Arial"/>
+          <w:color w:val="000000"/>
+          <w:sz w:val="20"/>
+          <w:szCs w:val="20"/>
+          <w:lang w:eastAsia="es-PE"/>
+        </w:rPr>
+      </w:pPr>
+      <w:r>
         <w:rPr>
           <w:rFonts w:ascii="Arial" w:eastAsia="Times New Roman" w:hAnsi="Arial" w:cs="Arial"/>
           <w:b/>
@@ -4626,109 +4143,13 @@
           <w:szCs w:val="20"/>
           <w:lang w:eastAsia="es-PE"/>
         </w:rPr>
-      </w:pPr>
+        <w:t>FIRMA</w:t>
+      </w:r>
     </w:p>
     <w:p>
       <w:pPr>
         <w:adjustRightInd w:val="0"/>
-        <w:ind w:right="1368" w:hanging="426"/>
-        <w:jc w:val="center"/>
-        <w:rPr>
-          <w:rFonts w:ascii="Arial" w:eastAsia="Times New Roman" w:hAnsi="Arial" w:cs="Arial"/>
-          <w:b/>
-          <w:bCs/>
-          <w:color w:val="000000"/>
-          <w:sz w:val="20"/>
-          <w:szCs w:val="20"/>
-          <w:lang w:eastAsia="es-PE"/>
-        </w:rPr>
-      </w:pPr>
-    </w:p>
-    <w:p>
-      <w:pPr>
-        <w:adjustRightInd w:val="0"/>
-        <w:ind w:right="1368" w:hanging="426"/>
-        <w:jc w:val="center"/>
-        <w:rPr>
-          <w:rFonts w:ascii="Arial" w:eastAsia="Times New Roman" w:hAnsi="Arial" w:cs="Arial"/>
-          <w:b/>
-          <w:bCs/>
-          <w:color w:val="000000"/>
-          <w:sz w:val="20"/>
-          <w:szCs w:val="20"/>
-          <w:lang w:eastAsia="es-PE"/>
-        </w:rPr>
-      </w:pPr>
-    </w:p>
-    <w:p>
-      <w:pPr>
-        <w:adjustRightInd w:val="0"/>
-        <w:ind w:right="1368" w:hanging="426"/>
-        <w:jc w:val="center"/>
-        <w:rPr>
-          <w:rFonts w:ascii="Arial" w:eastAsia="Times New Roman" w:hAnsi="Arial" w:cs="Arial"/>
-          <w:b/>
-          <w:bCs/>
-          <w:color w:val="000000"/>
-          <w:sz w:val="20"/>
-          <w:szCs w:val="20"/>
-          <w:lang w:eastAsia="es-PE"/>
-        </w:rPr>
-      </w:pPr>
-    </w:p>
-    <w:p>
-      <w:pPr>
-        <w:adjustRightInd w:val="0"/>
-        <w:ind w:right="1368" w:hanging="426"/>
-        <w:jc w:val="center"/>
-        <w:rPr>
-          <w:rFonts w:ascii="Arial" w:eastAsia="Times New Roman" w:hAnsi="Arial" w:cs="Arial"/>
-          <w:b/>
-          <w:bCs/>
-          <w:color w:val="000000"/>
-          <w:sz w:val="20"/>
-          <w:szCs w:val="20"/>
-          <w:lang w:eastAsia="es-PE"/>
-        </w:rPr>
-      </w:pPr>
-    </w:p>
-    <w:p>
-      <w:pPr>
-        <w:adjustRightInd w:val="0"/>
-        <w:ind w:right="1368" w:hanging="426"/>
-        <w:jc w:val="center"/>
-        <w:rPr>
-          <w:rFonts w:ascii="Arial" w:eastAsia="Times New Roman" w:hAnsi="Arial" w:cs="Arial"/>
-          <w:b/>
-          <w:bCs/>
-          <w:color w:val="000000"/>
-          <w:sz w:val="20"/>
-          <w:szCs w:val="20"/>
-          <w:lang w:eastAsia="es-PE"/>
-        </w:rPr>
-      </w:pPr>
-    </w:p>
-    <w:p>
-      <w:pPr>
-        <w:adjustRightInd w:val="0"/>
-        <w:ind w:right="1368" w:hanging="426"/>
-        <w:jc w:val="center"/>
-        <w:rPr>
-          <w:rFonts w:ascii="Arial" w:eastAsia="Times New Roman" w:hAnsi="Arial" w:cs="Arial"/>
-          <w:b/>
-          <w:bCs/>
-          <w:color w:val="000000"/>
-          <w:sz w:val="20"/>
-          <w:szCs w:val="20"/>
-          <w:lang w:eastAsia="es-PE"/>
-        </w:rPr>
-      </w:pPr>
-    </w:p>
-    <w:p>
-      <w:pPr>
-        <w:adjustRightInd w:val="0"/>
-        <w:ind w:right="1368" w:hanging="426"/>
-        <w:jc w:val="center"/>
+        <w:ind w:left="3540" w:right="1368" w:hanging="426"/>
         <w:rPr>
           <w:rFonts w:ascii="Arial" w:eastAsia="Times New Roman" w:hAnsi="Arial" w:cs="Arial"/>
           <w:color w:val="000000"/>
@@ -4738,217 +4159,8 @@
         </w:rPr>
       </w:pPr>
       <w:r>
-        <w:rPr>
-          <w:rFonts w:ascii="Arial" w:eastAsia="Times New Roman" w:hAnsi="Arial" w:cs="Arial"/>
-          <w:b/>
-          <w:bCs/>
-          <w:color w:val="000000"/>
-          <w:sz w:val="20"/>
-          <w:szCs w:val="20"/>
-          <w:lang w:eastAsia="es-PE"/>
-        </w:rPr>
-        <w:t>…………………………………………..</w:t>
-      </w:r>
-    </w:p>
-    <w:p>
-      <w:pPr>
-        <w:adjustRightInd w:val="0"/>
-        <w:ind w:right="1368" w:hanging="426"/>
-        <w:jc w:val="center"/>
-        <w:rPr>
-          <w:rFonts w:ascii="Arial" w:eastAsia="Times New Roman" w:hAnsi="Arial" w:cs="Arial"/>
-          <w:color w:val="000000"/>
-          <w:sz w:val="20"/>
-          <w:szCs w:val="20"/>
-          <w:lang w:eastAsia="es-PE"/>
-        </w:rPr>
-      </w:pPr>
-      <w:r>
-        <w:rPr>
-          <w:rFonts w:ascii="Arial" w:eastAsia="Times New Roman" w:hAnsi="Arial" w:cs="Arial"/>
-          <w:b/>
-          <w:bCs/>
-          <w:color w:val="000000"/>
-          <w:sz w:val="20"/>
-          <w:szCs w:val="20"/>
-          <w:lang w:eastAsia="es-PE"/>
-        </w:rPr>
-        <w:t>FIRMA</w:t>
-      </w:r>
-    </w:p>
-    <w:p>
-      <w:pPr>
-        <w:adjustRightInd w:val="0"/>
-        <w:ind w:right="1368" w:hanging="426"/>
-        <w:rPr>
-          <w:rFonts w:ascii="Arial" w:eastAsia="Times New Roman" w:hAnsi="Arial" w:cs="Arial"/>
-          <w:b/>
-          <w:bCs/>
-          <w:color w:val="000000"/>
-          <w:sz w:val="20"/>
-          <w:szCs w:val="20"/>
-          <w:lang w:eastAsia="es-PE"/>
-        </w:rPr>
-      </w:pPr>
-    </w:p>
-    <w:p>
-      <w:pPr>
-        <w:adjustRightInd w:val="0"/>
-        <w:ind w:left="3540" w:right="1368" w:hanging="426"/>
-        <w:rPr>
-          <w:rFonts w:ascii="Arial" w:eastAsia="Times New Roman" w:hAnsi="Arial" w:cs="Arial"/>
-          <w:color w:val="000000"/>
-          <w:sz w:val="20"/>
-          <w:szCs w:val="20"/>
-          <w:lang w:eastAsia="es-PE"/>
-        </w:rPr>
-      </w:pPr>
-      <w:r>
         <w:t>DNI: {DNI}</w:t>
       </w:r>
-    </w:p>
-    <w:p>
-      <w:pPr>
-        <w:ind w:right="1368" w:hanging="426"/>
-        <w:rPr>
-          <w:rFonts w:ascii="Arial" w:eastAsia="Times New Roman" w:hAnsi="Arial" w:cs="Arial"/>
-          <w:sz w:val="20"/>
-          <w:szCs w:val="20"/>
-          <w:lang w:val="es-MX" w:eastAsia="es-MX"/>
-        </w:rPr>
-      </w:pPr>
-    </w:p>
-    <w:p>
-      <w:pPr>
-        <w:ind w:right="1368" w:hanging="426"/>
-        <w:rPr>
-          <w:rFonts w:ascii="Arial" w:eastAsia="Times New Roman" w:hAnsi="Arial" w:cs="Arial"/>
-          <w:sz w:val="20"/>
-          <w:szCs w:val="20"/>
-          <w:lang w:val="es-MX" w:eastAsia="es-MX"/>
-        </w:rPr>
-      </w:pPr>
-    </w:p>
-    <w:p>
-      <w:pPr>
-        <w:ind w:right="1368" w:hanging="426"/>
-        <w:rPr>
-          <w:rFonts w:ascii="Arial" w:eastAsia="Times New Roman" w:hAnsi="Arial" w:cs="Arial"/>
-          <w:sz w:val="20"/>
-          <w:szCs w:val="20"/>
-          <w:lang w:val="es-MX" w:eastAsia="es-MX"/>
-        </w:rPr>
-      </w:pPr>
-    </w:p>
-    <w:p>
-      <w:pPr>
-        <w:ind w:right="1368" w:hanging="426"/>
-        <w:rPr>
-          <w:rFonts w:ascii="Arial" w:eastAsia="Times New Roman" w:hAnsi="Arial" w:cs="Arial"/>
-          <w:sz w:val="20"/>
-          <w:szCs w:val="20"/>
-          <w:lang w:val="es-MX" w:eastAsia="es-MX"/>
-        </w:rPr>
-      </w:pPr>
-    </w:p>
-    <w:p>
-      <w:pPr>
-        <w:ind w:right="1368" w:hanging="426"/>
-        <w:rPr>
-          <w:rFonts w:ascii="Arial" w:eastAsia="Times New Roman" w:hAnsi="Arial" w:cs="Arial"/>
-          <w:sz w:val="20"/>
-          <w:szCs w:val="20"/>
-          <w:lang w:val="es-MX" w:eastAsia="es-MX"/>
-        </w:rPr>
-      </w:pPr>
-    </w:p>
-    <w:p>
-      <w:pPr>
-        <w:ind w:right="1368" w:hanging="426"/>
-        <w:rPr>
-          <w:rFonts w:ascii="Arial" w:eastAsia="Times New Roman" w:hAnsi="Arial" w:cs="Arial"/>
-          <w:sz w:val="20"/>
-          <w:szCs w:val="20"/>
-          <w:lang w:val="es-MX" w:eastAsia="es-MX"/>
-        </w:rPr>
-      </w:pPr>
-    </w:p>
-    <w:p>
-      <w:pPr>
-        <w:ind w:right="1368" w:hanging="426"/>
-        <w:rPr>
-          <w:rFonts w:ascii="Arial" w:eastAsia="Times New Roman" w:hAnsi="Arial" w:cs="Arial"/>
-          <w:sz w:val="20"/>
-          <w:szCs w:val="20"/>
-          <w:lang w:val="es-MX" w:eastAsia="es-MX"/>
-        </w:rPr>
-      </w:pPr>
-    </w:p>
-    <w:p>
-      <w:pPr>
-        <w:ind w:right="1368" w:hanging="426"/>
-        <w:rPr>
-          <w:rFonts w:ascii="Arial" w:eastAsia="Times New Roman" w:hAnsi="Arial" w:cs="Arial"/>
-          <w:sz w:val="20"/>
-          <w:szCs w:val="20"/>
-          <w:lang w:val="es-MX" w:eastAsia="es-MX"/>
-        </w:rPr>
-      </w:pPr>
-    </w:p>
-    <w:p>
-      <w:pPr>
-        <w:ind w:right="1368" w:hanging="426"/>
-        <w:rPr>
-          <w:rFonts w:ascii="Arial" w:eastAsia="Times New Roman" w:hAnsi="Arial" w:cs="Arial"/>
-          <w:sz w:val="20"/>
-          <w:szCs w:val="20"/>
-          <w:lang w:val="es-MX" w:eastAsia="es-MX"/>
-        </w:rPr>
-      </w:pPr>
-    </w:p>
-    <w:p>
-      <w:pPr>
-        <w:ind w:right="1368" w:hanging="426"/>
-        <w:rPr>
-          <w:rFonts w:ascii="Arial" w:eastAsia="Times New Roman" w:hAnsi="Arial" w:cs="Arial"/>
-          <w:sz w:val="20"/>
-          <w:szCs w:val="20"/>
-          <w:lang w:val="es-MX" w:eastAsia="es-MX"/>
-        </w:rPr>
-      </w:pPr>
-    </w:p>
-    <w:p>
-      <w:pPr>
-        <w:ind w:right="1368" w:hanging="426"/>
-        <w:rPr>
-          <w:rFonts w:ascii="Arial" w:eastAsia="Times New Roman" w:hAnsi="Arial" w:cs="Arial"/>
-          <w:sz w:val="20"/>
-          <w:szCs w:val="20"/>
-          <w:lang w:val="es-MX" w:eastAsia="es-MX"/>
-        </w:rPr>
-      </w:pPr>
-    </w:p>
-    <w:p>
-      <w:pPr>
-        <w:ind w:right="1368" w:hanging="426"/>
-        <w:rPr>
-          <w:rFonts w:ascii="Arial" w:eastAsia="Times New Roman" w:hAnsi="Arial" w:cs="Arial"/>
-          <w:sz w:val="20"/>
-          <w:szCs w:val="20"/>
-          <w:lang w:val="es-MX" w:eastAsia="es-MX"/>
-        </w:rPr>
-      </w:pPr>
-    </w:p>
-    <w:p>
-      <w:pPr>
-        <w:ind w:right="1368" w:hanging="426"/>
-        <w:rPr>
-          <w:rFonts w:ascii="Arial" w:eastAsia="Times New Roman" w:hAnsi="Arial" w:cs="Arial"/>
-          <w:sz w:val="20"/>
-          <w:szCs w:val="20"/>
-          <w:lang w:val="es-MX" w:eastAsia="es-MX"/>
-        </w:rPr>
-      </w:pPr>
     </w:p>
     <w:p>
       <w:pPr>
@@ -5055,18 +4267,6 @@
           <w:sz w:val="24"/>
         </w:rPr>
       </w:pPr>
-    </w:p>
-    <w:p>
-      <w:pPr>
-        <w:pStyle w:val="Textoindependiente"/>
-        <w:spacing w:before="1"/>
-        <w:ind w:right="1368" w:hanging="426"/>
-        <w:rPr>
-          <w:rFonts w:ascii="Arial"/>
-          <w:b/>
-          <w:sz w:val="24"/>
-        </w:rPr>
-      </w:pPr>
       <w:r>
         <w:rPr>
           <w:rFonts w:ascii="Arial" w:eastAsia="Times New Roman" w:hAnsi="Arial" w:cs="Arial"/>
@@ -5134,138 +4334,6 @@
     </w:p>
     <w:p>
       <w:pPr>
-        <w:pStyle w:val="Textoindependiente"/>
-        <w:spacing w:before="1"/>
-        <w:ind w:right="1368" w:hanging="426"/>
-        <w:rPr>
-          <w:rFonts w:ascii="Arial"/>
-          <w:b/>
-          <w:sz w:val="24"/>
-        </w:rPr>
-      </w:pPr>
-    </w:p>
-    <w:p>
-      <w:pPr>
-        <w:ind w:left="1184" w:right="1368" w:hanging="426"/>
-        <w:jc w:val="center"/>
-        <w:rPr>
-          <w:rFonts w:ascii="Arial" w:hAnsi="Arial"/>
-          <w:b/>
-          <w:w w:val="80"/>
-          <w:sz w:val="24"/>
-        </w:rPr>
-      </w:pPr>
-      <w:bookmarkStart w:id="2" w:name="DECLARACIÓN_JURADA"/>
-      <w:bookmarkStart w:id="3" w:name="DECLARACIÓN_JURADA_DE_NO_TENER_ANTECEDEN"/>
-      <w:bookmarkEnd w:id="2"/>
-      <w:bookmarkEnd w:id="3"/>
-    </w:p>
-    <w:p>
-      <w:pPr>
-        <w:ind w:left="1184" w:right="1368" w:hanging="426"/>
-        <w:jc w:val="center"/>
-        <w:rPr>
-          <w:rFonts w:ascii="Arial" w:hAnsi="Arial"/>
-          <w:b/>
-          <w:w w:val="80"/>
-          <w:sz w:val="24"/>
-        </w:rPr>
-      </w:pPr>
-    </w:p>
-    <w:p>
-      <w:pPr>
-        <w:tabs>
-          <w:tab w:val="left" w:pos="6901"/>
-        </w:tabs>
-        <w:ind w:left="1184" w:right="1368" w:hanging="426"/>
-        <w:rPr>
-          <w:rFonts w:ascii="Arial" w:hAnsi="Arial"/>
-          <w:b/>
-          <w:w w:val="80"/>
-          <w:sz w:val="24"/>
-        </w:rPr>
-      </w:pPr>
-      <w:r>
-        <w:rPr>
-          <w:rFonts w:ascii="Arial" w:hAnsi="Arial"/>
-          <w:b/>
-          <w:w w:val="80"/>
-          <w:sz w:val="24"/>
-        </w:rPr>
-        <w:tab/>
-      </w:r>
-      <w:r>
-        <w:rPr>
-          <w:rFonts w:ascii="Arial" w:hAnsi="Arial"/>
-          <w:b/>
-          <w:w w:val="80"/>
-          <w:sz w:val="24"/>
-        </w:rPr>
-        <w:tab/>
-      </w:r>
-    </w:p>
-    <w:p>
-      <w:pPr>
-        <w:ind w:left="1184" w:right="1368" w:hanging="426"/>
-        <w:jc w:val="center"/>
-        <w:rPr>
-          <w:rFonts w:ascii="Arial" w:hAnsi="Arial"/>
-          <w:b/>
-          <w:w w:val="80"/>
-          <w:sz w:val="24"/>
-        </w:rPr>
-      </w:pPr>
-    </w:p>
-    <w:p>
-      <w:pPr>
-        <w:ind w:left="1184" w:right="1368" w:hanging="426"/>
-        <w:jc w:val="center"/>
-        <w:rPr>
-          <w:rFonts w:ascii="Arial" w:hAnsi="Arial"/>
-          <w:b/>
-          <w:w w:val="80"/>
-          <w:sz w:val="24"/>
-        </w:rPr>
-      </w:pPr>
-    </w:p>
-    <w:p>
-      <w:pPr>
-        <w:ind w:left="1184" w:right="2040"/>
-        <w:jc w:val="center"/>
-        <w:rPr>
-          <w:rFonts w:ascii="Arial" w:hAnsi="Arial"/>
-          <w:b/>
-          <w:w w:val="80"/>
-          <w:sz w:val="24"/>
-        </w:rPr>
-      </w:pPr>
-    </w:p>
-    <w:p>
-      <w:pPr>
-        <w:ind w:left="1184" w:right="2040"/>
-        <w:jc w:val="center"/>
-        <w:rPr>
-          <w:rFonts w:ascii="Arial" w:hAnsi="Arial"/>
-          <w:b/>
-          <w:w w:val="80"/>
-          <w:sz w:val="24"/>
-        </w:rPr>
-      </w:pPr>
-    </w:p>
-    <w:p>
-      <w:pPr>
-        <w:ind w:left="1184" w:right="2040"/>
-        <w:jc w:val="center"/>
-        <w:rPr>
-          <w:rFonts w:ascii="Arial" w:hAnsi="Arial"/>
-          <w:b/>
-          <w:w w:val="80"/>
-          <w:sz w:val="24"/>
-        </w:rPr>
-      </w:pPr>
-    </w:p>
-    <w:p>
-      <w:pPr>
         <w:ind w:right="1226"/>
         <w:jc w:val="center"/>
         <w:rPr>
@@ -5276,11 +4344,7 @@
           <w:u w:val="single"/>
         </w:rPr>
       </w:pPr>
-    </w:p>
-    <w:p>
-      <w:pPr>
-        <w:ind w:right="1226"/>
-        <w:jc w:val="center"/>
+      <w:r>
         <w:rPr>
           <w:rFonts w:ascii="Arial" w:hAnsi="Arial" w:cs="Arial"/>
           <w:b/>
@@ -5288,12 +4352,9 @@
           <w:szCs w:val="20"/>
           <w:u w:val="single"/>
         </w:rPr>
-      </w:pPr>
-    </w:p>
-    <w:p>
-      <w:pPr>
-        <w:ind w:right="1226"/>
-        <w:jc w:val="center"/>
+        <w:t xml:space="preserve">DECLARACION JURADA DE </w:t>
+      </w:r>
+      <w:r>
         <w:rPr>
           <w:rFonts w:ascii="Arial" w:hAnsi="Arial" w:cs="Arial"/>
           <w:b/>
@@ -5301,64 +4362,8 @@
           <w:szCs w:val="20"/>
           <w:u w:val="single"/>
         </w:rPr>
-      </w:pPr>
-    </w:p>
-    <w:p>
-      <w:pPr>
-        <w:ind w:right="1226"/>
-        <w:jc w:val="center"/>
-        <w:rPr>
-          <w:rFonts w:ascii="Arial" w:hAnsi="Arial" w:cs="Arial"/>
-          <w:b/>
-          <w:sz w:val="20"/>
-          <w:szCs w:val="20"/>
-          <w:u w:val="single"/>
-        </w:rPr>
-      </w:pPr>
-      <w:r>
-        <w:rPr>
-          <w:rFonts w:ascii="Arial" w:hAnsi="Arial" w:cs="Arial"/>
-          <w:b/>
-          <w:sz w:val="20"/>
-          <w:szCs w:val="20"/>
-          <w:u w:val="single"/>
-        </w:rPr>
-        <w:t xml:space="preserve">DECLARACION JURADA DE </w:t>
-      </w:r>
-      <w:r>
-        <w:rPr>
-          <w:rFonts w:ascii="Arial" w:hAnsi="Arial" w:cs="Arial"/>
-          <w:b/>
-          <w:sz w:val="20"/>
-          <w:szCs w:val="20"/>
-          <w:u w:val="single"/>
-        </w:rPr>
         <w:t>NO CONTAR CON ANTECEDENTES POLICIALES, JUDICIALES Y PENALES</w:t>
       </w:r>
-    </w:p>
-    <w:p>
-      <w:pPr>
-        <w:ind w:right="1226"/>
-        <w:jc w:val="center"/>
-        <w:rPr>
-          <w:rFonts w:ascii="Arial" w:hAnsi="Arial" w:cs="Arial"/>
-          <w:b/>
-          <w:sz w:val="20"/>
-          <w:szCs w:val="20"/>
-        </w:rPr>
-      </w:pPr>
-    </w:p>
-    <w:p>
-      <w:pPr>
-        <w:spacing w:line="360" w:lineRule="auto"/>
-        <w:ind w:right="1226"/>
-        <w:jc w:val="both"/>
-        <w:rPr>
-          <w:rFonts w:ascii="Arial" w:hAnsi="Arial" w:cs="Arial"/>
-          <w:sz w:val="20"/>
-          <w:szCs w:val="20"/>
-        </w:rPr>
-      </w:pPr>
     </w:p>
     <w:p>
       <w:pPr>
@@ -5386,25 +4391,21 @@
           <w:szCs w:val="20"/>
         </w:rPr>
       </w:pPr>
-    </w:p>
-    <w:p>
-      <w:pPr>
-        <w:spacing w:line="360" w:lineRule="auto"/>
-        <w:ind w:left="-567" w:right="1226" w:firstLine="567"/>
-        <w:jc w:val="both"/>
+      <w:r>
         <w:rPr>
           <w:rFonts w:ascii="Arial" w:hAnsi="Arial" w:cs="Arial"/>
           <w:sz w:val="20"/>
           <w:szCs w:val="20"/>
         </w:rPr>
-      </w:pPr>
+        <w:t>Firmo la presente declaración</w:t>
+      </w:r>
       <w:r>
         <w:rPr>
           <w:rFonts w:ascii="Arial" w:hAnsi="Arial" w:cs="Arial"/>
           <w:sz w:val="20"/>
           <w:szCs w:val="20"/>
         </w:rPr>
-        <w:t>Firmo la presente declaración</w:t>
+        <w:t xml:space="preserve"> jurada</w:t>
       </w:r>
       <w:r>
         <w:rPr>
@@ -5412,7 +4413,7 @@
           <w:sz w:val="20"/>
           <w:szCs w:val="20"/>
         </w:rPr>
-        <w:t xml:space="preserve"> jurada</w:t>
+        <w:t xml:space="preserve">, de conformidad con lo establecido en el Art. </w:t>
       </w:r>
       <w:r>
         <w:rPr>
@@ -5420,7 +4421,7 @@
           <w:sz w:val="20"/>
           <w:szCs w:val="20"/>
         </w:rPr>
-        <w:t xml:space="preserve">, de conformidad con lo establecido en el Art. </w:t>
+        <w:t>51° acápite 51.1 del TUO</w:t>
       </w:r>
       <w:r>
         <w:rPr>
@@ -5428,7 +4429,7 @@
           <w:sz w:val="20"/>
           <w:szCs w:val="20"/>
         </w:rPr>
-        <w:t>51° acápite 51.1 del TUO</w:t>
+        <w:t xml:space="preserve"> </w:t>
       </w:r>
       <w:r>
         <w:rPr>
@@ -5436,7 +4437,7 @@
           <w:sz w:val="20"/>
           <w:szCs w:val="20"/>
         </w:rPr>
-        <w:t xml:space="preserve"> </w:t>
+        <w:t xml:space="preserve">de la </w:t>
       </w:r>
       <w:r>
         <w:rPr>
@@ -5444,7 +4445,7 @@
           <w:sz w:val="20"/>
           <w:szCs w:val="20"/>
         </w:rPr>
-        <w:t xml:space="preserve">de la </w:t>
+        <w:t>Ley Nº 27444 – Ley del Procedimiento Administrativo General</w:t>
       </w:r>
       <w:r>
         <w:rPr>
@@ -5452,63 +4453,42 @@
           <w:sz w:val="20"/>
           <w:szCs w:val="20"/>
         </w:rPr>
-        <w:t>Ley Nº 27444 – Ley del Procedimiento Administrativo General</w:t>
-      </w:r>
-      <w:r>
+        <w:t>, por lo que seré responsable de la información consignada en dicho documento y me someteré al proceso de fiscalización posterior que lleve a cabo la entidad.</w:t>
+      </w:r>
+    </w:p>
+    <w:p>
+      <w:pPr>
+        <w:pStyle w:val="Default"/>
+        <w:ind w:left="-567" w:right="1226" w:firstLine="567"/>
         <w:rPr>
           <w:rFonts w:ascii="Arial" w:hAnsi="Arial" w:cs="Arial"/>
           <w:sz w:val="20"/>
           <w:szCs w:val="20"/>
         </w:rPr>
-        <w:t>, por lo que seré responsable de la información consignada en dicho documento y me someteré al proceso de fiscalización posterior que lleve a cabo la entidad.</w:t>
-      </w:r>
-    </w:p>
-    <w:p>
-      <w:pPr>
-        <w:pStyle w:val="Style1"/>
-        <w:kinsoku w:val="0"/>
-        <w:autoSpaceDE/>
-        <w:adjustRightInd/>
-        <w:spacing w:before="180"/>
-        <w:ind w:left="-567" w:right="1226" w:firstLine="567"/>
-        <w:jc w:val="center"/>
-        <w:rPr>
-          <w:rStyle w:val="CharacterStyle1"/>
-          <w:rFonts w:ascii="Arial" w:hAnsi="Arial" w:cs="Arial"/>
-          <w:b/>
-          <w:spacing w:val="6"/>
-          <w:lang w:val="es-MX"/>
-        </w:rPr>
-      </w:pPr>
-    </w:p>
-    <w:p>
-      <w:pPr>
-        <w:pStyle w:val="Default"/>
-        <w:ind w:left="-567" w:right="1226" w:firstLine="567"/>
+      </w:pPr>
+      <w:r>
         <w:rPr>
           <w:rFonts w:ascii="Arial" w:hAnsi="Arial" w:cs="Arial"/>
           <w:sz w:val="20"/>
           <w:szCs w:val="20"/>
         </w:rPr>
-      </w:pPr>
-    </w:p>
-    <w:p>
-      <w:pPr>
-        <w:pStyle w:val="Default"/>
-        <w:ind w:left="-567" w:right="1226" w:firstLine="567"/>
+        <w:t>San Juan de Lurigancho</w:t>
+      </w:r>
+      <w:r>
         <w:rPr>
           <w:rFonts w:ascii="Arial" w:hAnsi="Arial" w:cs="Arial"/>
           <w:sz w:val="20"/>
           <w:szCs w:val="20"/>
         </w:rPr>
-      </w:pPr>
+        <w:t xml:space="preserve">, </w:t>
+      </w:r>
       <w:r>
         <w:rPr>
           <w:rFonts w:ascii="Arial" w:hAnsi="Arial" w:cs="Arial"/>
           <w:sz w:val="20"/>
           <w:szCs w:val="20"/>
         </w:rPr>
-        <w:t>San Juan de Lurigancho</w:t>
+        <w:t>{MES_ACTUAL}</w:t>
       </w:r>
       <w:r>
         <w:rPr>
@@ -5516,7 +4496,7 @@
           <w:sz w:val="20"/>
           <w:szCs w:val="20"/>
         </w:rPr>
-        <w:t xml:space="preserve">, </w:t>
+        <w:t xml:space="preserve"> </w:t>
       </w:r>
       <w:r>
         <w:rPr>
@@ -5524,7 +4504,7 @@
           <w:sz w:val="20"/>
           <w:szCs w:val="20"/>
         </w:rPr>
-        <w:t>{MES_ACTUAL}</w:t>
+        <w:t>del {ANIO_ACTUAL}</w:t>
       </w:r>
       <w:r>
         <w:rPr>
@@ -5532,28 +4512,19 @@
           <w:sz w:val="20"/>
           <w:szCs w:val="20"/>
         </w:rPr>
-        <w:t xml:space="preserve"> </w:t>
-      </w:r>
-      <w:r>
+        <w:t/>
+      </w:r>
+    </w:p>
+    <w:p>
+      <w:pPr>
+        <w:pStyle w:val="Default"/>
         <w:rPr>
           <w:rFonts w:ascii="Arial" w:hAnsi="Arial" w:cs="Arial"/>
           <w:sz w:val="20"/>
           <w:szCs w:val="20"/>
         </w:rPr>
-        <w:t>del {ANIO_ACTUAL}</w:t>
-      </w:r>
-      <w:r>
-        <w:rPr>
-          <w:rFonts w:ascii="Arial" w:hAnsi="Arial" w:cs="Arial"/>
-          <w:sz w:val="20"/>
-          <w:szCs w:val="20"/>
-        </w:rPr>
-        <w:t/>
-      </w:r>
-    </w:p>
-    <w:p>
-      <w:pPr>
-        <w:pStyle w:val="Default"/>
+      </w:pPr>
+      <w:r>
         <w:rPr>
           <w:rFonts w:ascii="Arial" w:hAnsi="Arial" w:cs="Arial"/>
           <w:b/>
@@ -5561,12 +4532,9 @@
           <w:sz w:val="20"/>
           <w:szCs w:val="20"/>
         </w:rPr>
-      </w:pPr>
-    </w:p>
-    <w:p>
-      <w:pPr>
-        <w:pStyle w:val="Default"/>
-        <w:jc w:val="center"/>
+        <w:t xml:space="preserve">                                                    </w:t>
+      </w:r>
+      <w:r>
         <w:rPr>
           <w:rFonts w:ascii="Arial" w:hAnsi="Arial" w:cs="Arial"/>
           <w:b/>
@@ -5574,12 +4542,19 @@
           <w:sz w:val="20"/>
           <w:szCs w:val="20"/>
         </w:rPr>
-      </w:pPr>
+        <w:t>…………………………………………..</w:t>
+      </w:r>
     </w:p>
     <w:p>
       <w:pPr>
         <w:pStyle w:val="Default"/>
-        <w:jc w:val="center"/>
+        <w:rPr>
+          <w:rFonts w:ascii="Arial" w:hAnsi="Arial" w:cs="Arial"/>
+          <w:sz w:val="20"/>
+          <w:szCs w:val="20"/>
+        </w:rPr>
+      </w:pPr>
+      <w:r>
         <w:rPr>
           <w:rFonts w:ascii="Arial" w:hAnsi="Arial" w:cs="Arial"/>
           <w:b/>
@@ -5587,12 +4562,9 @@
           <w:sz w:val="20"/>
           <w:szCs w:val="20"/>
         </w:rPr>
-      </w:pPr>
-    </w:p>
-    <w:p>
-      <w:pPr>
-        <w:pStyle w:val="Default"/>
-        <w:jc w:val="center"/>
+        <w:t xml:space="preserve">                                                                            </w:t>
+      </w:r>
+      <w:r>
         <w:rPr>
           <w:rFonts w:ascii="Arial" w:hAnsi="Arial" w:cs="Arial"/>
           <w:b/>
@@ -5600,340 +4572,34 @@
           <w:sz w:val="20"/>
           <w:szCs w:val="20"/>
         </w:rPr>
-      </w:pPr>
+        <w:t>FIRMA</w:t>
+      </w:r>
     </w:p>
     <w:p>
       <w:pPr>
         <w:pStyle w:val="Default"/>
-        <w:jc w:val="center"/>
-        <w:rPr>
-          <w:rFonts w:ascii="Arial" w:hAnsi="Arial" w:cs="Arial"/>
-          <w:b/>
-          <w:bCs/>
+        <w:rPr>
+          <w:rFonts w:ascii="Arial" w:hAnsi="Arial" w:cs="Arial"/>
           <w:sz w:val="20"/>
           <w:szCs w:val="20"/>
         </w:rPr>
       </w:pPr>
+      <w:r>
+        <w:t xml:space="preserve">                                                                  DNI: {DNI}</w:t>
+      </w:r>
     </w:p>
     <w:p>
       <w:pPr>
         <w:pStyle w:val="Default"/>
-        <w:jc w:val="center"/>
-        <w:rPr>
-          <w:rFonts w:ascii="Arial" w:hAnsi="Arial" w:cs="Arial"/>
-          <w:b/>
-          <w:bCs/>
+        <w:rPr>
+          <w:rFonts w:ascii="Arial" w:hAnsi="Arial" w:cs="Arial"/>
           <w:sz w:val="20"/>
           <w:szCs w:val="20"/>
         </w:rPr>
       </w:pPr>
-    </w:p>
-    <w:p>
-      <w:pPr>
-        <w:pStyle w:val="Default"/>
-        <w:jc w:val="center"/>
-        <w:rPr>
-          <w:rFonts w:ascii="Arial" w:hAnsi="Arial" w:cs="Arial"/>
-          <w:b/>
-          <w:bCs/>
-          <w:sz w:val="20"/>
-          <w:szCs w:val="20"/>
-        </w:rPr>
-      </w:pPr>
-    </w:p>
-    <w:p>
-      <w:pPr>
-        <w:pStyle w:val="Default"/>
-        <w:jc w:val="center"/>
-        <w:rPr>
-          <w:rFonts w:ascii="Arial" w:hAnsi="Arial" w:cs="Arial"/>
-          <w:b/>
-          <w:bCs/>
-          <w:sz w:val="20"/>
-          <w:szCs w:val="20"/>
-        </w:rPr>
-      </w:pPr>
-    </w:p>
-    <w:p>
-      <w:pPr>
-        <w:pStyle w:val="Default"/>
-        <w:jc w:val="center"/>
-        <w:rPr>
-          <w:rFonts w:ascii="Arial" w:hAnsi="Arial" w:cs="Arial"/>
-          <w:b/>
-          <w:bCs/>
-          <w:sz w:val="20"/>
-          <w:szCs w:val="20"/>
-        </w:rPr>
-      </w:pPr>
-    </w:p>
-    <w:p>
-      <w:pPr>
-        <w:pStyle w:val="Default"/>
-        <w:jc w:val="center"/>
-        <w:rPr>
-          <w:rFonts w:ascii="Arial" w:hAnsi="Arial" w:cs="Arial"/>
-          <w:b/>
-          <w:bCs/>
-          <w:sz w:val="20"/>
-          <w:szCs w:val="20"/>
-        </w:rPr>
-      </w:pPr>
-    </w:p>
-    <w:p>
-      <w:pPr>
-        <w:pStyle w:val="Default"/>
-        <w:jc w:val="center"/>
-        <w:rPr>
-          <w:rFonts w:ascii="Arial" w:hAnsi="Arial" w:cs="Arial"/>
-          <w:b/>
-          <w:bCs/>
-          <w:sz w:val="20"/>
-          <w:szCs w:val="20"/>
-        </w:rPr>
-      </w:pPr>
-    </w:p>
-    <w:p>
-      <w:pPr>
-        <w:pStyle w:val="Default"/>
-        <w:jc w:val="center"/>
-        <w:rPr>
-          <w:rFonts w:ascii="Arial" w:hAnsi="Arial" w:cs="Arial"/>
-          <w:b/>
-          <w:bCs/>
-          <w:sz w:val="20"/>
-          <w:szCs w:val="20"/>
-        </w:rPr>
-      </w:pPr>
-    </w:p>
-    <w:p>
-      <w:pPr>
-        <w:pStyle w:val="Default"/>
-        <w:jc w:val="center"/>
-        <w:rPr>
-          <w:rFonts w:ascii="Arial" w:hAnsi="Arial" w:cs="Arial"/>
-          <w:b/>
-          <w:bCs/>
-          <w:sz w:val="20"/>
-          <w:szCs w:val="20"/>
-        </w:rPr>
-      </w:pPr>
-    </w:p>
-    <w:p>
-      <w:pPr>
-        <w:pStyle w:val="Default"/>
-        <w:jc w:val="center"/>
-        <w:rPr>
-          <w:rFonts w:ascii="Arial" w:hAnsi="Arial" w:cs="Arial"/>
-          <w:b/>
-          <w:bCs/>
-          <w:sz w:val="20"/>
-          <w:szCs w:val="20"/>
-        </w:rPr>
-      </w:pPr>
-    </w:p>
-    <w:p>
-      <w:pPr>
-        <w:pStyle w:val="Default"/>
-        <w:rPr>
-          <w:rFonts w:ascii="Arial" w:hAnsi="Arial" w:cs="Arial"/>
-          <w:sz w:val="20"/>
-          <w:szCs w:val="20"/>
-        </w:rPr>
-      </w:pPr>
-      <w:r>
-        <w:rPr>
-          <w:rFonts w:ascii="Arial" w:hAnsi="Arial" w:cs="Arial"/>
-          <w:b/>
-          <w:bCs/>
-          <w:sz w:val="20"/>
-          <w:szCs w:val="20"/>
-        </w:rPr>
-        <w:t xml:space="preserve">                                                    </w:t>
-      </w:r>
-      <w:r>
-        <w:rPr>
-          <w:rFonts w:ascii="Arial" w:hAnsi="Arial" w:cs="Arial"/>
-          <w:b/>
-          <w:bCs/>
-          <w:sz w:val="20"/>
-          <w:szCs w:val="20"/>
-        </w:rPr>
-        <w:t>…………………………………………..</w:t>
-      </w:r>
-    </w:p>
-    <w:p>
-      <w:pPr>
-        <w:pStyle w:val="Default"/>
-        <w:rPr>
-          <w:rFonts w:ascii="Arial" w:hAnsi="Arial" w:cs="Arial"/>
-          <w:sz w:val="20"/>
-          <w:szCs w:val="20"/>
-        </w:rPr>
-      </w:pPr>
-      <w:r>
-        <w:rPr>
-          <w:rFonts w:ascii="Arial" w:hAnsi="Arial" w:cs="Arial"/>
-          <w:b/>
-          <w:bCs/>
-          <w:sz w:val="20"/>
-          <w:szCs w:val="20"/>
-        </w:rPr>
-        <w:t xml:space="preserve">                                                                            </w:t>
-      </w:r>
-      <w:r>
-        <w:rPr>
-          <w:rFonts w:ascii="Arial" w:hAnsi="Arial" w:cs="Arial"/>
-          <w:b/>
-          <w:bCs/>
-          <w:sz w:val="20"/>
-          <w:szCs w:val="20"/>
-        </w:rPr>
-        <w:t>FIRMA</w:t>
-      </w:r>
-    </w:p>
-    <w:p>
-      <w:pPr>
-        <w:pStyle w:val="Default"/>
-        <w:rPr>
-          <w:rFonts w:ascii="Arial" w:hAnsi="Arial" w:cs="Arial"/>
-          <w:sz w:val="20"/>
-          <w:szCs w:val="20"/>
-        </w:rPr>
-      </w:pPr>
-      <w:r>
-        <w:t xml:space="preserve">                                                                  DNI: {DNI}</w:t>
-      </w:r>
-    </w:p>
-    <w:p>
-      <w:pPr>
-        <w:pStyle w:val="Default"/>
-        <w:rPr>
-          <w:rFonts w:ascii="Arial" w:hAnsi="Arial" w:cs="Arial"/>
-          <w:sz w:val="20"/>
-          <w:szCs w:val="20"/>
-        </w:rPr>
-      </w:pPr>
       <w:r>
         <w:t xml:space="preserve">                                                                  RUC: {RUC}</w:t>
       </w:r>
-    </w:p>
-    <w:p>
-      <w:pPr>
-        <w:rPr>
-          <w:rFonts w:ascii="Arial" w:hAnsi="Arial" w:cs="Arial"/>
-          <w:sz w:val="20"/>
-          <w:szCs w:val="20"/>
-        </w:rPr>
-      </w:pPr>
-    </w:p>
-    <w:p>
-      <w:pPr>
-        <w:rPr>
-          <w:rFonts w:ascii="Arial" w:hAnsi="Arial" w:cs="Arial"/>
-          <w:sz w:val="20"/>
-          <w:szCs w:val="20"/>
-        </w:rPr>
-      </w:pPr>
-    </w:p>
-    <w:p>
-      <w:pPr>
-        <w:rPr>
-          <w:rFonts w:ascii="Arial" w:hAnsi="Arial" w:cs="Arial"/>
-          <w:sz w:val="20"/>
-          <w:szCs w:val="20"/>
-        </w:rPr>
-      </w:pPr>
-    </w:p>
-    <w:p>
-      <w:pPr>
-        <w:rPr>
-          <w:rFonts w:ascii="Arial" w:hAnsi="Arial" w:cs="Arial"/>
-          <w:sz w:val="20"/>
-          <w:szCs w:val="20"/>
-        </w:rPr>
-      </w:pPr>
-    </w:p>
-    <w:p>
-      <w:pPr>
-        <w:rPr>
-          <w:rFonts w:ascii="Arial" w:hAnsi="Arial" w:cs="Arial"/>
-          <w:sz w:val="20"/>
-          <w:szCs w:val="20"/>
-        </w:rPr>
-      </w:pPr>
-    </w:p>
-    <w:p>
-      <w:pPr>
-        <w:rPr>
-          <w:rFonts w:ascii="Arial" w:hAnsi="Arial" w:cs="Arial"/>
-          <w:sz w:val="20"/>
-          <w:szCs w:val="20"/>
-        </w:rPr>
-      </w:pPr>
-    </w:p>
-    <w:p>
-      <w:pPr>
-        <w:rPr>
-          <w:rFonts w:ascii="Arial" w:hAnsi="Arial" w:cs="Arial"/>
-          <w:sz w:val="20"/>
-          <w:szCs w:val="20"/>
-        </w:rPr>
-      </w:pPr>
-    </w:p>
-    <w:p>
-      <w:pPr>
-        <w:rPr>
-          <w:rFonts w:ascii="Arial" w:hAnsi="Arial" w:cs="Arial"/>
-          <w:sz w:val="20"/>
-          <w:szCs w:val="20"/>
-        </w:rPr>
-      </w:pPr>
-    </w:p>
-    <w:p>
-      <w:pPr>
-        <w:rPr>
-          <w:rFonts w:ascii="Arial" w:hAnsi="Arial" w:cs="Arial"/>
-          <w:sz w:val="20"/>
-          <w:szCs w:val="20"/>
-        </w:rPr>
-      </w:pPr>
-    </w:p>
-    <w:p>
-      <w:pPr>
-        <w:rPr>
-          <w:rFonts w:ascii="Arial" w:hAnsi="Arial" w:cs="Arial"/>
-          <w:sz w:val="20"/>
-          <w:szCs w:val="20"/>
-        </w:rPr>
-      </w:pPr>
-    </w:p>
-    <w:p>
-      <w:pPr>
-        <w:rPr>
-          <w:rFonts w:ascii="Arial" w:hAnsi="Arial" w:cs="Arial"/>
-          <w:sz w:val="20"/>
-          <w:szCs w:val="20"/>
-        </w:rPr>
-      </w:pPr>
-    </w:p>
-    <w:p>
-      <w:pPr>
-        <w:rPr>
-          <w:rFonts w:ascii="Arial" w:hAnsi="Arial" w:cs="Arial"/>
-          <w:sz w:val="20"/>
-          <w:szCs w:val="20"/>
-        </w:rPr>
-      </w:pPr>
-    </w:p>
-    <w:p>
-      <w:pPr>
-        <w:rPr>
-          <w:rFonts w:ascii="Arial" w:hAnsi="Arial" w:cs="Arial"/>
-          <w:sz w:val="20"/>
-          <w:szCs w:val="20"/>
-        </w:rPr>
-      </w:pPr>
     </w:p>
     <w:p>
       <w:pPr>
@@ -6027,16 +4693,6 @@
         </w:rPr>
         <w:t>Nota: El postulante que oculte información y/o consigne información falsa será excluido del proceso de selección de personal; en caso de haberse producida la contratación deberá cesar por comisión de falta grave con arreglo a las normas vigentes sin prejuicio de la responsabilidad penal y/o administrativa en que hubiere incurrido.</w:t>
       </w:r>
-    </w:p>
-    <w:p>
-      <w:pPr>
-        <w:pStyle w:val="Ttulo1"/>
-        <w:ind w:left="-567" w:right="1509" w:firstLine="567"/>
-        <w:rPr>
-          <w:rFonts w:ascii="Arial" w:hAnsi="Arial"/>
-          <w:u w:val="thick"/>
-        </w:rPr>
-      </w:pPr>
     </w:p>
     <w:p>
       <w:pPr>

--- a/templates/plantilla.docx
+++ b/templates/plantilla.docx
@@ -737,6 +737,15 @@
     <w:p>
       <w:pPr>
         <w:pStyle w:val="Textoindependiente"/>
+        <w:spacing w:before="1"/>
+        <w:rPr>
+          <w:rFonts w:ascii="Calibri"/>
+        </w:rPr>
+      </w:pPr>
+    </w:p>
+    <w:p>
+      <w:pPr>
+        <w:pStyle w:val="Textoindependiente"/>
         <w:ind w:left="119" w:right="122"/>
         <w:jc w:val="both"/>
         <w:rPr>
@@ -977,6 +986,15 @@
         </w:rPr>
         <w:t>Lurigancho.</w:t>
       </w:r>
+    </w:p>
+    <w:p>
+      <w:pPr>
+        <w:pStyle w:val="Textoindependiente"/>
+        <w:spacing w:before="1"/>
+        <w:rPr>
+          <w:rFonts w:ascii="Calibri"/>
+        </w:rPr>
+      </w:pPr>
     </w:p>
     <w:p>
       <w:pPr>
@@ -1252,6 +1270,15 @@
     </w:p>
     <w:p>
       <w:pPr>
+        <w:pStyle w:val="Textoindependiente"/>
+        <w:spacing w:before="11"/>
+        <w:rPr>
+          <w:rFonts w:ascii="Calibri"/>
+        </w:rPr>
+      </w:pPr>
+    </w:p>
+    <w:p>
+      <w:pPr>
         <w:ind w:left="119"/>
         <w:rPr>
           <w:rFonts w:ascii="Calibri"/>
@@ -1327,6 +1354,16 @@
         </w:rPr>
         <w:t>PARIENTES</w:t>
       </w:r>
+    </w:p>
+    <w:p>
+      <w:pPr>
+        <w:pStyle w:val="Textoindependiente"/>
+        <w:spacing w:before="10"/>
+        <w:rPr>
+          <w:rFonts w:ascii="Calibri"/>
+          <w:b/>
+        </w:rPr>
+      </w:pPr>
     </w:p>
     <w:p>
       <w:pPr>
@@ -1549,6 +1586,16 @@
     <w:p>
       <w:pPr>
         <w:pStyle w:val="Textoindependiente"/>
+        <w:spacing w:before="4"/>
+        <w:rPr>
+          <w:rFonts w:ascii="Calibri"/>
+          <w:sz w:val="23"/>
+        </w:rPr>
+      </w:pPr>
+    </w:p>
+    <w:p>
+      <w:pPr>
+        <w:pStyle w:val="Textoindependiente"/>
         <w:ind w:left="119"/>
         <w:jc w:val="both"/>
         <w:rPr>
@@ -1626,6 +1673,15 @@
         </w:rPr>
         <w:t>Trabajo</w:t>
       </w:r>
+    </w:p>
+    <w:p>
+      <w:pPr>
+        <w:pStyle w:val="Textoindependiente"/>
+        <w:spacing w:before="8"/>
+        <w:rPr>
+          <w:rFonts w:ascii="Calibri"/>
+        </w:rPr>
+      </w:pPr>
     </w:p>
     <w:tbl>
       <w:tblPr>
@@ -1776,21 +1832,57 @@
           <w:tcPr>
             <w:tcW w:w="2112" w:type="dxa"/>
           </w:tcPr>
+          <w:p>
+            <w:pPr>
+              <w:pStyle w:val="TableParagraph"/>
+              <w:rPr>
+                <w:rFonts w:ascii="Times New Roman"/>
+                <w:sz w:val="18"/>
+              </w:rPr>
+            </w:pPr>
+          </w:p>
         </w:tc>
         <w:tc>
           <w:tcPr>
             <w:tcW w:w="2113" w:type="dxa"/>
           </w:tcPr>
+          <w:p>
+            <w:pPr>
+              <w:pStyle w:val="TableParagraph"/>
+              <w:rPr>
+                <w:rFonts w:ascii="Times New Roman"/>
+                <w:sz w:val="18"/>
+              </w:rPr>
+            </w:pPr>
+          </w:p>
         </w:tc>
         <w:tc>
           <w:tcPr>
             <w:tcW w:w="2113" w:type="dxa"/>
           </w:tcPr>
+          <w:p>
+            <w:pPr>
+              <w:pStyle w:val="TableParagraph"/>
+              <w:rPr>
+                <w:rFonts w:ascii="Times New Roman"/>
+                <w:sz w:val="18"/>
+              </w:rPr>
+            </w:pPr>
+          </w:p>
         </w:tc>
         <w:tc>
           <w:tcPr>
             <w:tcW w:w="2112" w:type="dxa"/>
           </w:tcPr>
+          <w:p>
+            <w:pPr>
+              <w:pStyle w:val="TableParagraph"/>
+              <w:rPr>
+                <w:rFonts w:ascii="Times New Roman"/>
+                <w:sz w:val="18"/>
+              </w:rPr>
+            </w:pPr>
+          </w:p>
         </w:tc>
       </w:tr>
       <w:tr>
@@ -1801,21 +1893,57 @@
           <w:tcPr>
             <w:tcW w:w="2112" w:type="dxa"/>
           </w:tcPr>
+          <w:p>
+            <w:pPr>
+              <w:pStyle w:val="TableParagraph"/>
+              <w:rPr>
+                <w:rFonts w:ascii="Times New Roman"/>
+                <w:sz w:val="18"/>
+              </w:rPr>
+            </w:pPr>
+          </w:p>
         </w:tc>
         <w:tc>
           <w:tcPr>
             <w:tcW w:w="2113" w:type="dxa"/>
           </w:tcPr>
+          <w:p>
+            <w:pPr>
+              <w:pStyle w:val="TableParagraph"/>
+              <w:rPr>
+                <w:rFonts w:ascii="Times New Roman"/>
+                <w:sz w:val="18"/>
+              </w:rPr>
+            </w:pPr>
+          </w:p>
         </w:tc>
         <w:tc>
           <w:tcPr>
             <w:tcW w:w="2113" w:type="dxa"/>
           </w:tcPr>
+          <w:p>
+            <w:pPr>
+              <w:pStyle w:val="TableParagraph"/>
+              <w:rPr>
+                <w:rFonts w:ascii="Times New Roman"/>
+                <w:sz w:val="18"/>
+              </w:rPr>
+            </w:pPr>
+          </w:p>
         </w:tc>
         <w:tc>
           <w:tcPr>
             <w:tcW w:w="2112" w:type="dxa"/>
           </w:tcPr>
+          <w:p>
+            <w:pPr>
+              <w:pStyle w:val="TableParagraph"/>
+              <w:rPr>
+                <w:rFonts w:ascii="Times New Roman"/>
+                <w:sz w:val="18"/>
+              </w:rPr>
+            </w:pPr>
+          </w:p>
         </w:tc>
       </w:tr>
       <w:tr>
@@ -1826,24 +1954,69 @@
           <w:tcPr>
             <w:tcW w:w="2112" w:type="dxa"/>
           </w:tcPr>
+          <w:p>
+            <w:pPr>
+              <w:pStyle w:val="TableParagraph"/>
+              <w:rPr>
+                <w:rFonts w:ascii="Times New Roman"/>
+                <w:sz w:val="18"/>
+              </w:rPr>
+            </w:pPr>
+          </w:p>
         </w:tc>
         <w:tc>
           <w:tcPr>
             <w:tcW w:w="2113" w:type="dxa"/>
           </w:tcPr>
+          <w:p>
+            <w:pPr>
+              <w:pStyle w:val="TableParagraph"/>
+              <w:rPr>
+                <w:rFonts w:ascii="Times New Roman"/>
+                <w:sz w:val="18"/>
+              </w:rPr>
+            </w:pPr>
+          </w:p>
         </w:tc>
         <w:tc>
           <w:tcPr>
             <w:tcW w:w="2113" w:type="dxa"/>
           </w:tcPr>
+          <w:p>
+            <w:pPr>
+              <w:pStyle w:val="TableParagraph"/>
+              <w:rPr>
+                <w:rFonts w:ascii="Times New Roman"/>
+                <w:sz w:val="18"/>
+              </w:rPr>
+            </w:pPr>
+          </w:p>
         </w:tc>
         <w:tc>
           <w:tcPr>
             <w:tcW w:w="2112" w:type="dxa"/>
           </w:tcPr>
+          <w:p>
+            <w:pPr>
+              <w:pStyle w:val="TableParagraph"/>
+              <w:rPr>
+                <w:rFonts w:ascii="Times New Roman"/>
+                <w:sz w:val="18"/>
+              </w:rPr>
+            </w:pPr>
+          </w:p>
         </w:tc>
       </w:tr>
     </w:tbl>
+    <w:p>
+      <w:pPr>
+        <w:pStyle w:val="Textoindependiente"/>
+        <w:spacing w:before="1"/>
+        <w:rPr>
+          <w:rFonts w:ascii="Calibri"/>
+        </w:rPr>
+      </w:pPr>
+    </w:p>
     <w:p>
       <w:pPr>
         <w:pStyle w:val="Textoindependiente"/>
@@ -2124,6 +2297,15 @@
     <w:p>
       <w:pPr>
         <w:pStyle w:val="Textoindependiente"/>
+        <w:spacing w:before="2"/>
+        <w:rPr>
+          <w:rFonts w:ascii="Calibri"/>
+        </w:rPr>
+      </w:pPr>
+    </w:p>
+    <w:p>
+      <w:pPr>
+        <w:pStyle w:val="Textoindependiente"/>
         <w:ind w:right="1689"/>
         <w:jc w:val="right"/>
         <w:rPr>
@@ -2201,6 +2383,24 @@
         </w:rPr>
         <w:t>{ANIO_ACTUAL}</w:t>
       </w:r>
+    </w:p>
+    <w:p>
+      <w:pPr>
+        <w:pStyle w:val="Textoindependiente"/>
+        <w:rPr>
+          <w:rFonts w:ascii="Calibri"/>
+          <w:sz w:val="20"/>
+        </w:rPr>
+      </w:pPr>
+    </w:p>
+    <w:p>
+      <w:pPr>
+        <w:pStyle w:val="Textoindependiente"/>
+        <w:rPr>
+          <w:rFonts w:ascii="Calibri"/>
+          <w:sz w:val="20"/>
+        </w:rPr>
+      </w:pPr>
     </w:p>
     <w:p>
       <w:pPr>
@@ -2327,6 +2527,14 @@
     </w:p>
     <w:p>
       <w:pPr>
+        <w:pStyle w:val="Textoindependiente"/>
+        <w:rPr>
+          <w:rFonts w:ascii="Calibri"/>
+        </w:rPr>
+      </w:pPr>
+    </w:p>
+    <w:p>
+      <w:pPr>
         <w:spacing w:before="159"/>
         <w:ind w:left="119"/>
         <w:rPr>
@@ -3251,6 +3459,29 @@
     </w:p>
     <w:p>
       <w:pPr>
+        <w:spacing w:line="242" w:lineRule="auto"/>
+        <w:rPr>
+          <w:sz w:val="14"/>
+        </w:rPr>
+        <w:sectPr>
+          <w:type w:val="continuous"/>
+          <w:pgSz w:w="12240" w:h="15840"/>
+          <w:pgMar w:top="1320" w:right="1300" w:bottom="280" w:left="1580" w:header="720" w:footer="720" w:gutter="0"/>
+          <w:cols w:space="720"/>
+        </w:sectPr>
+      </w:pPr>
+    </w:p>
+    <w:p>
+      <w:pPr>
+        <w:pStyle w:val="Textoindependiente"/>
+        <w:spacing w:before="8"/>
+        <w:rPr>
+          <w:sz w:val="25"/>
+        </w:rPr>
+      </w:pPr>
+    </w:p>
+    <w:p>
+      <w:pPr>
         <w:pStyle w:val="Ttulo1"/>
         <w:spacing w:before="90"/>
         <w:ind w:left="3134"/>
@@ -3284,6 +3515,27 @@
     <w:p>
       <w:pPr>
         <w:pStyle w:val="Textoindependiente"/>
+        <w:rPr>
+          <w:rFonts w:ascii="Arial"/>
+          <w:b/>
+          <w:sz w:val="20"/>
+        </w:rPr>
+      </w:pPr>
+    </w:p>
+    <w:p>
+      <w:pPr>
+        <w:pStyle w:val="Textoindependiente"/>
+        <w:spacing w:before="5"/>
+        <w:rPr>
+          <w:rFonts w:ascii="Arial"/>
+          <w:b/>
+          <w:sz w:val="16"/>
+        </w:rPr>
+      </w:pPr>
+    </w:p>
+    <w:p>
+      <w:pPr>
+        <w:pStyle w:val="Textoindependiente"/>
         <w:spacing w:before="94" w:line="251" w:lineRule="exact"/>
         <w:ind w:left="118"/>
       </w:pPr>
@@ -3454,6 +3706,15 @@
       <w:r>
         <w:t>-</w:t>
       </w:r>
+    </w:p>
+    <w:p>
+      <w:pPr>
+        <w:pStyle w:val="Textoindependiente"/>
+        <w:spacing w:before="1"/>
+        <w:rPr>
+          <w:sz w:val="14"/>
+        </w:rPr>
+      </w:pPr>
     </w:p>
     <w:p>
       <w:pPr>
@@ -3483,6 +3744,15 @@
       <w:r>
         <w:t>consideración:</w:t>
       </w:r>
+    </w:p>
+    <w:p>
+      <w:pPr>
+        <w:pStyle w:val="Textoindependiente"/>
+        <w:spacing w:before="1"/>
+        <w:rPr>
+          <w:sz w:val="23"/>
+        </w:rPr>
+      </w:pPr>
     </w:p>
     <w:p>
       <w:pPr>
@@ -3503,6 +3773,15 @@
       <w:r>
         <w:t>El que suscribe {NOMBRE} identificado con DNI N° {DNI} con RUC N° {RUC} declaro bajo juramento, lo siguiente:</w:t>
       </w:r>
+    </w:p>
+    <w:p>
+      <w:pPr>
+        <w:pStyle w:val="Textoindependiente"/>
+        <w:spacing w:before="8"/>
+        <w:rPr>
+          <w:sz w:val="20"/>
+        </w:rPr>
+      </w:pPr>
     </w:p>
     <w:p>
       <w:pPr>
@@ -3533,28 +3812,15 @@
     <w:p>
       <w:pPr>
         <w:pStyle w:val="Textoindependiente"/>
-        <w:widowControl/>
-        <w:numPr>
-          <w:ilvl w:val="0"/>
-          <w:numId w:val="5"/>
-        </w:numPr>
         <w:tabs>
           <w:tab w:val="left" w:pos="426"/>
         </w:tabs>
-        <w:autoSpaceDE/>
-        <w:autoSpaceDN/>
-        <w:ind w:left="284" w:right="801"/>
+        <w:ind w:left="284" w:right="801" w:hanging="426"/>
         <w:jc w:val="both"/>
         <w:rPr>
           <w:rFonts w:ascii="Arial" w:hAnsi="Arial" w:cs="Arial"/>
         </w:rPr>
       </w:pPr>
-      <w:r>
-        <w:rPr>
-          <w:rFonts w:ascii="Arial" w:hAnsi="Arial" w:cs="Arial"/>
-        </w:rPr>
-        <w:t>Conozco, acepto y me someto a las condiciones y procedimientos de la presente contratación.</w:t>
-      </w:r>
     </w:p>
     <w:p>
       <w:pPr>
@@ -3579,8 +3845,17 @@
         <w:rPr>
           <w:rFonts w:ascii="Arial" w:hAnsi="Arial" w:cs="Arial"/>
         </w:rPr>
-        <w:t>No contar con impedimento para contratar con el Estado, conforme con lo señalado en el artículo 30 de la Ley N° 32069, Ley General de Contrataciones Publicas</w:t>
-      </w:r>
+        <w:t>Conozco, acepto y me someto a las condiciones y procedimientos de la presente contratación.</w:t>
+      </w:r>
+    </w:p>
+    <w:p>
+      <w:pPr>
+        <w:pStyle w:val="Prrafodelista"/>
+        <w:ind w:left="284" w:right="801"/>
+        <w:rPr>
+          <w:rFonts w:ascii="Arial" w:hAnsi="Arial" w:cs="Arial"/>
+        </w:rPr>
+      </w:pPr>
     </w:p>
     <w:p>
       <w:pPr>
@@ -3605,8 +3880,21 @@
         <w:rPr>
           <w:rFonts w:ascii="Arial" w:hAnsi="Arial" w:cs="Arial"/>
         </w:rPr>
-        <w:t>Soy responsable de la veracidad de los documentos e información que presento a efectos de la presente contratación.</w:t>
-      </w:r>
+        <w:t>No contar con impedimento para contratar con el Estado, conforme con lo señalado en el artículo 30 de la Ley N° 32069, Ley General de Contrataciones Publicas</w:t>
+      </w:r>
+    </w:p>
+    <w:p>
+      <w:pPr>
+        <w:pStyle w:val="Textoindependiente"/>
+        <w:tabs>
+          <w:tab w:val="left" w:pos="426"/>
+        </w:tabs>
+        <w:ind w:left="284" w:right="801" w:hanging="426"/>
+        <w:jc w:val="both"/>
+        <w:rPr>
+          <w:rFonts w:ascii="Arial" w:hAnsi="Arial" w:cs="Arial"/>
+        </w:rPr>
+      </w:pPr>
     </w:p>
     <w:p>
       <w:pPr>
@@ -3631,14 +3919,21 @@
         <w:rPr>
           <w:rFonts w:ascii="Arial" w:hAnsi="Arial" w:cs="Arial"/>
         </w:rPr>
-        <w:t xml:space="preserve">Conozco y me someto a las sanciones contenidas en la Ley N° </w:t>
-      </w:r>
-      <w:r>
-        <w:rPr>
-          <w:rFonts w:ascii="Arial" w:hAnsi="Arial" w:cs="Arial"/>
-        </w:rPr>
-        <w:t xml:space="preserve">32069, Ley General de Contrataciones Públicas y su Reglamento, aprobado mediante Decreto Supremo N° 009-2025-EF </w:t>
-      </w:r>
+        <w:t>Soy responsable de la veracidad de los documentos e información que presento a efectos de la presente contratación.</w:t>
+      </w:r>
+    </w:p>
+    <w:p>
+      <w:pPr>
+        <w:pStyle w:val="Textoindependiente"/>
+        <w:tabs>
+          <w:tab w:val="left" w:pos="426"/>
+        </w:tabs>
+        <w:ind w:left="284" w:right="801" w:hanging="426"/>
+        <w:jc w:val="both"/>
+        <w:rPr>
+          <w:rFonts w:ascii="Arial" w:hAnsi="Arial" w:cs="Arial"/>
+        </w:rPr>
+      </w:pPr>
     </w:p>
     <w:p>
       <w:pPr>
@@ -3663,56 +3958,27 @@
         <w:rPr>
           <w:rFonts w:ascii="Arial" w:hAnsi="Arial" w:cs="Arial"/>
         </w:rPr>
-        <w:t xml:space="preserve">Soy responsable de cualquier daño material </w:t>
-      </w:r>
-      <w:r>
-        <w:rPr>
-          <w:rFonts w:ascii="Arial" w:hAnsi="Arial" w:cs="Arial"/>
-        </w:rPr>
-        <w:t>o</w:t>
-      </w:r>
-      <w:r>
-        <w:rPr>
-          <w:rFonts w:ascii="Arial" w:hAnsi="Arial" w:cs="Arial"/>
-        </w:rPr>
-        <w:t xml:space="preserve"> económico que pueda causar a la Entidad </w:t>
-      </w:r>
-      <w:r>
-        <w:rPr>
-          <w:rFonts w:ascii="Arial" w:hAnsi="Arial" w:cs="Arial"/>
-        </w:rPr>
-        <w:t>o</w:t>
-      </w:r>
-      <w:r>
-        <w:rPr>
-          <w:rFonts w:ascii="Arial" w:hAnsi="Arial" w:cs="Arial"/>
-        </w:rPr>
-        <w:t xml:space="preserve"> a terceros en el desarrollo de </w:t>
-      </w:r>
-      <w:r>
-        <w:rPr>
-          <w:rFonts w:ascii="Arial" w:hAnsi="Arial" w:cs="Arial"/>
-        </w:rPr>
-        <w:t>mi</w:t>
-      </w:r>
-      <w:r>
-        <w:rPr>
-          <w:rFonts w:ascii="Arial" w:hAnsi="Arial" w:cs="Arial"/>
-        </w:rPr>
-        <w:t xml:space="preserve">s </w:t>
-      </w:r>
-      <w:r>
-        <w:rPr>
-          <w:rFonts w:ascii="Arial" w:hAnsi="Arial" w:cs="Arial"/>
-        </w:rPr>
-        <w:t>actividades</w:t>
-      </w:r>
-      <w:r>
-        <w:rPr>
-          <w:rFonts w:ascii="Arial" w:hAnsi="Arial" w:cs="Arial"/>
-        </w:rPr>
-        <w:t>.</w:t>
-      </w:r>
+        <w:t xml:space="preserve">Conozco y me someto a las sanciones contenidas en la Ley N° </w:t>
+      </w:r>
+      <w:r>
+        <w:rPr>
+          <w:rFonts w:ascii="Arial" w:hAnsi="Arial" w:cs="Arial"/>
+        </w:rPr>
+        <w:t xml:space="preserve">32069, Ley General de Contrataciones Públicas y su Reglamento, aprobado mediante Decreto Supremo N° 009-2025-EF </w:t>
+      </w:r>
+    </w:p>
+    <w:p>
+      <w:pPr>
+        <w:pStyle w:val="Textoindependiente"/>
+        <w:tabs>
+          <w:tab w:val="left" w:pos="426"/>
+        </w:tabs>
+        <w:ind w:left="284" w:right="801" w:hanging="426"/>
+        <w:jc w:val="both"/>
+        <w:rPr>
+          <w:rFonts w:ascii="Arial" w:hAnsi="Arial" w:cs="Arial"/>
+        </w:rPr>
+      </w:pPr>
     </w:p>
     <w:p>
       <w:pPr>
@@ -3737,20 +4003,69 @@
         <w:rPr>
           <w:rFonts w:ascii="Arial" w:hAnsi="Arial" w:cs="Arial"/>
         </w:rPr>
-        <w:t>Cumpliré con la reserva confidencial de información que pueda acc</w:t>
-      </w:r>
-      <w:r>
-        <w:rPr>
-          <w:rFonts w:ascii="Arial" w:hAnsi="Arial" w:cs="Arial"/>
-        </w:rPr>
-        <w:t>eder en cumplimiento de la prestación del servicio</w:t>
-      </w:r>
-      <w:r>
-        <w:rPr>
-          <w:rFonts w:ascii="Arial" w:hAnsi="Arial" w:cs="Arial"/>
-        </w:rPr>
-        <w:t xml:space="preserve">. </w:t>
-      </w:r>
+        <w:t xml:space="preserve">Soy responsable de cualquier daño material </w:t>
+      </w:r>
+      <w:r>
+        <w:rPr>
+          <w:rFonts w:ascii="Arial" w:hAnsi="Arial" w:cs="Arial"/>
+        </w:rPr>
+        <w:t>o</w:t>
+      </w:r>
+      <w:r>
+        <w:rPr>
+          <w:rFonts w:ascii="Arial" w:hAnsi="Arial" w:cs="Arial"/>
+        </w:rPr>
+        <w:t xml:space="preserve"> económico que pueda causar a la Entidad </w:t>
+      </w:r>
+      <w:r>
+        <w:rPr>
+          <w:rFonts w:ascii="Arial" w:hAnsi="Arial" w:cs="Arial"/>
+        </w:rPr>
+        <w:t>o</w:t>
+      </w:r>
+      <w:r>
+        <w:rPr>
+          <w:rFonts w:ascii="Arial" w:hAnsi="Arial" w:cs="Arial"/>
+        </w:rPr>
+        <w:t xml:space="preserve"> a terceros en el desarrollo de </w:t>
+      </w:r>
+      <w:r>
+        <w:rPr>
+          <w:rFonts w:ascii="Arial" w:hAnsi="Arial" w:cs="Arial"/>
+        </w:rPr>
+        <w:t>mi</w:t>
+      </w:r>
+      <w:r>
+        <w:rPr>
+          <w:rFonts w:ascii="Arial" w:hAnsi="Arial" w:cs="Arial"/>
+        </w:rPr>
+        <w:t xml:space="preserve">s </w:t>
+      </w:r>
+      <w:r>
+        <w:rPr>
+          <w:rFonts w:ascii="Arial" w:hAnsi="Arial" w:cs="Arial"/>
+        </w:rPr>
+        <w:t>actividades</w:t>
+      </w:r>
+      <w:r>
+        <w:rPr>
+          <w:rFonts w:ascii="Arial" w:hAnsi="Arial" w:cs="Arial"/>
+        </w:rPr>
+        <w:t>.</w:t>
+      </w:r>
+    </w:p>
+    <w:p>
+      <w:pPr>
+        <w:pStyle w:val="Textoindependiente"/>
+        <w:tabs>
+          <w:tab w:val="left" w:pos="426"/>
+        </w:tabs>
+        <w:ind w:left="284" w:right="801" w:hanging="426"/>
+        <w:jc w:val="both"/>
+        <w:rPr>
+          <w:rFonts w:ascii="Arial" w:hAnsi="Arial" w:cs="Arial"/>
+        </w:rPr>
+      </w:pPr>
     </w:p>
     <w:p>
       <w:pPr>
@@ -3775,6 +4090,57 @@
         <w:rPr>
           <w:rFonts w:ascii="Arial" w:hAnsi="Arial" w:cs="Arial"/>
         </w:rPr>
+        <w:t>Cumpliré con la reserva confidencial de información que pueda acc</w:t>
+      </w:r>
+      <w:r>
+        <w:rPr>
+          <w:rFonts w:ascii="Arial" w:hAnsi="Arial" w:cs="Arial"/>
+        </w:rPr>
+        <w:t>eder en cumplimiento de la prestación del servicio</w:t>
+      </w:r>
+      <w:r>
+        <w:rPr>
+          <w:rFonts w:ascii="Arial" w:hAnsi="Arial" w:cs="Arial"/>
+        </w:rPr>
+        <w:t xml:space="preserve">. </w:t>
+      </w:r>
+    </w:p>
+    <w:p>
+      <w:pPr>
+        <w:pStyle w:val="Textoindependiente"/>
+        <w:tabs>
+          <w:tab w:val="left" w:pos="426"/>
+        </w:tabs>
+        <w:ind w:left="284" w:right="801" w:hanging="426"/>
+        <w:jc w:val="both"/>
+        <w:rPr>
+          <w:rFonts w:ascii="Arial" w:hAnsi="Arial" w:cs="Arial"/>
+        </w:rPr>
+      </w:pPr>
+    </w:p>
+    <w:p>
+      <w:pPr>
+        <w:pStyle w:val="Textoindependiente"/>
+        <w:widowControl/>
+        <w:numPr>
+          <w:ilvl w:val="0"/>
+          <w:numId w:val="5"/>
+        </w:numPr>
+        <w:tabs>
+          <w:tab w:val="left" w:pos="426"/>
+        </w:tabs>
+        <w:autoSpaceDE/>
+        <w:autoSpaceDN/>
+        <w:ind w:left="284" w:right="801"/>
+        <w:jc w:val="both"/>
+        <w:rPr>
+          <w:rFonts w:ascii="Arial" w:hAnsi="Arial" w:cs="Arial"/>
+        </w:rPr>
+      </w:pPr>
+      <w:r>
+        <w:rPr>
+          <w:rFonts w:ascii="Arial" w:hAnsi="Arial" w:cs="Arial"/>
+        </w:rPr>
         <w:t>No tener dentro de la Entidad parientes hasta el cuarto grado de consanguinidad, segundo de afinidad, por razón de matrimonio, unión de hecho o convivencia, que sean funcionarios, directivos, servidores públicos y/o persona</w:t>
       </w:r>
       <w:r>
@@ -3791,6 +4157,12 @@
         </w:rPr>
         <w:t>.</w:t>
       </w:r>
+    </w:p>
+    <w:p>
+      <w:pPr>
+        <w:pStyle w:val="Textoindependiente"/>
+        <w:spacing w:before="2"/>
+      </w:pPr>
     </w:p>
     <w:p>
       <w:pPr>
@@ -3799,6 +4171,14 @@
         <w:ind w:left="118"/>
         <w:jc w:val="both"/>
       </w:pPr>
+    </w:p>
+    <w:p>
+      <w:pPr>
+        <w:pStyle w:val="Textoindependiente"/>
+        <w:spacing w:before="1"/>
+        <w:ind w:left="118"/>
+        <w:jc w:val="both"/>
+      </w:pPr>
       <w:r>
         <w:t>San</w:t>
       </w:r>
@@ -3841,6 +4221,60 @@
       <w:r>
         <w:t>{ANIO_ACTUAL}</w:t>
       </w:r>
+    </w:p>
+    <w:p>
+      <w:pPr>
+        <w:pStyle w:val="Textoindependiente"/>
+        <w:rPr>
+          <w:sz w:val="20"/>
+        </w:rPr>
+      </w:pPr>
+    </w:p>
+    <w:p>
+      <w:pPr>
+        <w:pStyle w:val="Textoindependiente"/>
+        <w:rPr>
+          <w:sz w:val="20"/>
+        </w:rPr>
+      </w:pPr>
+    </w:p>
+    <w:p>
+      <w:pPr>
+        <w:pStyle w:val="Textoindependiente"/>
+        <w:rPr>
+          <w:sz w:val="20"/>
+        </w:rPr>
+      </w:pPr>
+    </w:p>
+    <w:p>
+      <w:pPr>
+        <w:pStyle w:val="Textoindependiente"/>
+        <w:rPr>
+          <w:sz w:val="20"/>
+        </w:rPr>
+      </w:pPr>
+    </w:p>
+    <w:p>
+      <w:pPr>
+        <w:pStyle w:val="Textoindependiente"/>
+        <w:rPr>
+          <w:sz w:val="20"/>
+        </w:rPr>
+      </w:pPr>
+    </w:p>
+    <w:p>
+      <w:pPr>
+        <w:pStyle w:val="Textoindependiente"/>
+        <w:rPr>
+          <w:sz w:val="20"/>
+        </w:rPr>
+      </w:pPr>
+    </w:p>
+    <w:p>
+      <w:pPr>
+        <w:pStyle w:val="Textoindependiente"/>
+        <w:spacing w:before="9"/>
+      </w:pPr>
     </w:p>
     <w:p>
       <w:pPr>
@@ -3980,6 +4414,17 @@
     </w:p>
     <w:p>
       <w:pPr>
+        <w:pStyle w:val="Textoindependiente"/>
+        <w:spacing w:before="6"/>
+        <w:ind w:left="-567" w:right="1368" w:hanging="426"/>
+        <w:rPr>
+          <w:b/>
+          <w:sz w:val="10"/>
+        </w:rPr>
+      </w:pPr>
+    </w:p>
+    <w:p>
+      <w:pPr>
         <w:ind w:right="1368" w:hanging="426"/>
         <w:jc w:val="center"/>
         <w:rPr>
@@ -4002,6 +4447,32 @@
         </w:rPr>
         <w:t>DECLARACION JURADA DE ESTUDIOS SECUNDARIOS</w:t>
       </w:r>
+    </w:p>
+    <w:p>
+      <w:pPr>
+        <w:ind w:right="1368" w:hanging="426"/>
+        <w:jc w:val="center"/>
+        <w:rPr>
+          <w:rFonts w:ascii="Arial" w:eastAsia="Times New Roman" w:hAnsi="Arial" w:cs="Arial"/>
+          <w:b/>
+          <w:sz w:val="20"/>
+          <w:szCs w:val="20"/>
+          <w:lang w:val="es-MX" w:eastAsia="es-MX"/>
+        </w:rPr>
+      </w:pPr>
+    </w:p>
+    <w:p>
+      <w:pPr>
+        <w:spacing w:line="360" w:lineRule="auto"/>
+        <w:ind w:right="1368" w:hanging="426"/>
+        <w:jc w:val="both"/>
+        <w:rPr>
+          <w:rFonts w:ascii="Arial" w:eastAsia="Times New Roman" w:hAnsi="Arial" w:cs="Arial"/>
+          <w:sz w:val="20"/>
+          <w:szCs w:val="20"/>
+          <w:lang w:val="es-MX" w:eastAsia="es-MX"/>
+        </w:rPr>
+      </w:pPr>
     </w:p>
     <w:p>
       <w:pPr>
@@ -4031,15 +4502,44 @@
           <w:lang w:val="es-MX" w:eastAsia="es-MX"/>
         </w:rPr>
       </w:pPr>
-      <w:r>
+    </w:p>
+    <w:p>
+      <w:pPr>
+        <w:spacing w:line="360" w:lineRule="auto"/>
+        <w:ind w:right="1368" w:hanging="426"/>
+        <w:jc w:val="both"/>
         <w:rPr>
           <w:rFonts w:ascii="Arial" w:eastAsia="Times New Roman" w:hAnsi="Arial" w:cs="Arial"/>
           <w:sz w:val="20"/>
           <w:szCs w:val="20"/>
           <w:lang w:val="es-MX" w:eastAsia="es-MX"/>
         </w:rPr>
+      </w:pPr>
+      <w:r>
+        <w:rPr>
+          <w:rFonts w:ascii="Arial" w:eastAsia="Times New Roman" w:hAnsi="Arial" w:cs="Arial"/>
+          <w:sz w:val="20"/>
+          <w:szCs w:val="20"/>
+          <w:lang w:val="es-MX" w:eastAsia="es-MX"/>
+        </w:rPr>
         <w:t>Firmo la presente declaración jurada, de conformidad con lo establecido en el Art. 51° acápite 51.1 del TUO de la Ley Nº 27444 – Ley del Procedimiento Administrativo General, por lo que seré responsable de la información consignada en dicho documento y me someteré al proceso de fiscalización posterior que lleve a cabo la entidad.</w:t>
       </w:r>
+    </w:p>
+    <w:p>
+      <w:pPr>
+        <w:kinsoku w:val="0"/>
+        <w:spacing w:before="180"/>
+        <w:ind w:right="1368" w:hanging="426"/>
+        <w:jc w:val="center"/>
+        <w:rPr>
+          <w:rFonts w:ascii="Arial" w:eastAsia="Times New Roman" w:hAnsi="Arial" w:cs="Arial"/>
+          <w:b/>
+          <w:spacing w:val="6"/>
+          <w:sz w:val="20"/>
+          <w:szCs w:val="20"/>
+          <w:lang w:val="es-MX" w:eastAsia="es-ES"/>
+        </w:rPr>
+      </w:pPr>
     </w:p>
     <w:p>
       <w:pPr>
@@ -4053,7 +4553,11 @@
           <w:lang w:eastAsia="es-PE"/>
         </w:rPr>
       </w:pPr>
-      <w:r>
+    </w:p>
+    <w:p>
+      <w:pPr>
+        <w:adjustRightInd w:val="0"/>
+        <w:ind w:right="1368" w:hanging="426"/>
         <w:rPr>
           <w:rFonts w:ascii="Arial" w:eastAsia="Times New Roman" w:hAnsi="Arial" w:cs="Arial"/>
           <w:color w:val="000000"/>
@@ -4061,8 +4565,7 @@
           <w:szCs w:val="20"/>
           <w:lang w:eastAsia="es-PE"/>
         </w:rPr>
-        <w:t xml:space="preserve">San Juan de Lurigancho, </w:t>
-      </w:r>
+      </w:pPr>
       <w:r>
         <w:rPr>
           <w:rFonts w:ascii="Arial" w:eastAsia="Times New Roman" w:hAnsi="Arial" w:cs="Arial"/>
@@ -4071,7 +4574,7 @@
           <w:szCs w:val="20"/>
           <w:lang w:eastAsia="es-PE"/>
         </w:rPr>
-        <w:t>{MES_ACTUAL}</w:t>
+        <w:t xml:space="preserve">San Juan de Lurigancho, </w:t>
       </w:r>
       <w:r>
         <w:rPr>
@@ -4081,7 +4584,7 @@
           <w:szCs w:val="20"/>
           <w:lang w:eastAsia="es-PE"/>
         </w:rPr>
-        <w:t xml:space="preserve"> del {ANIO_ACTUAL}</w:t>
+        <w:t>{MES_ACTUAL}</w:t>
       </w:r>
       <w:r>
         <w:rPr>
@@ -4091,8 +4594,33 @@
           <w:szCs w:val="20"/>
           <w:lang w:eastAsia="es-PE"/>
         </w:rPr>
+        <w:t xml:space="preserve"> del {ANIO_ACTUAL}</w:t>
+      </w:r>
+      <w:r>
+        <w:rPr>
+          <w:rFonts w:ascii="Arial" w:eastAsia="Times New Roman" w:hAnsi="Arial" w:cs="Arial"/>
+          <w:color w:val="000000"/>
+          <w:sz w:val="20"/>
+          <w:szCs w:val="20"/>
+          <w:lang w:eastAsia="es-PE"/>
+        </w:rPr>
         <w:t/>
       </w:r>
+    </w:p>
+    <w:p>
+      <w:pPr>
+        <w:adjustRightInd w:val="0"/>
+        <w:ind w:right="1368" w:hanging="426"/>
+        <w:rPr>
+          <w:rFonts w:ascii="Arial" w:eastAsia="Times New Roman" w:hAnsi="Arial" w:cs="Arial"/>
+          <w:b/>
+          <w:bCs/>
+          <w:color w:val="000000"/>
+          <w:sz w:val="20"/>
+          <w:szCs w:val="20"/>
+          <w:lang w:eastAsia="es-PE"/>
+        </w:rPr>
+      </w:pPr>
     </w:p>
     <w:p>
       <w:pPr>
@@ -4101,15 +4629,6 @@
         <w:jc w:val="center"/>
         <w:rPr>
           <w:rFonts w:ascii="Arial" w:eastAsia="Times New Roman" w:hAnsi="Arial" w:cs="Arial"/>
-          <w:color w:val="000000"/>
-          <w:sz w:val="20"/>
-          <w:szCs w:val="20"/>
-          <w:lang w:eastAsia="es-PE"/>
-        </w:rPr>
-      </w:pPr>
-      <w:r>
-        <w:rPr>
-          <w:rFonts w:ascii="Arial" w:eastAsia="Times New Roman" w:hAnsi="Arial" w:cs="Arial"/>
           <w:b/>
           <w:bCs/>
           <w:color w:val="000000"/>
@@ -4117,8 +4636,7 @@
           <w:szCs w:val="20"/>
           <w:lang w:eastAsia="es-PE"/>
         </w:rPr>
-        <w:t>…………………………………………..</w:t>
-      </w:r>
+      </w:pPr>
     </w:p>
     <w:p>
       <w:pPr>
@@ -4127,15 +4645,6 @@
         <w:jc w:val="center"/>
         <w:rPr>
           <w:rFonts w:ascii="Arial" w:eastAsia="Times New Roman" w:hAnsi="Arial" w:cs="Arial"/>
-          <w:color w:val="000000"/>
-          <w:sz w:val="20"/>
-          <w:szCs w:val="20"/>
-          <w:lang w:eastAsia="es-PE"/>
-        </w:rPr>
-      </w:pPr>
-      <w:r>
-        <w:rPr>
-          <w:rFonts w:ascii="Arial" w:eastAsia="Times New Roman" w:hAnsi="Arial" w:cs="Arial"/>
           <w:b/>
           <w:bCs/>
           <w:color w:val="000000"/>
@@ -4143,8 +4652,154 @@
           <w:szCs w:val="20"/>
           <w:lang w:eastAsia="es-PE"/>
         </w:rPr>
+      </w:pPr>
+    </w:p>
+    <w:p>
+      <w:pPr>
+        <w:adjustRightInd w:val="0"/>
+        <w:ind w:right="1368" w:hanging="426"/>
+        <w:jc w:val="center"/>
+        <w:rPr>
+          <w:rFonts w:ascii="Arial" w:eastAsia="Times New Roman" w:hAnsi="Arial" w:cs="Arial"/>
+          <w:b/>
+          <w:bCs/>
+          <w:color w:val="000000"/>
+          <w:sz w:val="20"/>
+          <w:szCs w:val="20"/>
+          <w:lang w:eastAsia="es-PE"/>
+        </w:rPr>
+      </w:pPr>
+    </w:p>
+    <w:p>
+      <w:pPr>
+        <w:adjustRightInd w:val="0"/>
+        <w:ind w:right="1368" w:hanging="426"/>
+        <w:jc w:val="center"/>
+        <w:rPr>
+          <w:rFonts w:ascii="Arial" w:eastAsia="Times New Roman" w:hAnsi="Arial" w:cs="Arial"/>
+          <w:b/>
+          <w:bCs/>
+          <w:color w:val="000000"/>
+          <w:sz w:val="20"/>
+          <w:szCs w:val="20"/>
+          <w:lang w:eastAsia="es-PE"/>
+        </w:rPr>
+      </w:pPr>
+    </w:p>
+    <w:p>
+      <w:pPr>
+        <w:adjustRightInd w:val="0"/>
+        <w:ind w:right="1368" w:hanging="426"/>
+        <w:jc w:val="center"/>
+        <w:rPr>
+          <w:rFonts w:ascii="Arial" w:eastAsia="Times New Roman" w:hAnsi="Arial" w:cs="Arial"/>
+          <w:b/>
+          <w:bCs/>
+          <w:color w:val="000000"/>
+          <w:sz w:val="20"/>
+          <w:szCs w:val="20"/>
+          <w:lang w:eastAsia="es-PE"/>
+        </w:rPr>
+      </w:pPr>
+    </w:p>
+    <w:p>
+      <w:pPr>
+        <w:adjustRightInd w:val="0"/>
+        <w:ind w:right="1368" w:hanging="426"/>
+        <w:jc w:val="center"/>
+        <w:rPr>
+          <w:rFonts w:ascii="Arial" w:eastAsia="Times New Roman" w:hAnsi="Arial" w:cs="Arial"/>
+          <w:b/>
+          <w:bCs/>
+          <w:color w:val="000000"/>
+          <w:sz w:val="20"/>
+          <w:szCs w:val="20"/>
+          <w:lang w:eastAsia="es-PE"/>
+        </w:rPr>
+      </w:pPr>
+    </w:p>
+    <w:p>
+      <w:pPr>
+        <w:adjustRightInd w:val="0"/>
+        <w:ind w:right="1368" w:hanging="426"/>
+        <w:jc w:val="center"/>
+        <w:rPr>
+          <w:rFonts w:ascii="Arial" w:eastAsia="Times New Roman" w:hAnsi="Arial" w:cs="Arial"/>
+          <w:b/>
+          <w:bCs/>
+          <w:color w:val="000000"/>
+          <w:sz w:val="20"/>
+          <w:szCs w:val="20"/>
+          <w:lang w:eastAsia="es-PE"/>
+        </w:rPr>
+      </w:pPr>
+    </w:p>
+    <w:p>
+      <w:pPr>
+        <w:adjustRightInd w:val="0"/>
+        <w:ind w:right="1368" w:hanging="426"/>
+        <w:jc w:val="center"/>
+        <w:rPr>
+          <w:rFonts w:ascii="Arial" w:eastAsia="Times New Roman" w:hAnsi="Arial" w:cs="Arial"/>
+          <w:color w:val="000000"/>
+          <w:sz w:val="20"/>
+          <w:szCs w:val="20"/>
+          <w:lang w:eastAsia="es-PE"/>
+        </w:rPr>
+      </w:pPr>
+      <w:r>
+        <w:rPr>
+          <w:rFonts w:ascii="Arial" w:eastAsia="Times New Roman" w:hAnsi="Arial" w:cs="Arial"/>
+          <w:b/>
+          <w:bCs/>
+          <w:color w:val="000000"/>
+          <w:sz w:val="20"/>
+          <w:szCs w:val="20"/>
+          <w:lang w:eastAsia="es-PE"/>
+        </w:rPr>
+        <w:t>…………………………………………..</w:t>
+      </w:r>
+    </w:p>
+    <w:p>
+      <w:pPr>
+        <w:adjustRightInd w:val="0"/>
+        <w:ind w:right="1368" w:hanging="426"/>
+        <w:jc w:val="center"/>
+        <w:rPr>
+          <w:rFonts w:ascii="Arial" w:eastAsia="Times New Roman" w:hAnsi="Arial" w:cs="Arial"/>
+          <w:color w:val="000000"/>
+          <w:sz w:val="20"/>
+          <w:szCs w:val="20"/>
+          <w:lang w:eastAsia="es-PE"/>
+        </w:rPr>
+      </w:pPr>
+      <w:r>
+        <w:rPr>
+          <w:rFonts w:ascii="Arial" w:eastAsia="Times New Roman" w:hAnsi="Arial" w:cs="Arial"/>
+          <w:b/>
+          <w:bCs/>
+          <w:color w:val="000000"/>
+          <w:sz w:val="20"/>
+          <w:szCs w:val="20"/>
+          <w:lang w:eastAsia="es-PE"/>
+        </w:rPr>
         <w:t>FIRMA</w:t>
       </w:r>
+    </w:p>
+    <w:p>
+      <w:pPr>
+        <w:adjustRightInd w:val="0"/>
+        <w:ind w:right="1368" w:hanging="426"/>
+        <w:rPr>
+          <w:rFonts w:ascii="Arial" w:eastAsia="Times New Roman" w:hAnsi="Arial" w:cs="Arial"/>
+          <w:b/>
+          <w:bCs/>
+          <w:color w:val="000000"/>
+          <w:sz w:val="20"/>
+          <w:szCs w:val="20"/>
+          <w:lang w:eastAsia="es-PE"/>
+        </w:rPr>
+      </w:pPr>
     </w:p>
     <w:p>
       <w:pPr>
@@ -4161,6 +4816,149 @@
       <w:r>
         <w:t>DNI: {DNI}</w:t>
       </w:r>
+    </w:p>
+    <w:p>
+      <w:pPr>
+        <w:ind w:right="1368" w:hanging="426"/>
+        <w:rPr>
+          <w:rFonts w:ascii="Arial" w:eastAsia="Times New Roman" w:hAnsi="Arial" w:cs="Arial"/>
+          <w:sz w:val="20"/>
+          <w:szCs w:val="20"/>
+          <w:lang w:val="es-MX" w:eastAsia="es-MX"/>
+        </w:rPr>
+      </w:pPr>
+    </w:p>
+    <w:p>
+      <w:pPr>
+        <w:ind w:right="1368" w:hanging="426"/>
+        <w:rPr>
+          <w:rFonts w:ascii="Arial" w:eastAsia="Times New Roman" w:hAnsi="Arial" w:cs="Arial"/>
+          <w:sz w:val="20"/>
+          <w:szCs w:val="20"/>
+          <w:lang w:val="es-MX" w:eastAsia="es-MX"/>
+        </w:rPr>
+      </w:pPr>
+    </w:p>
+    <w:p>
+      <w:pPr>
+        <w:ind w:right="1368" w:hanging="426"/>
+        <w:rPr>
+          <w:rFonts w:ascii="Arial" w:eastAsia="Times New Roman" w:hAnsi="Arial" w:cs="Arial"/>
+          <w:sz w:val="20"/>
+          <w:szCs w:val="20"/>
+          <w:lang w:val="es-MX" w:eastAsia="es-MX"/>
+        </w:rPr>
+      </w:pPr>
+    </w:p>
+    <w:p>
+      <w:pPr>
+        <w:ind w:right="1368" w:hanging="426"/>
+        <w:rPr>
+          <w:rFonts w:ascii="Arial" w:eastAsia="Times New Roman" w:hAnsi="Arial" w:cs="Arial"/>
+          <w:sz w:val="20"/>
+          <w:szCs w:val="20"/>
+          <w:lang w:val="es-MX" w:eastAsia="es-MX"/>
+        </w:rPr>
+      </w:pPr>
+    </w:p>
+    <w:p>
+      <w:pPr>
+        <w:ind w:right="1368" w:hanging="426"/>
+        <w:rPr>
+          <w:rFonts w:ascii="Arial" w:eastAsia="Times New Roman" w:hAnsi="Arial" w:cs="Arial"/>
+          <w:sz w:val="20"/>
+          <w:szCs w:val="20"/>
+          <w:lang w:val="es-MX" w:eastAsia="es-MX"/>
+        </w:rPr>
+      </w:pPr>
+    </w:p>
+    <w:p>
+      <w:pPr>
+        <w:ind w:right="1368" w:hanging="426"/>
+        <w:rPr>
+          <w:rFonts w:ascii="Arial" w:eastAsia="Times New Roman" w:hAnsi="Arial" w:cs="Arial"/>
+          <w:sz w:val="20"/>
+          <w:szCs w:val="20"/>
+          <w:lang w:val="es-MX" w:eastAsia="es-MX"/>
+        </w:rPr>
+      </w:pPr>
+    </w:p>
+    <w:p>
+      <w:pPr>
+        <w:ind w:right="1368" w:hanging="426"/>
+        <w:rPr>
+          <w:rFonts w:ascii="Arial" w:eastAsia="Times New Roman" w:hAnsi="Arial" w:cs="Arial"/>
+          <w:sz w:val="20"/>
+          <w:szCs w:val="20"/>
+          <w:lang w:val="es-MX" w:eastAsia="es-MX"/>
+        </w:rPr>
+      </w:pPr>
+    </w:p>
+    <w:p>
+      <w:pPr>
+        <w:ind w:right="1368" w:hanging="426"/>
+        <w:rPr>
+          <w:rFonts w:ascii="Arial" w:eastAsia="Times New Roman" w:hAnsi="Arial" w:cs="Arial"/>
+          <w:sz w:val="20"/>
+          <w:szCs w:val="20"/>
+          <w:lang w:val="es-MX" w:eastAsia="es-MX"/>
+        </w:rPr>
+      </w:pPr>
+    </w:p>
+    <w:p>
+      <w:pPr>
+        <w:ind w:right="1368" w:hanging="426"/>
+        <w:rPr>
+          <w:rFonts w:ascii="Arial" w:eastAsia="Times New Roman" w:hAnsi="Arial" w:cs="Arial"/>
+          <w:sz w:val="20"/>
+          <w:szCs w:val="20"/>
+          <w:lang w:val="es-MX" w:eastAsia="es-MX"/>
+        </w:rPr>
+      </w:pPr>
+    </w:p>
+    <w:p>
+      <w:pPr>
+        <w:ind w:right="1368" w:hanging="426"/>
+        <w:rPr>
+          <w:rFonts w:ascii="Arial" w:eastAsia="Times New Roman" w:hAnsi="Arial" w:cs="Arial"/>
+          <w:sz w:val="20"/>
+          <w:szCs w:val="20"/>
+          <w:lang w:val="es-MX" w:eastAsia="es-MX"/>
+        </w:rPr>
+      </w:pPr>
+    </w:p>
+    <w:p>
+      <w:pPr>
+        <w:ind w:right="1368" w:hanging="426"/>
+        <w:rPr>
+          <w:rFonts w:ascii="Arial" w:eastAsia="Times New Roman" w:hAnsi="Arial" w:cs="Arial"/>
+          <w:sz w:val="20"/>
+          <w:szCs w:val="20"/>
+          <w:lang w:val="es-MX" w:eastAsia="es-MX"/>
+        </w:rPr>
+      </w:pPr>
+    </w:p>
+    <w:p>
+      <w:pPr>
+        <w:ind w:right="1368" w:hanging="426"/>
+        <w:rPr>
+          <w:rFonts w:ascii="Arial" w:eastAsia="Times New Roman" w:hAnsi="Arial" w:cs="Arial"/>
+          <w:sz w:val="20"/>
+          <w:szCs w:val="20"/>
+          <w:lang w:val="es-MX" w:eastAsia="es-MX"/>
+        </w:rPr>
+      </w:pPr>
+    </w:p>
+    <w:p>
+      <w:pPr>
+        <w:ind w:right="1368" w:hanging="426"/>
+        <w:rPr>
+          <w:rFonts w:ascii="Arial" w:eastAsia="Times New Roman" w:hAnsi="Arial" w:cs="Arial"/>
+          <w:sz w:val="20"/>
+          <w:szCs w:val="20"/>
+          <w:lang w:val="es-MX" w:eastAsia="es-MX"/>
+        </w:rPr>
+      </w:pPr>
     </w:p>
     <w:p>
       <w:pPr>
@@ -4267,6 +5065,18 @@
           <w:sz w:val="24"/>
         </w:rPr>
       </w:pPr>
+    </w:p>
+    <w:p>
+      <w:pPr>
+        <w:pStyle w:val="Textoindependiente"/>
+        <w:spacing w:before="1"/>
+        <w:ind w:right="1368" w:hanging="426"/>
+        <w:rPr>
+          <w:rFonts w:ascii="Arial"/>
+          <w:b/>
+          <w:sz w:val="24"/>
+        </w:rPr>
+      </w:pPr>
       <w:r>
         <w:rPr>
           <w:rFonts w:ascii="Arial" w:eastAsia="Times New Roman" w:hAnsi="Arial" w:cs="Arial"/>
@@ -4334,6 +5144,138 @@
     </w:p>
     <w:p>
       <w:pPr>
+        <w:pStyle w:val="Textoindependiente"/>
+        <w:spacing w:before="1"/>
+        <w:ind w:right="1368" w:hanging="426"/>
+        <w:rPr>
+          <w:rFonts w:ascii="Arial"/>
+          <w:b/>
+          <w:sz w:val="24"/>
+        </w:rPr>
+      </w:pPr>
+    </w:p>
+    <w:p>
+      <w:pPr>
+        <w:ind w:left="1184" w:right="1368" w:hanging="426"/>
+        <w:jc w:val="center"/>
+        <w:rPr>
+          <w:rFonts w:ascii="Arial" w:hAnsi="Arial"/>
+          <w:b/>
+          <w:w w:val="80"/>
+          <w:sz w:val="24"/>
+        </w:rPr>
+      </w:pPr>
+      <w:bookmarkStart w:id="2" w:name="DECLARACIÓN_JURADA"/>
+      <w:bookmarkStart w:id="3" w:name="DECLARACIÓN_JURADA_DE_NO_TENER_ANTECEDEN"/>
+      <w:bookmarkEnd w:id="2"/>
+      <w:bookmarkEnd w:id="3"/>
+    </w:p>
+    <w:p>
+      <w:pPr>
+        <w:ind w:left="1184" w:right="1368" w:hanging="426"/>
+        <w:jc w:val="center"/>
+        <w:rPr>
+          <w:rFonts w:ascii="Arial" w:hAnsi="Arial"/>
+          <w:b/>
+          <w:w w:val="80"/>
+          <w:sz w:val="24"/>
+        </w:rPr>
+      </w:pPr>
+    </w:p>
+    <w:p>
+      <w:pPr>
+        <w:tabs>
+          <w:tab w:val="left" w:pos="6901"/>
+        </w:tabs>
+        <w:ind w:left="1184" w:right="1368" w:hanging="426"/>
+        <w:rPr>
+          <w:rFonts w:ascii="Arial" w:hAnsi="Arial"/>
+          <w:b/>
+          <w:w w:val="80"/>
+          <w:sz w:val="24"/>
+        </w:rPr>
+      </w:pPr>
+      <w:r>
+        <w:rPr>
+          <w:rFonts w:ascii="Arial" w:hAnsi="Arial"/>
+          <w:b/>
+          <w:w w:val="80"/>
+          <w:sz w:val="24"/>
+        </w:rPr>
+        <w:tab/>
+      </w:r>
+      <w:r>
+        <w:rPr>
+          <w:rFonts w:ascii="Arial" w:hAnsi="Arial"/>
+          <w:b/>
+          <w:w w:val="80"/>
+          <w:sz w:val="24"/>
+        </w:rPr>
+        <w:tab/>
+      </w:r>
+    </w:p>
+    <w:p>
+      <w:pPr>
+        <w:ind w:left="1184" w:right="1368" w:hanging="426"/>
+        <w:jc w:val="center"/>
+        <w:rPr>
+          <w:rFonts w:ascii="Arial" w:hAnsi="Arial"/>
+          <w:b/>
+          <w:w w:val="80"/>
+          <w:sz w:val="24"/>
+        </w:rPr>
+      </w:pPr>
+    </w:p>
+    <w:p>
+      <w:pPr>
+        <w:ind w:left="1184" w:right="1368" w:hanging="426"/>
+        <w:jc w:val="center"/>
+        <w:rPr>
+          <w:rFonts w:ascii="Arial" w:hAnsi="Arial"/>
+          <w:b/>
+          <w:w w:val="80"/>
+          <w:sz w:val="24"/>
+        </w:rPr>
+      </w:pPr>
+    </w:p>
+    <w:p>
+      <w:pPr>
+        <w:ind w:left="1184" w:right="2040"/>
+        <w:jc w:val="center"/>
+        <w:rPr>
+          <w:rFonts w:ascii="Arial" w:hAnsi="Arial"/>
+          <w:b/>
+          <w:w w:val="80"/>
+          <w:sz w:val="24"/>
+        </w:rPr>
+      </w:pPr>
+    </w:p>
+    <w:p>
+      <w:pPr>
+        <w:ind w:left="1184" w:right="2040"/>
+        <w:jc w:val="center"/>
+        <w:rPr>
+          <w:rFonts w:ascii="Arial" w:hAnsi="Arial"/>
+          <w:b/>
+          <w:w w:val="80"/>
+          <w:sz w:val="24"/>
+        </w:rPr>
+      </w:pPr>
+    </w:p>
+    <w:p>
+      <w:pPr>
+        <w:ind w:left="1184" w:right="2040"/>
+        <w:jc w:val="center"/>
+        <w:rPr>
+          <w:rFonts w:ascii="Arial" w:hAnsi="Arial"/>
+          <w:b/>
+          <w:w w:val="80"/>
+          <w:sz w:val="24"/>
+        </w:rPr>
+      </w:pPr>
+    </w:p>
+    <w:p>
+      <w:pPr>
         <w:ind w:right="1226"/>
         <w:jc w:val="center"/>
         <w:rPr>
@@ -4344,7 +5286,11 @@
           <w:u w:val="single"/>
         </w:rPr>
       </w:pPr>
-      <w:r>
+    </w:p>
+    <w:p>
+      <w:pPr>
+        <w:ind w:right="1226"/>
+        <w:jc w:val="center"/>
         <w:rPr>
           <w:rFonts w:ascii="Arial" w:hAnsi="Arial" w:cs="Arial"/>
           <w:b/>
@@ -4352,6 +5298,41 @@
           <w:szCs w:val="20"/>
           <w:u w:val="single"/>
         </w:rPr>
+      </w:pPr>
+    </w:p>
+    <w:p>
+      <w:pPr>
+        <w:ind w:right="1226"/>
+        <w:jc w:val="center"/>
+        <w:rPr>
+          <w:rFonts w:ascii="Arial" w:hAnsi="Arial" w:cs="Arial"/>
+          <w:b/>
+          <w:sz w:val="20"/>
+          <w:szCs w:val="20"/>
+          <w:u w:val="single"/>
+        </w:rPr>
+      </w:pPr>
+    </w:p>
+    <w:p>
+      <w:pPr>
+        <w:ind w:right="1226"/>
+        <w:jc w:val="center"/>
+        <w:rPr>
+          <w:rFonts w:ascii="Arial" w:hAnsi="Arial" w:cs="Arial"/>
+          <w:b/>
+          <w:sz w:val="20"/>
+          <w:szCs w:val="20"/>
+          <w:u w:val="single"/>
+        </w:rPr>
+      </w:pPr>
+      <w:r>
+        <w:rPr>
+          <w:rFonts w:ascii="Arial" w:hAnsi="Arial" w:cs="Arial"/>
+          <w:b/>
+          <w:sz w:val="20"/>
+          <w:szCs w:val="20"/>
+          <w:u w:val="single"/>
+        </w:rPr>
         <w:t xml:space="preserve">DECLARACION JURADA DE </w:t>
       </w:r>
       <w:r>
@@ -4364,6 +5345,30 @@
         </w:rPr>
         <w:t>NO CONTAR CON ANTECEDENTES POLICIALES, JUDICIALES Y PENALES</w:t>
       </w:r>
+    </w:p>
+    <w:p>
+      <w:pPr>
+        <w:ind w:right="1226"/>
+        <w:jc w:val="center"/>
+        <w:rPr>
+          <w:rFonts w:ascii="Arial" w:hAnsi="Arial" w:cs="Arial"/>
+          <w:b/>
+          <w:sz w:val="20"/>
+          <w:szCs w:val="20"/>
+        </w:rPr>
+      </w:pPr>
+    </w:p>
+    <w:p>
+      <w:pPr>
+        <w:spacing w:line="360" w:lineRule="auto"/>
+        <w:ind w:right="1226"/>
+        <w:jc w:val="both"/>
+        <w:rPr>
+          <w:rFonts w:ascii="Arial" w:hAnsi="Arial" w:cs="Arial"/>
+          <w:sz w:val="20"/>
+          <w:szCs w:val="20"/>
+        </w:rPr>
+      </w:pPr>
     </w:p>
     <w:p>
       <w:pPr>
@@ -4391,6 +5396,18 @@
           <w:szCs w:val="20"/>
         </w:rPr>
       </w:pPr>
+    </w:p>
+    <w:p>
+      <w:pPr>
+        <w:spacing w:line="360" w:lineRule="auto"/>
+        <w:ind w:left="-567" w:right="1226" w:firstLine="567"/>
+        <w:jc w:val="both"/>
+        <w:rPr>
+          <w:rFonts w:ascii="Arial" w:hAnsi="Arial" w:cs="Arial"/>
+          <w:sz w:val="20"/>
+          <w:szCs w:val="20"/>
+        </w:rPr>
+      </w:pPr>
       <w:r>
         <w:rPr>
           <w:rFonts w:ascii="Arial" w:hAnsi="Arial" w:cs="Arial"/>
@@ -4455,6 +5472,24 @@
         </w:rPr>
         <w:t>, por lo que seré responsable de la información consignada en dicho documento y me someteré al proceso de fiscalización posterior que lleve a cabo la entidad.</w:t>
       </w:r>
+    </w:p>
+    <w:p>
+      <w:pPr>
+        <w:pStyle w:val="Style1"/>
+        <w:kinsoku w:val="0"/>
+        <w:autoSpaceDE/>
+        <w:adjustRightInd/>
+        <w:spacing w:before="180"/>
+        <w:ind w:left="-567" w:right="1226" w:firstLine="567"/>
+        <w:jc w:val="center"/>
+        <w:rPr>
+          <w:rStyle w:val="CharacterStyle1"/>
+          <w:rFonts w:ascii="Arial" w:hAnsi="Arial" w:cs="Arial"/>
+          <w:b/>
+          <w:spacing w:val="6"/>
+          <w:lang w:val="es-MX"/>
+        </w:rPr>
+      </w:pPr>
     </w:p>
     <w:p>
       <w:pPr>
@@ -4466,6 +5501,17 @@
           <w:szCs w:val="20"/>
         </w:rPr>
       </w:pPr>
+    </w:p>
+    <w:p>
+      <w:pPr>
+        <w:pStyle w:val="Default"/>
+        <w:ind w:left="-567" w:right="1226" w:firstLine="567"/>
+        <w:rPr>
+          <w:rFonts w:ascii="Arial" w:hAnsi="Arial" w:cs="Arial"/>
+          <w:sz w:val="20"/>
+          <w:szCs w:val="20"/>
+        </w:rPr>
+      </w:pPr>
       <w:r>
         <w:rPr>
           <w:rFonts w:ascii="Arial" w:hAnsi="Arial" w:cs="Arial"/>
@@ -4520,18 +5566,199 @@
         <w:pStyle w:val="Default"/>
         <w:rPr>
           <w:rFonts w:ascii="Arial" w:hAnsi="Arial" w:cs="Arial"/>
-          <w:sz w:val="20"/>
-          <w:szCs w:val="20"/>
-        </w:rPr>
-      </w:pPr>
-      <w:r>
-        <w:rPr>
-          <w:rFonts w:ascii="Arial" w:hAnsi="Arial" w:cs="Arial"/>
           <w:b/>
           <w:bCs/>
           <w:sz w:val="20"/>
           <w:szCs w:val="20"/>
         </w:rPr>
+      </w:pPr>
+    </w:p>
+    <w:p>
+      <w:pPr>
+        <w:pStyle w:val="Default"/>
+        <w:jc w:val="center"/>
+        <w:rPr>
+          <w:rFonts w:ascii="Arial" w:hAnsi="Arial" w:cs="Arial"/>
+          <w:b/>
+          <w:bCs/>
+          <w:sz w:val="20"/>
+          <w:szCs w:val="20"/>
+        </w:rPr>
+      </w:pPr>
+    </w:p>
+    <w:p>
+      <w:pPr>
+        <w:pStyle w:val="Default"/>
+        <w:jc w:val="center"/>
+        <w:rPr>
+          <w:rFonts w:ascii="Arial" w:hAnsi="Arial" w:cs="Arial"/>
+          <w:b/>
+          <w:bCs/>
+          <w:sz w:val="20"/>
+          <w:szCs w:val="20"/>
+        </w:rPr>
+      </w:pPr>
+    </w:p>
+    <w:p>
+      <w:pPr>
+        <w:pStyle w:val="Default"/>
+        <w:jc w:val="center"/>
+        <w:rPr>
+          <w:rFonts w:ascii="Arial" w:hAnsi="Arial" w:cs="Arial"/>
+          <w:b/>
+          <w:bCs/>
+          <w:sz w:val="20"/>
+          <w:szCs w:val="20"/>
+        </w:rPr>
+      </w:pPr>
+    </w:p>
+    <w:p>
+      <w:pPr>
+        <w:pStyle w:val="Default"/>
+        <w:jc w:val="center"/>
+        <w:rPr>
+          <w:rFonts w:ascii="Arial" w:hAnsi="Arial" w:cs="Arial"/>
+          <w:b/>
+          <w:bCs/>
+          <w:sz w:val="20"/>
+          <w:szCs w:val="20"/>
+        </w:rPr>
+      </w:pPr>
+    </w:p>
+    <w:p>
+      <w:pPr>
+        <w:pStyle w:val="Default"/>
+        <w:jc w:val="center"/>
+        <w:rPr>
+          <w:rFonts w:ascii="Arial" w:hAnsi="Arial" w:cs="Arial"/>
+          <w:b/>
+          <w:bCs/>
+          <w:sz w:val="20"/>
+          <w:szCs w:val="20"/>
+        </w:rPr>
+      </w:pPr>
+    </w:p>
+    <w:p>
+      <w:pPr>
+        <w:pStyle w:val="Default"/>
+        <w:jc w:val="center"/>
+        <w:rPr>
+          <w:rFonts w:ascii="Arial" w:hAnsi="Arial" w:cs="Arial"/>
+          <w:b/>
+          <w:bCs/>
+          <w:sz w:val="20"/>
+          <w:szCs w:val="20"/>
+        </w:rPr>
+      </w:pPr>
+    </w:p>
+    <w:p>
+      <w:pPr>
+        <w:pStyle w:val="Default"/>
+        <w:jc w:val="center"/>
+        <w:rPr>
+          <w:rFonts w:ascii="Arial" w:hAnsi="Arial" w:cs="Arial"/>
+          <w:b/>
+          <w:bCs/>
+          <w:sz w:val="20"/>
+          <w:szCs w:val="20"/>
+        </w:rPr>
+      </w:pPr>
+    </w:p>
+    <w:p>
+      <w:pPr>
+        <w:pStyle w:val="Default"/>
+        <w:jc w:val="center"/>
+        <w:rPr>
+          <w:rFonts w:ascii="Arial" w:hAnsi="Arial" w:cs="Arial"/>
+          <w:b/>
+          <w:bCs/>
+          <w:sz w:val="20"/>
+          <w:szCs w:val="20"/>
+        </w:rPr>
+      </w:pPr>
+    </w:p>
+    <w:p>
+      <w:pPr>
+        <w:pStyle w:val="Default"/>
+        <w:jc w:val="center"/>
+        <w:rPr>
+          <w:rFonts w:ascii="Arial" w:hAnsi="Arial" w:cs="Arial"/>
+          <w:b/>
+          <w:bCs/>
+          <w:sz w:val="20"/>
+          <w:szCs w:val="20"/>
+        </w:rPr>
+      </w:pPr>
+    </w:p>
+    <w:p>
+      <w:pPr>
+        <w:pStyle w:val="Default"/>
+        <w:jc w:val="center"/>
+        <w:rPr>
+          <w:rFonts w:ascii="Arial" w:hAnsi="Arial" w:cs="Arial"/>
+          <w:b/>
+          <w:bCs/>
+          <w:sz w:val="20"/>
+          <w:szCs w:val="20"/>
+        </w:rPr>
+      </w:pPr>
+    </w:p>
+    <w:p>
+      <w:pPr>
+        <w:pStyle w:val="Default"/>
+        <w:jc w:val="center"/>
+        <w:rPr>
+          <w:rFonts w:ascii="Arial" w:hAnsi="Arial" w:cs="Arial"/>
+          <w:b/>
+          <w:bCs/>
+          <w:sz w:val="20"/>
+          <w:szCs w:val="20"/>
+        </w:rPr>
+      </w:pPr>
+    </w:p>
+    <w:p>
+      <w:pPr>
+        <w:pStyle w:val="Default"/>
+        <w:jc w:val="center"/>
+        <w:rPr>
+          <w:rFonts w:ascii="Arial" w:hAnsi="Arial" w:cs="Arial"/>
+          <w:b/>
+          <w:bCs/>
+          <w:sz w:val="20"/>
+          <w:szCs w:val="20"/>
+        </w:rPr>
+      </w:pPr>
+    </w:p>
+    <w:p>
+      <w:pPr>
+        <w:pStyle w:val="Default"/>
+        <w:jc w:val="center"/>
+        <w:rPr>
+          <w:rFonts w:ascii="Arial" w:hAnsi="Arial" w:cs="Arial"/>
+          <w:b/>
+          <w:bCs/>
+          <w:sz w:val="20"/>
+          <w:szCs w:val="20"/>
+        </w:rPr>
+      </w:pPr>
+    </w:p>
+    <w:p>
+      <w:pPr>
+        <w:pStyle w:val="Default"/>
+        <w:rPr>
+          <w:rFonts w:ascii="Arial" w:hAnsi="Arial" w:cs="Arial"/>
+          <w:sz w:val="20"/>
+          <w:szCs w:val="20"/>
+        </w:rPr>
+      </w:pPr>
+      <w:r>
+        <w:rPr>
+          <w:rFonts w:ascii="Arial" w:hAnsi="Arial" w:cs="Arial"/>
+          <w:b/>
+          <w:bCs/>
+          <w:sz w:val="20"/>
+          <w:szCs w:val="20"/>
+        </w:rPr>
         <w:t xml:space="preserve">                                                    </w:t>
       </w:r>
       <w:r>
@@ -4600,6 +5827,123 @@
       <w:r>
         <w:t xml:space="preserve">                                                                  RUC: {RUC}</w:t>
       </w:r>
+    </w:p>
+    <w:p>
+      <w:pPr>
+        <w:rPr>
+          <w:rFonts w:ascii="Arial" w:hAnsi="Arial" w:cs="Arial"/>
+          <w:sz w:val="20"/>
+          <w:szCs w:val="20"/>
+        </w:rPr>
+      </w:pPr>
+    </w:p>
+    <w:p>
+      <w:pPr>
+        <w:rPr>
+          <w:rFonts w:ascii="Arial" w:hAnsi="Arial" w:cs="Arial"/>
+          <w:sz w:val="20"/>
+          <w:szCs w:val="20"/>
+        </w:rPr>
+      </w:pPr>
+    </w:p>
+    <w:p>
+      <w:pPr>
+        <w:rPr>
+          <w:rFonts w:ascii="Arial" w:hAnsi="Arial" w:cs="Arial"/>
+          <w:sz w:val="20"/>
+          <w:szCs w:val="20"/>
+        </w:rPr>
+      </w:pPr>
+    </w:p>
+    <w:p>
+      <w:pPr>
+        <w:rPr>
+          <w:rFonts w:ascii="Arial" w:hAnsi="Arial" w:cs="Arial"/>
+          <w:sz w:val="20"/>
+          <w:szCs w:val="20"/>
+        </w:rPr>
+      </w:pPr>
+    </w:p>
+    <w:p>
+      <w:pPr>
+        <w:rPr>
+          <w:rFonts w:ascii="Arial" w:hAnsi="Arial" w:cs="Arial"/>
+          <w:sz w:val="20"/>
+          <w:szCs w:val="20"/>
+        </w:rPr>
+      </w:pPr>
+    </w:p>
+    <w:p>
+      <w:pPr>
+        <w:rPr>
+          <w:rFonts w:ascii="Arial" w:hAnsi="Arial" w:cs="Arial"/>
+          <w:sz w:val="20"/>
+          <w:szCs w:val="20"/>
+        </w:rPr>
+      </w:pPr>
+    </w:p>
+    <w:p>
+      <w:pPr>
+        <w:rPr>
+          <w:rFonts w:ascii="Arial" w:hAnsi="Arial" w:cs="Arial"/>
+          <w:sz w:val="20"/>
+          <w:szCs w:val="20"/>
+        </w:rPr>
+      </w:pPr>
+    </w:p>
+    <w:p>
+      <w:pPr>
+        <w:rPr>
+          <w:rFonts w:ascii="Arial" w:hAnsi="Arial" w:cs="Arial"/>
+          <w:sz w:val="20"/>
+          <w:szCs w:val="20"/>
+        </w:rPr>
+      </w:pPr>
+    </w:p>
+    <w:p>
+      <w:pPr>
+        <w:rPr>
+          <w:rFonts w:ascii="Arial" w:hAnsi="Arial" w:cs="Arial"/>
+          <w:sz w:val="20"/>
+          <w:szCs w:val="20"/>
+        </w:rPr>
+      </w:pPr>
+    </w:p>
+    <w:p>
+      <w:pPr>
+        <w:rPr>
+          <w:rFonts w:ascii="Arial" w:hAnsi="Arial" w:cs="Arial"/>
+          <w:sz w:val="20"/>
+          <w:szCs w:val="20"/>
+        </w:rPr>
+      </w:pPr>
+    </w:p>
+    <w:p>
+      <w:pPr>
+        <w:rPr>
+          <w:rFonts w:ascii="Arial" w:hAnsi="Arial" w:cs="Arial"/>
+          <w:sz w:val="20"/>
+          <w:szCs w:val="20"/>
+        </w:rPr>
+      </w:pPr>
+    </w:p>
+    <w:p>
+      <w:pPr>
+        <w:rPr>
+          <w:rFonts w:ascii="Arial" w:hAnsi="Arial" w:cs="Arial"/>
+          <w:sz w:val="20"/>
+          <w:szCs w:val="20"/>
+        </w:rPr>
+      </w:pPr>
+    </w:p>
+    <w:p>
+      <w:pPr>
+        <w:rPr>
+          <w:rFonts w:ascii="Arial" w:hAnsi="Arial" w:cs="Arial"/>
+          <w:sz w:val="20"/>
+          <w:szCs w:val="20"/>
+        </w:rPr>
+      </w:pPr>
     </w:p>
     <w:p>
       <w:pPr>
@@ -4693,6 +6037,26 @@
         </w:rPr>
         <w:t>Nota: El postulante que oculte información y/o consigne información falsa será excluido del proceso de selección de personal; en caso de haberse producida la contratación deberá cesar por comisión de falta grave con arreglo a las normas vigentes sin prejuicio de la responsabilidad penal y/o administrativa en que hubiere incurrido.</w:t>
       </w:r>
+    </w:p>
+    <w:p>
+      <w:pPr>
+        <w:pStyle w:val="Ttulo1"/>
+        <w:ind w:left="-567" w:right="1509" w:firstLine="567"/>
+        <w:rPr>
+          <w:rFonts w:ascii="Arial" w:hAnsi="Arial"/>
+          <w:u w:val="thick"/>
+        </w:rPr>
+      </w:pPr>
+    </w:p>
+    <w:p>
+      <w:pPr>
+        <w:ind w:right="1084"/>
+        <w:jc w:val="both"/>
+        <w:rPr>
+          <w:rFonts w:asciiTheme="minorHAnsi" w:hAnsiTheme="minorHAnsi" w:cstheme="minorHAnsi"/>
+          <w:sz w:val="16"/>
+        </w:rPr>
+      </w:pPr>
     </w:p>
     <w:p>
       <w:pPr>

--- a/templates/plantilla.docx
+++ b/templates/plantilla.docx
@@ -4611,38 +4611,6 @@
       <w:pPr>
         <w:adjustRightInd w:val="0"/>
         <w:ind w:right="1368" w:hanging="426"/>
-        <w:rPr>
-          <w:rFonts w:ascii="Arial" w:eastAsia="Times New Roman" w:hAnsi="Arial" w:cs="Arial"/>
-          <w:b/>
-          <w:bCs/>
-          <w:color w:val="000000"/>
-          <w:sz w:val="20"/>
-          <w:szCs w:val="20"/>
-          <w:lang w:eastAsia="es-PE"/>
-        </w:rPr>
-      </w:pPr>
-    </w:p>
-    <w:p>
-      <w:pPr>
-        <w:adjustRightInd w:val="0"/>
-        <w:ind w:right="1368" w:hanging="426"/>
-        <w:jc w:val="center"/>
-        <w:rPr>
-          <w:rFonts w:ascii="Arial" w:eastAsia="Times New Roman" w:hAnsi="Arial" w:cs="Arial"/>
-          <w:b/>
-          <w:bCs/>
-          <w:color w:val="000000"/>
-          <w:sz w:val="20"/>
-          <w:szCs w:val="20"/>
-          <w:lang w:eastAsia="es-PE"/>
-        </w:rPr>
-      </w:pPr>
-    </w:p>
-    <w:p>
-      <w:pPr>
-        <w:adjustRightInd w:val="0"/>
-        <w:ind w:right="1368" w:hanging="426"/>
-        <w:jc w:val="center"/>
         <w:rPr>
           <w:rFonts w:ascii="Arial" w:eastAsia="Times New Roman" w:hAnsi="Arial" w:cs="Arial"/>
           <w:b/>

--- a/templates/plantilla.docx
+++ b/templates/plantilla.docx
@@ -4709,6 +4709,38 @@
         <w:jc w:val="center"/>
         <w:rPr>
           <w:rFonts w:ascii="Arial" w:eastAsia="Times New Roman" w:hAnsi="Arial" w:cs="Arial"/>
+          <w:b/>
+          <w:bCs/>
+          <w:color w:val="000000"/>
+          <w:sz w:val="20"/>
+          <w:szCs w:val="20"/>
+          <w:lang w:eastAsia="es-PE"/>
+        </w:rPr>
+      </w:pPr>
+    </w:p>
+    <w:p>
+      <w:pPr>
+        <w:adjustRightInd w:val="0"/>
+        <w:ind w:right="1368" w:hanging="426"/>
+        <w:jc w:val="center"/>
+        <w:rPr>
+          <w:rFonts w:ascii="Arial" w:eastAsia="Times New Roman" w:hAnsi="Arial" w:cs="Arial"/>
+          <w:b/>
+          <w:bCs/>
+          <w:color w:val="000000"/>
+          <w:sz w:val="20"/>
+          <w:szCs w:val="20"/>
+          <w:lang w:eastAsia="es-PE"/>
+        </w:rPr>
+      </w:pPr>
+    </w:p>
+    <w:p>
+      <w:pPr>
+        <w:adjustRightInd w:val="0"/>
+        <w:ind w:right="1368" w:hanging="426"/>
+        <w:jc w:val="center"/>
+        <w:rPr>
+          <w:rFonts w:ascii="Arial" w:eastAsia="Times New Roman" w:hAnsi="Arial" w:cs="Arial"/>
           <w:color w:val="000000"/>
           <w:sz w:val="20"/>
           <w:szCs w:val="20"/>
@@ -5795,24 +5827,6 @@
       <w:r>
         <w:t xml:space="preserve">                                                                  RUC: {RUC}</w:t>
       </w:r>
-    </w:p>
-    <w:p>
-      <w:pPr>
-        <w:rPr>
-          <w:rFonts w:ascii="Arial" w:hAnsi="Arial" w:cs="Arial"/>
-          <w:sz w:val="20"/>
-          <w:szCs w:val="20"/>
-        </w:rPr>
-      </w:pPr>
-    </w:p>
-    <w:p>
-      <w:pPr>
-        <w:rPr>
-          <w:rFonts w:ascii="Arial" w:hAnsi="Arial" w:cs="Arial"/>
-          <w:sz w:val="20"/>
-          <w:szCs w:val="20"/>
-        </w:rPr>
-      </w:pPr>
     </w:p>
     <w:p>
       <w:pPr>
@@ -6005,26 +6019,6 @@
         </w:rPr>
         <w:t>Nota: El postulante que oculte información y/o consigne información falsa será excluido del proceso de selección de personal; en caso de haberse producida la contratación deberá cesar por comisión de falta grave con arreglo a las normas vigentes sin prejuicio de la responsabilidad penal y/o administrativa en que hubiere incurrido.</w:t>
       </w:r>
-    </w:p>
-    <w:p>
-      <w:pPr>
-        <w:pStyle w:val="Ttulo1"/>
-        <w:ind w:left="-567" w:right="1509" w:firstLine="567"/>
-        <w:rPr>
-          <w:rFonts w:ascii="Arial" w:hAnsi="Arial"/>
-          <w:u w:val="thick"/>
-        </w:rPr>
-      </w:pPr>
-    </w:p>
-    <w:p>
-      <w:pPr>
-        <w:ind w:right="1084"/>
-        <w:jc w:val="both"/>
-        <w:rPr>
-          <w:rFonts w:asciiTheme="minorHAnsi" w:hAnsiTheme="minorHAnsi" w:cstheme="minorHAnsi"/>
-          <w:sz w:val="16"/>
-        </w:rPr>
-      </w:pPr>
     </w:p>
     <w:p>
       <w:pPr>

--- a/templates/plantilla.docx
+++ b/templates/plantilla.docx
@@ -4661,86 +4661,6 @@
         <w:jc w:val="center"/>
         <w:rPr>
           <w:rFonts w:ascii="Arial" w:eastAsia="Times New Roman" w:hAnsi="Arial" w:cs="Arial"/>
-          <w:b/>
-          <w:bCs/>
-          <w:color w:val="000000"/>
-          <w:sz w:val="20"/>
-          <w:szCs w:val="20"/>
-          <w:lang w:eastAsia="es-PE"/>
-        </w:rPr>
-      </w:pPr>
-    </w:p>
-    <w:p>
-      <w:pPr>
-        <w:adjustRightInd w:val="0"/>
-        <w:ind w:right="1368" w:hanging="426"/>
-        <w:jc w:val="center"/>
-        <w:rPr>
-          <w:rFonts w:ascii="Arial" w:eastAsia="Times New Roman" w:hAnsi="Arial" w:cs="Arial"/>
-          <w:b/>
-          <w:bCs/>
-          <w:color w:val="000000"/>
-          <w:sz w:val="20"/>
-          <w:szCs w:val="20"/>
-          <w:lang w:eastAsia="es-PE"/>
-        </w:rPr>
-      </w:pPr>
-    </w:p>
-    <w:p>
-      <w:pPr>
-        <w:adjustRightInd w:val="0"/>
-        <w:ind w:right="1368" w:hanging="426"/>
-        <w:jc w:val="center"/>
-        <w:rPr>
-          <w:rFonts w:ascii="Arial" w:eastAsia="Times New Roman" w:hAnsi="Arial" w:cs="Arial"/>
-          <w:b/>
-          <w:bCs/>
-          <w:color w:val="000000"/>
-          <w:sz w:val="20"/>
-          <w:szCs w:val="20"/>
-          <w:lang w:eastAsia="es-PE"/>
-        </w:rPr>
-      </w:pPr>
-    </w:p>
-    <w:p>
-      <w:pPr>
-        <w:adjustRightInd w:val="0"/>
-        <w:ind w:right="1368" w:hanging="426"/>
-        <w:jc w:val="center"/>
-        <w:rPr>
-          <w:rFonts w:ascii="Arial" w:eastAsia="Times New Roman" w:hAnsi="Arial" w:cs="Arial"/>
-          <w:b/>
-          <w:bCs/>
-          <w:color w:val="000000"/>
-          <w:sz w:val="20"/>
-          <w:szCs w:val="20"/>
-          <w:lang w:eastAsia="es-PE"/>
-        </w:rPr>
-      </w:pPr>
-    </w:p>
-    <w:p>
-      <w:pPr>
-        <w:adjustRightInd w:val="0"/>
-        <w:ind w:right="1368" w:hanging="426"/>
-        <w:jc w:val="center"/>
-        <w:rPr>
-          <w:rFonts w:ascii="Arial" w:eastAsia="Times New Roman" w:hAnsi="Arial" w:cs="Arial"/>
-          <w:b/>
-          <w:bCs/>
-          <w:color w:val="000000"/>
-          <w:sz w:val="20"/>
-          <w:szCs w:val="20"/>
-          <w:lang w:eastAsia="es-PE"/>
-        </w:rPr>
-      </w:pPr>
-    </w:p>
-    <w:p>
-      <w:pPr>
-        <w:adjustRightInd w:val="0"/>
-        <w:ind w:right="1368" w:hanging="426"/>
-        <w:jc w:val="center"/>
-        <w:rPr>
-          <w:rFonts w:ascii="Arial" w:eastAsia="Times New Roman" w:hAnsi="Arial" w:cs="Arial"/>
           <w:color w:val="000000"/>
           <w:sz w:val="20"/>
           <w:szCs w:val="20"/>
@@ -5827,6 +5747,24 @@
       <w:r>
         <w:t xml:space="preserve">                                                                  RUC: {RUC}</w:t>
       </w:r>
+    </w:p>
+    <w:p>
+      <w:pPr>
+        <w:rPr>
+          <w:rFonts w:ascii="Arial" w:hAnsi="Arial" w:cs="Arial"/>
+          <w:sz w:val="20"/>
+          <w:szCs w:val="20"/>
+        </w:rPr>
+      </w:pPr>
+    </w:p>
+    <w:p>
+      <w:pPr>
+        <w:rPr>
+          <w:rFonts w:ascii="Arial" w:hAnsi="Arial" w:cs="Arial"/>
+          <w:sz w:val="20"/>
+          <w:szCs w:val="20"/>
+        </w:rPr>
+      </w:pPr>
     </w:p>
     <w:p>
       <w:pPr>
@@ -6019,6 +5957,26 @@
         </w:rPr>
         <w:t>Nota: El postulante que oculte información y/o consigne información falsa será excluido del proceso de selección de personal; en caso de haberse producida la contratación deberá cesar por comisión de falta grave con arreglo a las normas vigentes sin prejuicio de la responsabilidad penal y/o administrativa en que hubiere incurrido.</w:t>
       </w:r>
+    </w:p>
+    <w:p>
+      <w:pPr>
+        <w:pStyle w:val="Ttulo1"/>
+        <w:ind w:left="-567" w:right="1509" w:firstLine="567"/>
+        <w:rPr>
+          <w:rFonts w:ascii="Arial" w:hAnsi="Arial"/>
+          <w:u w:val="thick"/>
+        </w:rPr>
+      </w:pPr>
+    </w:p>
+    <w:p>
+      <w:pPr>
+        <w:ind w:right="1084"/>
+        <w:jc w:val="both"/>
+        <w:rPr>
+          <w:rFonts w:asciiTheme="minorHAnsi" w:hAnsiTheme="minorHAnsi" w:cstheme="minorHAnsi"/>
+          <w:sz w:val="16"/>
+        </w:rPr>
+      </w:pPr>
     </w:p>
     <w:p>
       <w:pPr>

--- a/templates/plantilla.docx
+++ b/templates/plantilla.docx
@@ -4611,6 +4611,86 @@
       <w:pPr>
         <w:adjustRightInd w:val="0"/>
         <w:ind w:right="1368" w:hanging="426"/>
+        <w:rPr>
+          <w:rFonts w:ascii="Arial" w:eastAsia="Times New Roman" w:hAnsi="Arial" w:cs="Arial"/>
+          <w:b/>
+          <w:bCs/>
+          <w:color w:val="000000"/>
+          <w:sz w:val="20"/>
+          <w:szCs w:val="20"/>
+          <w:lang w:eastAsia="es-PE"/>
+        </w:rPr>
+      </w:pPr>
+    </w:p>
+    <w:p>
+      <w:pPr>
+        <w:adjustRightInd w:val="0"/>
+        <w:ind w:right="1368" w:hanging="426"/>
+        <w:jc w:val="center"/>
+        <w:rPr>
+          <w:rFonts w:ascii="Arial" w:eastAsia="Times New Roman" w:hAnsi="Arial" w:cs="Arial"/>
+          <w:b/>
+          <w:bCs/>
+          <w:color w:val="000000"/>
+          <w:sz w:val="20"/>
+          <w:szCs w:val="20"/>
+          <w:lang w:eastAsia="es-PE"/>
+        </w:rPr>
+      </w:pPr>
+    </w:p>
+    <w:p>
+      <w:pPr>
+        <w:adjustRightInd w:val="0"/>
+        <w:ind w:right="1368" w:hanging="426"/>
+        <w:jc w:val="center"/>
+        <w:rPr>
+          <w:rFonts w:ascii="Arial" w:eastAsia="Times New Roman" w:hAnsi="Arial" w:cs="Arial"/>
+          <w:b/>
+          <w:bCs/>
+          <w:color w:val="000000"/>
+          <w:sz w:val="20"/>
+          <w:szCs w:val="20"/>
+          <w:lang w:eastAsia="es-PE"/>
+        </w:rPr>
+      </w:pPr>
+    </w:p>
+    <w:p>
+      <w:pPr>
+        <w:adjustRightInd w:val="0"/>
+        <w:ind w:right="1368" w:hanging="426"/>
+        <w:jc w:val="center"/>
+        <w:rPr>
+          <w:rFonts w:ascii="Arial" w:eastAsia="Times New Roman" w:hAnsi="Arial" w:cs="Arial"/>
+          <w:b/>
+          <w:bCs/>
+          <w:color w:val="000000"/>
+          <w:sz w:val="20"/>
+          <w:szCs w:val="20"/>
+          <w:lang w:eastAsia="es-PE"/>
+        </w:rPr>
+      </w:pPr>
+    </w:p>
+    <w:p>
+      <w:pPr>
+        <w:adjustRightInd w:val="0"/>
+        <w:ind w:right="1368" w:hanging="426"/>
+        <w:jc w:val="center"/>
+        <w:rPr>
+          <w:rFonts w:ascii="Arial" w:eastAsia="Times New Roman" w:hAnsi="Arial" w:cs="Arial"/>
+          <w:b/>
+          <w:bCs/>
+          <w:color w:val="000000"/>
+          <w:sz w:val="20"/>
+          <w:szCs w:val="20"/>
+          <w:lang w:eastAsia="es-PE"/>
+        </w:rPr>
+      </w:pPr>
+    </w:p>
+    <w:p>
+      <w:pPr>
+        <w:adjustRightInd w:val="0"/>
+        <w:ind w:right="1368" w:hanging="426"/>
+        <w:jc w:val="center"/>
         <w:rPr>
           <w:rFonts w:ascii="Arial" w:eastAsia="Times New Roman" w:hAnsi="Arial" w:cs="Arial"/>
           <w:b/>

--- a/templates/plantilla.docx
+++ b/templates/plantilla.docx
@@ -5143,175 +5143,9 @@
       </w:r>
     </w:p>
     <w:p>
-      <w:pPr>
-        <w:pStyle w:val="Textoindependiente"/>
-        <w:spacing w:before="1"/>
-        <w:ind w:right="1368" w:hanging="426"/>
-        <w:rPr>
-          <w:rFonts w:ascii="Arial"/>
-          <w:b/>
-          <w:sz w:val="24"/>
-        </w:rPr>
-      </w:pPr>
-    </w:p>
-    <w:p>
-      <w:pPr>
-        <w:ind w:left="1184" w:right="1368" w:hanging="426"/>
-        <w:jc w:val="center"/>
-        <w:rPr>
-          <w:rFonts w:ascii="Arial" w:hAnsi="Arial"/>
-          <w:b/>
-          <w:w w:val="80"/>
-          <w:sz w:val="24"/>
-        </w:rPr>
-      </w:pPr>
-      <w:bookmarkStart w:id="2" w:name="DECLARACIÓN_JURADA"/>
-      <w:bookmarkStart w:id="3" w:name="DECLARACIÓN_JURADA_DE_NO_TENER_ANTECEDEN"/>
-      <w:bookmarkEnd w:id="2"/>
-      <w:bookmarkEnd w:id="3"/>
-    </w:p>
-    <w:p>
-      <w:pPr>
-        <w:ind w:left="1184" w:right="1368" w:hanging="426"/>
-        <w:jc w:val="center"/>
-        <w:rPr>
-          <w:rFonts w:ascii="Arial" w:hAnsi="Arial"/>
-          <w:b/>
-          <w:w w:val="80"/>
-          <w:sz w:val="24"/>
-        </w:rPr>
-      </w:pPr>
-    </w:p>
-    <w:p>
-      <w:pPr>
-        <w:tabs>
-          <w:tab w:val="left" w:pos="6901"/>
-        </w:tabs>
-        <w:ind w:left="1184" w:right="1368" w:hanging="426"/>
-        <w:rPr>
-          <w:rFonts w:ascii="Arial" w:hAnsi="Arial"/>
-          <w:b/>
-          <w:w w:val="80"/>
-          <w:sz w:val="24"/>
-        </w:rPr>
-      </w:pPr>
-      <w:r>
-        <w:rPr>
-          <w:rFonts w:ascii="Arial" w:hAnsi="Arial"/>
-          <w:b/>
-          <w:w w:val="80"/>
-          <w:sz w:val="24"/>
-        </w:rPr>
-        <w:tab/>
-      </w:r>
-      <w:r>
-        <w:rPr>
-          <w:rFonts w:ascii="Arial" w:hAnsi="Arial"/>
-          <w:b/>
-          <w:w w:val="80"/>
-          <w:sz w:val="24"/>
-        </w:rPr>
-        <w:tab/>
-      </w:r>
-    </w:p>
-    <w:p>
-      <w:pPr>
-        <w:ind w:left="1184" w:right="1368" w:hanging="426"/>
-        <w:jc w:val="center"/>
-        <w:rPr>
-          <w:rFonts w:ascii="Arial" w:hAnsi="Arial"/>
-          <w:b/>
-          <w:w w:val="80"/>
-          <w:sz w:val="24"/>
-        </w:rPr>
-      </w:pPr>
-    </w:p>
-    <w:p>
-      <w:pPr>
-        <w:ind w:left="1184" w:right="1368" w:hanging="426"/>
-        <w:jc w:val="center"/>
-        <w:rPr>
-          <w:rFonts w:ascii="Arial" w:hAnsi="Arial"/>
-          <w:b/>
-          <w:w w:val="80"/>
-          <w:sz w:val="24"/>
-        </w:rPr>
-      </w:pPr>
-    </w:p>
-    <w:p>
-      <w:pPr>
-        <w:ind w:left="1184" w:right="2040"/>
-        <w:jc w:val="center"/>
-        <w:rPr>
-          <w:rFonts w:ascii="Arial" w:hAnsi="Arial"/>
-          <w:b/>
-          <w:w w:val="80"/>
-          <w:sz w:val="24"/>
-        </w:rPr>
-      </w:pPr>
-    </w:p>
-    <w:p>
-      <w:pPr>
-        <w:ind w:left="1184" w:right="2040"/>
-        <w:jc w:val="center"/>
-        <w:rPr>
-          <w:rFonts w:ascii="Arial" w:hAnsi="Arial"/>
-          <w:b/>
-          <w:w w:val="80"/>
-          <w:sz w:val="24"/>
-        </w:rPr>
-      </w:pPr>
-    </w:p>
-    <w:p>
-      <w:pPr>
-        <w:ind w:left="1184" w:right="2040"/>
-        <w:jc w:val="center"/>
-        <w:rPr>
-          <w:rFonts w:ascii="Arial" w:hAnsi="Arial"/>
-          <w:b/>
-          <w:w w:val="80"/>
-          <w:sz w:val="24"/>
-        </w:rPr>
-      </w:pPr>
-    </w:p>
-    <w:p>
-      <w:pPr>
-        <w:ind w:right="1226"/>
-        <w:jc w:val="center"/>
-        <w:rPr>
-          <w:rFonts w:ascii="Arial" w:hAnsi="Arial" w:cs="Arial"/>
-          <w:b/>
-          <w:sz w:val="20"/>
-          <w:szCs w:val="20"/>
-          <w:u w:val="single"/>
-        </w:rPr>
-      </w:pPr>
-    </w:p>
-    <w:p>
-      <w:pPr>
-        <w:ind w:right="1226"/>
-        <w:jc w:val="center"/>
-        <w:rPr>
-          <w:rFonts w:ascii="Arial" w:hAnsi="Arial" w:cs="Arial"/>
-          <w:b/>
-          <w:sz w:val="20"/>
-          <w:szCs w:val="20"/>
-          <w:u w:val="single"/>
-        </w:rPr>
-      </w:pPr>
-    </w:p>
-    <w:p>
-      <w:pPr>
-        <w:ind w:right="1226"/>
-        <w:jc w:val="center"/>
-        <w:rPr>
-          <w:rFonts w:ascii="Arial" w:hAnsi="Arial" w:cs="Arial"/>
-          <w:b/>
-          <w:sz w:val="20"/>
-          <w:szCs w:val="20"/>
-          <w:u w:val="single"/>
-        </w:rPr>
-      </w:pPr>
+      <w:r>
+        <w:br w:type="page"/>
+      </w:r>
     </w:p>
     <w:p>
       <w:pPr>
@@ -6078,14 +5912,9 @@
       </w:r>
     </w:p>
     <w:p>
-      <w:pPr>
-        <w:pStyle w:val="Ttulo1"/>
-        <w:ind w:left="2659"/>
-        <w:rPr>
-          <w:rFonts w:ascii="Arial" w:hAnsi="Arial"/>
-          <w:u w:val="thick"/>
-        </w:rPr>
-      </w:pPr>
+      <w:r>
+        <w:br w:type="page"/>
+      </w:r>
     </w:p>
     <w:p>
       <w:pPr>

--- a/templates/plantilla.docx
+++ b/templates/plantilla.docx
@@ -4661,86 +4661,6 @@
         <w:jc w:val="center"/>
         <w:rPr>
           <w:rFonts w:ascii="Arial" w:eastAsia="Times New Roman" w:hAnsi="Arial" w:cs="Arial"/>
-          <w:b/>
-          <w:bCs/>
-          <w:color w:val="000000"/>
-          <w:sz w:val="20"/>
-          <w:szCs w:val="20"/>
-          <w:lang w:eastAsia="es-PE"/>
-        </w:rPr>
-      </w:pPr>
-    </w:p>
-    <w:p>
-      <w:pPr>
-        <w:adjustRightInd w:val="0"/>
-        <w:ind w:right="1368" w:hanging="426"/>
-        <w:jc w:val="center"/>
-        <w:rPr>
-          <w:rFonts w:ascii="Arial" w:eastAsia="Times New Roman" w:hAnsi="Arial" w:cs="Arial"/>
-          <w:b/>
-          <w:bCs/>
-          <w:color w:val="000000"/>
-          <w:sz w:val="20"/>
-          <w:szCs w:val="20"/>
-          <w:lang w:eastAsia="es-PE"/>
-        </w:rPr>
-      </w:pPr>
-    </w:p>
-    <w:p>
-      <w:pPr>
-        <w:adjustRightInd w:val="0"/>
-        <w:ind w:right="1368" w:hanging="426"/>
-        <w:jc w:val="center"/>
-        <w:rPr>
-          <w:rFonts w:ascii="Arial" w:eastAsia="Times New Roman" w:hAnsi="Arial" w:cs="Arial"/>
-          <w:b/>
-          <w:bCs/>
-          <w:color w:val="000000"/>
-          <w:sz w:val="20"/>
-          <w:szCs w:val="20"/>
-          <w:lang w:eastAsia="es-PE"/>
-        </w:rPr>
-      </w:pPr>
-    </w:p>
-    <w:p>
-      <w:pPr>
-        <w:adjustRightInd w:val="0"/>
-        <w:ind w:right="1368" w:hanging="426"/>
-        <w:jc w:val="center"/>
-        <w:rPr>
-          <w:rFonts w:ascii="Arial" w:eastAsia="Times New Roman" w:hAnsi="Arial" w:cs="Arial"/>
-          <w:b/>
-          <w:bCs/>
-          <w:color w:val="000000"/>
-          <w:sz w:val="20"/>
-          <w:szCs w:val="20"/>
-          <w:lang w:eastAsia="es-PE"/>
-        </w:rPr>
-      </w:pPr>
-    </w:p>
-    <w:p>
-      <w:pPr>
-        <w:adjustRightInd w:val="0"/>
-        <w:ind w:right="1368" w:hanging="426"/>
-        <w:jc w:val="center"/>
-        <w:rPr>
-          <w:rFonts w:ascii="Arial" w:eastAsia="Times New Roman" w:hAnsi="Arial" w:cs="Arial"/>
-          <w:b/>
-          <w:bCs/>
-          <w:color w:val="000000"/>
-          <w:sz w:val="20"/>
-          <w:szCs w:val="20"/>
-          <w:lang w:eastAsia="es-PE"/>
-        </w:rPr>
-      </w:pPr>
-    </w:p>
-    <w:p>
-      <w:pPr>
-        <w:adjustRightInd w:val="0"/>
-        <w:ind w:right="1368" w:hanging="426"/>
-        <w:jc w:val="center"/>
-        <w:rPr>
-          <w:rFonts w:ascii="Arial" w:eastAsia="Times New Roman" w:hAnsi="Arial" w:cs="Arial"/>
           <w:color w:val="000000"/>
           <w:sz w:val="20"/>
           <w:szCs w:val="20"/>
@@ -5143,6 +5063,164 @@
       </w:r>
     </w:p>
     <w:p>
+      <w:pPr>
+        <w:pStyle w:val="Textoindependiente"/>
+        <w:spacing w:before="1"/>
+        <w:ind w:right="1368" w:hanging="426"/>
+        <w:rPr>
+          <w:rFonts w:ascii="Arial"/>
+          <w:b/>
+          <w:sz w:val="24"/>
+        </w:rPr>
+      </w:pPr>
+    </w:p>
+    <w:p>
+      <w:pPr>
+        <w:ind w:left="1184" w:right="1368" w:hanging="426"/>
+        <w:jc w:val="center"/>
+        <w:rPr>
+          <w:rFonts w:ascii="Arial" w:hAnsi="Arial"/>
+          <w:b/>
+          <w:w w:val="80"/>
+          <w:sz w:val="24"/>
+        </w:rPr>
+      </w:pPr>
+      <w:bookmarkStart w:id="2" w:name="DECLARACIÓN_JURADA"/>
+      <w:bookmarkStart w:id="3" w:name="DECLARACIÓN_JURADA_DE_NO_TENER_ANTECEDEN"/>
+      <w:bookmarkEnd w:id="2"/>
+      <w:bookmarkEnd w:id="3"/>
+    </w:p>
+    <w:p>
+      <w:pPr>
+        <w:ind w:left="1184" w:right="1368" w:hanging="426"/>
+        <w:jc w:val="center"/>
+        <w:rPr>
+          <w:rFonts w:ascii="Arial" w:hAnsi="Arial"/>
+          <w:b/>
+          <w:w w:val="80"/>
+          <w:sz w:val="24"/>
+        </w:rPr>
+      </w:pPr>
+    </w:p>
+    <w:p>
+      <w:pPr>
+        <w:tabs>
+          <w:tab w:val="left" w:pos="6901"/>
+        </w:tabs>
+        <w:ind w:left="1184" w:right="1368" w:hanging="426"/>
+        <w:rPr>
+          <w:rFonts w:ascii="Arial" w:hAnsi="Arial"/>
+          <w:b/>
+          <w:w w:val="80"/>
+          <w:sz w:val="24"/>
+        </w:rPr>
+      </w:pPr>
+      <w:r>
+        <w:rPr>
+          <w:rFonts w:ascii="Arial" w:hAnsi="Arial"/>
+          <w:b/>
+          <w:w w:val="80"/>
+          <w:sz w:val="24"/>
+        </w:rPr>
+        <w:tab/>
+      </w:r>
+      <w:r>
+        <w:rPr>
+          <w:rFonts w:ascii="Arial" w:hAnsi="Arial"/>
+          <w:b/>
+          <w:w w:val="80"/>
+          <w:sz w:val="24"/>
+        </w:rPr>
+        <w:tab/>
+      </w:r>
+    </w:p>
+    <w:p>
+      <w:pPr>
+        <w:ind w:left="1184" w:right="1368" w:hanging="426"/>
+        <w:jc w:val="center"/>
+        <w:rPr>
+          <w:rFonts w:ascii="Arial" w:hAnsi="Arial"/>
+          <w:b/>
+          <w:w w:val="80"/>
+          <w:sz w:val="24"/>
+        </w:rPr>
+      </w:pPr>
+    </w:p>
+    <w:p>
+      <w:pPr>
+        <w:ind w:left="1184" w:right="1368" w:hanging="426"/>
+        <w:jc w:val="center"/>
+        <w:rPr>
+          <w:rFonts w:ascii="Arial" w:hAnsi="Arial"/>
+          <w:b/>
+          <w:w w:val="80"/>
+          <w:sz w:val="24"/>
+        </w:rPr>
+      </w:pPr>
+    </w:p>
+    <w:p>
+      <w:pPr>
+        <w:ind w:left="1184" w:right="2040"/>
+        <w:jc w:val="center"/>
+        <w:rPr>
+          <w:rFonts w:ascii="Arial" w:hAnsi="Arial"/>
+          <w:b/>
+          <w:w w:val="80"/>
+          <w:sz w:val="24"/>
+        </w:rPr>
+      </w:pPr>
+    </w:p>
+    <w:p>
+      <w:pPr>
+        <w:ind w:left="1184" w:right="2040"/>
+        <w:jc w:val="center"/>
+        <w:rPr>
+          <w:rFonts w:ascii="Arial" w:hAnsi="Arial"/>
+          <w:b/>
+          <w:w w:val="80"/>
+          <w:sz w:val="24"/>
+        </w:rPr>
+      </w:pPr>
+    </w:p>
+    <w:p>
+      <w:pPr>
+        <w:ind w:left="1184" w:right="2040"/>
+        <w:jc w:val="center"/>
+        <w:rPr>
+          <w:rFonts w:ascii="Arial" w:hAnsi="Arial"/>
+          <w:b/>
+          <w:w w:val="80"/>
+          <w:sz w:val="24"/>
+        </w:rPr>
+      </w:pPr>
+    </w:p>
+    <w:p>
+      <w:pPr>
+        <w:ind w:right="1226"/>
+        <w:jc w:val="center"/>
+        <w:rPr>
+          <w:rFonts w:ascii="Arial" w:hAnsi="Arial" w:cs="Arial"/>
+          <w:b/>
+          <w:sz w:val="20"/>
+          <w:szCs w:val="20"/>
+          <w:u w:val="single"/>
+        </w:rPr>
+      </w:pPr>
+    </w:p>
+    <w:p>
+      <w:pPr>
+        <w:ind w:right="1226"/>
+        <w:jc w:val="center"/>
+        <w:rPr>
+          <w:rFonts w:ascii="Arial" w:hAnsi="Arial" w:cs="Arial"/>
+          <w:b/>
+          <w:sz w:val="20"/>
+          <w:szCs w:val="20"/>
+          <w:u w:val="single"/>
+        </w:rPr>
+      </w:pPr>
+    </w:p>
+    <w:p>
       <w:r>
         <w:br w:type="page"/>
       </w:r>
@@ -5398,71 +5476,6 @@
     <w:p>
       <w:pPr>
         <w:pStyle w:val="Default"/>
-        <w:rPr>
-          <w:rFonts w:ascii="Arial" w:hAnsi="Arial" w:cs="Arial"/>
-          <w:b/>
-          <w:bCs/>
-          <w:sz w:val="20"/>
-          <w:szCs w:val="20"/>
-        </w:rPr>
-      </w:pPr>
-    </w:p>
-    <w:p>
-      <w:pPr>
-        <w:pStyle w:val="Default"/>
-        <w:jc w:val="center"/>
-        <w:rPr>
-          <w:rFonts w:ascii="Arial" w:hAnsi="Arial" w:cs="Arial"/>
-          <w:b/>
-          <w:bCs/>
-          <w:sz w:val="20"/>
-          <w:szCs w:val="20"/>
-        </w:rPr>
-      </w:pPr>
-    </w:p>
-    <w:p>
-      <w:pPr>
-        <w:pStyle w:val="Default"/>
-        <w:jc w:val="center"/>
-        <w:rPr>
-          <w:rFonts w:ascii="Arial" w:hAnsi="Arial" w:cs="Arial"/>
-          <w:b/>
-          <w:bCs/>
-          <w:sz w:val="20"/>
-          <w:szCs w:val="20"/>
-        </w:rPr>
-      </w:pPr>
-    </w:p>
-    <w:p>
-      <w:pPr>
-        <w:pStyle w:val="Default"/>
-        <w:jc w:val="center"/>
-        <w:rPr>
-          <w:rFonts w:ascii="Arial" w:hAnsi="Arial" w:cs="Arial"/>
-          <w:b/>
-          <w:bCs/>
-          <w:sz w:val="20"/>
-          <w:szCs w:val="20"/>
-        </w:rPr>
-      </w:pPr>
-    </w:p>
-    <w:p>
-      <w:pPr>
-        <w:pStyle w:val="Default"/>
-        <w:jc w:val="center"/>
-        <w:rPr>
-          <w:rFonts w:ascii="Arial" w:hAnsi="Arial" w:cs="Arial"/>
-          <w:b/>
-          <w:bCs/>
-          <w:sz w:val="20"/>
-          <w:szCs w:val="20"/>
-        </w:rPr>
-      </w:pPr>
-    </w:p>
-    <w:p>
-      <w:pPr>
-        <w:pStyle w:val="Default"/>
-        <w:jc w:val="center"/>
         <w:rPr>
           <w:rFonts w:ascii="Arial" w:hAnsi="Arial" w:cs="Arial"/>
           <w:b/>
